--- a/downloads/workbook/ai-7-week-24.docx
+++ b/downloads/workbook/ai-7-week-24.docx
@@ -997,6 +997,178 @@
         <w:t>Project connection: For the Reproducible AI Research Study, retain an annotated worked trace and the changed-case reasoning. Connect the claim to its records, units and assumptions so another investigator can challenge or reproduce it.</w:t>
       </w:r>
     </w:p>
+    <w:p>
+      <w:pPr>
+        <w:pStyle w:val="Heading1"/>
+      </w:pPr>
+      <w:r>
+        <w:t>13. Project portfolio milestone</w:t>
+      </w:r>
+    </w:p>
+    <w:p>
+      <w:r>
+        <w:t>Project: Reproducible AI Research Study</w:t>
+      </w:r>
+    </w:p>
+    <w:p>
+      <w:r>
+        <w:t>Current milestone: Evaluate and revise. Compare with your starting method, explain errors and record a justified revision.</w:t>
+      </w:r>
+    </w:p>
+    <w:p>
+      <w:r>
+        <w:t>For the Reproducible AI Research Study, retain an annotated worked trace and the changed-case reasoning. Connect the claim to its records, units and assumptions so another investigator can challenge or reproduce it.</w:t>
+      </w:r>
+    </w:p>
+    <w:tbl>
+      <w:tblPr>
+        <w:tblStyle w:val="LightShading-Accent1"/>
+        <w:tblW w:type="auto" w:w="0"/>
+        <w:tblLook w:firstColumn="1" w:firstRow="1" w:lastColumn="0" w:lastRow="0" w:noHBand="0" w:noVBand="1" w:val="04A0"/>
+      </w:tblPr>
+      <w:tblGrid>
+        <w:gridCol w:w="5112"/>
+        <w:gridCol w:w="5112"/>
+      </w:tblGrid>
+      <w:tr>
+        <w:trPr>
+          <w:tblHeader/>
+        </w:trPr>
+        <w:tc>
+          <w:tcPr>
+            <w:tcW w:type="dxa" w:w="5112"/>
+          </w:tcPr>
+          <w:p>
+            <w:r>
+              <w:t>Evidence to keep</w:t>
+            </w:r>
+          </w:p>
+        </w:tc>
+        <w:tc>
+          <w:tcPr>
+            <w:tcW w:type="dxa" w:w="5112"/>
+          </w:tcPr>
+          <w:p>
+            <w:r>
+              <w:t>My record</w:t>
+            </w:r>
+          </w:p>
+        </w:tc>
+      </w:tr>
+      <w:tr>
+        <w:tc>
+          <w:tcPr>
+            <w:tcW w:type="dxa" w:w="5112"/>
+          </w:tcPr>
+          <w:p>
+            <w:r>
+              <w:t>This week’s input and deciding step</w:t>
+            </w:r>
+          </w:p>
+        </w:tc>
+        <w:tc>
+          <w:tcPr>
+            <w:tcW w:type="dxa" w:w="5112"/>
+          </w:tcPr>
+          <w:p>
+            <w:r/>
+          </w:p>
+        </w:tc>
+      </w:tr>
+      <w:tr>
+        <w:tc>
+          <w:tcPr>
+            <w:tcW w:type="dxa" w:w="5112"/>
+          </w:tcPr>
+          <w:p>
+            <w:r>
+              <w:t>Prediction and actual result (or labelled paper trace)</w:t>
+            </w:r>
+          </w:p>
+        </w:tc>
+        <w:tc>
+          <w:tcPr>
+            <w:tcW w:type="dxa" w:w="5112"/>
+          </w:tcPr>
+          <w:p>
+            <w:r/>
+          </w:p>
+        </w:tc>
+      </w:tr>
+      <w:tr>
+        <w:tc>
+          <w:tcPr>
+            <w:tcW w:type="dxa" w:w="5112"/>
+          </w:tcPr>
+          <w:p>
+            <w:r>
+              <w:t>One change since the previous checkpoint and why</w:t>
+            </w:r>
+          </w:p>
+        </w:tc>
+        <w:tc>
+          <w:tcPr>
+            <w:tcW w:type="dxa" w:w="5112"/>
+          </w:tcPr>
+          <w:p>
+            <w:r/>
+          </w:p>
+        </w:tc>
+      </w:tr>
+      <w:tr>
+        <w:tc>
+          <w:tcPr>
+            <w:tcW w:type="dxa" w:w="5112"/>
+          </w:tcPr>
+          <w:p>
+            <w:r>
+              <w:t>One error or limit and the next test</w:t>
+            </w:r>
+          </w:p>
+        </w:tc>
+        <w:tc>
+          <w:tcPr>
+            <w:tcW w:type="dxa" w:w="5112"/>
+          </w:tcPr>
+          <w:p>
+            <w:r/>
+          </w:p>
+        </w:tc>
+      </w:tr>
+    </w:tbl>
+    <w:p>
+      <w:pPr>
+        <w:pStyle w:val="Heading3"/>
+      </w:pPr>
+      <w:r>
+        <w:t>Explain what this week adds to your project. Reuse last week’s record rather than starting again.</w:t>
+      </w:r>
+    </w:p>
+    <w:p>
+      <w:r>
+        <w:t>________________________________________________________________</w:t>
+      </w:r>
+    </w:p>
+    <w:p>
+      <w:r>
+        <w:t>________________________________________________________________</w:t>
+      </w:r>
+    </w:p>
+    <w:p>
+      <w:r>
+        <w:t>________________________________________________________________</w:t>
+      </w:r>
+    </w:p>
+    <w:p>
+      <w:r>
+        <w:t>________________________________________________________________</w:t>
+      </w:r>
+    </w:p>
+    <w:p>
+      <w:r>
+        <w:t>________________________________________________________________</w:t>
+      </w:r>
+    </w:p>
     <w:sectPr>
       <w:pgSz w:w="12240" w:h="15840"/>
       <w:pgMar w:top="936" w:right="1008" w:bottom="936" w:left="1008" w:header="720" w:footer="720" w:gutter="0"/>

--- a/downloads/workbook/ai-7-week-24.docx
+++ b/downloads/workbook/ai-7-week-24.docx
@@ -1169,6 +1169,235 @@
         <w:t>________________________________________________________________</w:t>
       </w:r>
     </w:p>
+    <w:p>
+      <w:pPr>
+        <w:pStyle w:val="Heading1"/>
+      </w:pPr>
+      <w:r>
+        <w:t>14. Supported practice and learning evidence</w:t>
+      </w:r>
+    </w:p>
+    <w:p>
+      <w:r>
+        <w:t>Use this supported practice once, in the browser or on paper. Keep the reserved independent assessment for a separate first attempt before teacher feedback.</w:t>
+      </w:r>
+    </w:p>
+    <w:p>
+      <w:r>
+        <w:t>A reproducible calculation record. A teammate must rerun a three-value mean without guessing the input or software version.</w:t>
+      </w:r>
+    </w:p>
+    <w:p>
+      <w:pPr>
+        <w:pStyle w:val="Heading3"/>
+      </w:pPr>
+      <w:r>
+        <w:t>Practice 1: explain the deciding evidence</w:t>
+      </w:r>
+    </w:p>
+    <w:p>
+      <w:r>
+        <w:t>Which labelled step matches this detail? Retain script version, environment description and data hash with the output.</w:t>
+      </w:r>
+    </w:p>
+    <w:p>
+      <w:r>
+        <w:t>1. Trace calculation</w:t>
+      </w:r>
+    </w:p>
+    <w:p>
+      <w:r>
+        <w:t>2. Identify exact input</w:t>
+      </w:r>
+    </w:p>
+    <w:p>
+      <w:r>
+        <w:t>3. Save provenance</w:t>
+      </w:r>
+    </w:p>
+    <w:p>
+      <w:pPr>
+        <w:pStyle w:val="Heading3"/>
+      </w:pPr>
+      <w:r>
+        <w:t>My selected conclusion, deciding fact and explanation</w:t>
+      </w:r>
+    </w:p>
+    <w:p>
+      <w:r>
+        <w:t>________________________________________________________________</w:t>
+      </w:r>
+    </w:p>
+    <w:p>
+      <w:r>
+        <w:t>________________________________________________________________</w:t>
+      </w:r>
+    </w:p>
+    <w:p>
+      <w:r>
+        <w:t>________________________________________________________________</w:t>
+      </w:r>
+    </w:p>
+    <w:p>
+      <w:r>
+        <w:t>________________________________________________________________</w:t>
+      </w:r>
+    </w:p>
+    <w:p>
+      <w:r>
+        <w:t>________________________________________________________________</w:t>
+      </w:r>
+    </w:p>
+    <w:p>
+      <w:r>
+        <w:t>Hint if needed: Read the steps in the pictorial case. Match the supplied detail to the stage that performs or records it.</w:t>
+      </w:r>
+    </w:p>
+    <w:p>
+      <w:r>
+        <w:t>After your attempt, compare with the supported explanation: Save provenance Retain script version, environment description and data hash with the output. Reproducibility needs the materials and decisions that produced a result. A screenshot of 4 does not specify which data or calculation generated it.</w:t>
+      </w:r>
+    </w:p>
+    <w:p>
+      <w:pPr>
+        <w:pStyle w:val="Heading3"/>
+      </w:pPr>
+      <w:r>
+        <w:t>Practice 2: explain the deciding evidence</w:t>
+      </w:r>
+    </w:p>
+    <w:p>
+      <w:r>
+        <w:t>Changed-case practice: The data file changes to 2,4,9. Which conclusion is supported by the supplied facts?</w:t>
+      </w:r>
+    </w:p>
+    <w:p>
+      <w:r>
+        <w:t>1. The mean becomes 15/3=5, and the saved input hash must change.</w:t>
+      </w:r>
+    </w:p>
+    <w:p>
+      <w:r>
+        <w:t>2. We can decide the result without examining the changed input or the procedure.</w:t>
+      </w:r>
+    </w:p>
+    <w:p>
+      <w:r>
+        <w:t>3. This one example guarantees correct results for every future input.</w:t>
+      </w:r>
+    </w:p>
+    <w:p>
+      <w:pPr>
+        <w:pStyle w:val="Heading3"/>
+      </w:pPr>
+      <w:r>
+        <w:t>My selected conclusion, deciding fact and explanation</w:t>
+      </w:r>
+    </w:p>
+    <w:p>
+      <w:r>
+        <w:t>________________________________________________________________</w:t>
+      </w:r>
+    </w:p>
+    <w:p>
+      <w:r>
+        <w:t>________________________________________________________________</w:t>
+      </w:r>
+    </w:p>
+    <w:p>
+      <w:r>
+        <w:t>________________________________________________________________</w:t>
+      </w:r>
+    </w:p>
+    <w:p>
+      <w:r>
+        <w:t>________________________________________________________________</w:t>
+      </w:r>
+    </w:p>
+    <w:p>
+      <w:r>
+        <w:t>________________________________________________________________</w:t>
+      </w:r>
+    </w:p>
+    <w:p>
+      <w:r>
+        <w:t>Hint if needed: Use the changed condition and the deciding step in the pictorial trace. The answer must say what follows from those facts.</w:t>
+      </w:r>
+    </w:p>
+    <w:p>
+      <w:r>
+        <w:t>After your attempt, compare with the supported explanation: The mean becomes 15/3=5, and the saved input hash must change. The calculation is the same but its input records differ.</w:t>
+      </w:r>
+    </w:p>
+    <w:p>
+      <w:pPr>
+        <w:pStyle w:val="Heading3"/>
+      </w:pPr>
+      <w:r>
+        <w:t>Repair a missing building block</w:t>
+      </w:r>
+    </w:p>
+    <w:p>
+      <w:r>
+        <w:t>Review Power and resource tradeoffs (ai-7/23). Goal: Explain the mechanism and terminology of power and resource tradeoffs. Short practice: Calculate both simulated detection fractions and resource costs. What additional detection is observed for the extra forty units, and does that establish power for an actual classroom study?. Return to this week and explain what you changed.</w:t>
+      </w:r>
+    </w:p>
+    <w:p>
+      <w:r>
+        <w:t>Review Predefining an analysis plan (ai-7/21). Goal: Explain the mechanism and terminology of predefining an analysis plan. Short practice: Apply the recorded exclusion rule. Can two readable model failures be removed, and how must a necessary later plan change be disclosed?. Return to this week and explain what you changed.</w:t>
+      </w:r>
+    </w:p>
+    <w:p>
+      <w:r>
+        <w:t>Review Dataset and benchmark limitations (ai-7/18). Goal: Explain the mechanism and terminology of dataset and benchmark limitations. Short practice: Report the indoor benchmark with its denominator and missing condition. After two correct outdoor cases out of four are added, what slice rate is supported and what remains uncertain?. Return to this week and explain what you changed.</w:t>
+      </w:r>
+    </w:p>
+    <w:p>
+      <w:pPr>
+        <w:pStyle w:val="Heading3"/>
+      </w:pPr>
+      <w:r>
+        <w:t>Keep your completed work</w:t>
+      </w:r>
+    </w:p>
+    <w:p>
+      <w:r>
+        <w:t>Use Download completed work in the hosted lesson to export your answers, reflections, practice feedback and code-run evidence. Open the HTML copy to read or print it. Drafts stay in this browser when storage is available; clear drafts on a shared device.</w:t>
+      </w:r>
+    </w:p>
+    <w:p>
+      <w:pPr>
+        <w:pStyle w:val="Heading3"/>
+      </w:pPr>
+      <w:r>
+        <w:t>What I repaired, the evidence I kept and the next test</w:t>
+      </w:r>
+    </w:p>
+    <w:p>
+      <w:r>
+        <w:t>________________________________________________________________</w:t>
+      </w:r>
+    </w:p>
+    <w:p>
+      <w:r>
+        <w:t>________________________________________________________________</w:t>
+      </w:r>
+    </w:p>
+    <w:p>
+      <w:r>
+        <w:t>________________________________________________________________</w:t>
+      </w:r>
+    </w:p>
+    <w:p>
+      <w:r>
+        <w:t>________________________________________________________________</w:t>
+      </w:r>
+    </w:p>
+    <w:p>
+      <w:r>
+        <w:t>________________________________________________________________</w:t>
+      </w:r>
+    </w:p>
     <w:sectPr>
       <w:pgSz w:w="12240" w:h="15840"/>
       <w:pgMar w:top="936" w:right="1008" w:bottom="936" w:left="1008" w:header="720" w:footer="720" w:gutter="0"/>

--- a/downloads/workbook/ai-7-week-24.docx
+++ b/downloads/workbook/ai-7-week-24.docx
@@ -30,33 +30,45 @@
     </w:p>
     <w:p>
       <w:r>
-        <w:t>Try the recall before opening notes. Then use a different colour or a labelled second line to correct your explanation.</w:t>
+        <w:t>Record your starting explanation for Reproducible environment and records before opening notes. Show any later correction separately.</w:t>
       </w:r>
     </w:p>
     <w:p>
       <w:pPr>
-        <w:pStyle w:val="Heading3"/>
-      </w:pPr>
-      <w:r>
-        <w:t>Power and resource tradeoffs</w:t>
+        <w:spacing w:line="336" w:lineRule="auto" w:after="180"/>
+      </w:pPr>
+      <w:r>
+        <w:rPr>
+          <w:b w:val="0"/>
+        </w:rPr>
+        <w:t>Try the recall before opening notes. Then use a different colour or a labelled second line to correct your explanation.</w:t>
       </w:r>
     </w:p>
     <w:p>
-      <w:r>
-        <w:t>Without opening the old lesson, explain one key idea from Power and resource tradeoffs. Give an example and a mistake that the idea helps you avoid.</w:t>
+      <w:pPr>
+        <w:pStyle w:val="Heading3"/>
+      </w:pPr>
+      <w:r>
+        <w:t>Power and resource tradeoffs</w:t>
       </w:r>
     </w:p>
     <w:p>
       <w:pPr>
-        <w:pStyle w:val="Heading3"/>
-      </w:pPr>
-      <w:r>
-        <w:t>My remembered idea, example and correction</w:t>
+        <w:spacing w:line="336" w:lineRule="auto" w:after="180"/>
+      </w:pPr>
+      <w:r>
+        <w:rPr>
+          <w:b w:val="0"/>
+        </w:rPr>
+        <w:t>Without opening the old lesson, explain one key idea from Power and resource tradeoffs. Give an example and a mistake that the idea helps you avoid.</w:t>
       </w:r>
     </w:p>
     <w:p>
-      <w:r>
-        <w:t>________________________________________________________________</w:t>
+      <w:pPr>
+        <w:pStyle w:val="Heading3"/>
+      </w:pPr>
+      <w:r>
+        <w:t>My remembered idea, example and correction</w:t>
       </w:r>
     </w:p>
     <w:p>
@@ -70,29 +82,35 @@
       </w:r>
     </w:p>
     <w:p>
-      <w:pPr>
-        <w:pStyle w:val="Heading3"/>
-      </w:pPr>
-      <w:r>
-        <w:t>Predefining an analysis plan</w:t>
+      <w:r>
+        <w:t>________________________________________________________________</w:t>
       </w:r>
     </w:p>
     <w:p>
-      <w:r>
-        <w:t>Without opening the old lesson, explain one key idea from Predefining an analysis plan. Give an example and a mistake that the idea helps you avoid.</w:t>
+      <w:pPr>
+        <w:pStyle w:val="Heading3"/>
+      </w:pPr>
+      <w:r>
+        <w:t>Predefining an analysis plan</w:t>
       </w:r>
     </w:p>
     <w:p>
       <w:pPr>
-        <w:pStyle w:val="Heading3"/>
-      </w:pPr>
-      <w:r>
-        <w:t>My remembered idea, example and correction</w:t>
+        <w:spacing w:line="336" w:lineRule="auto" w:after="180"/>
+      </w:pPr>
+      <w:r>
+        <w:rPr>
+          <w:b w:val="0"/>
+        </w:rPr>
+        <w:t>Without opening the old lesson, explain one key idea from Predefining an analysis plan. Give an example and a mistake that the idea helps you avoid.</w:t>
       </w:r>
     </w:p>
     <w:p>
-      <w:r>
-        <w:t>________________________________________________________________</w:t>
+      <w:pPr>
+        <w:pStyle w:val="Heading3"/>
+      </w:pPr>
+      <w:r>
+        <w:t>My remembered idea, example and correction</w:t>
       </w:r>
     </w:p>
     <w:p>
@@ -106,29 +124,35 @@
       </w:r>
     </w:p>
     <w:p>
-      <w:pPr>
-        <w:pStyle w:val="Heading3"/>
-      </w:pPr>
-      <w:r>
-        <w:t>Dataset and benchmark limitations</w:t>
+      <w:r>
+        <w:t>________________________________________________________________</w:t>
       </w:r>
     </w:p>
     <w:p>
-      <w:r>
-        <w:t>Without opening the old lesson, explain one key idea from Dataset and benchmark limitations. Give an example and a mistake that the idea helps you avoid.</w:t>
+      <w:pPr>
+        <w:pStyle w:val="Heading3"/>
+      </w:pPr>
+      <w:r>
+        <w:t>Dataset and benchmark limitations</w:t>
       </w:r>
     </w:p>
     <w:p>
       <w:pPr>
-        <w:pStyle w:val="Heading3"/>
-      </w:pPr>
-      <w:r>
-        <w:t>My remembered idea, example and correction</w:t>
+        <w:spacing w:line="336" w:lineRule="auto" w:after="180"/>
+      </w:pPr>
+      <w:r>
+        <w:rPr>
+          <w:b w:val="0"/>
+        </w:rPr>
+        <w:t>Without opening the old lesson, explain one key idea from Dataset and benchmark limitations. Give an example and a mistake that the idea helps you avoid.</w:t>
       </w:r>
     </w:p>
     <w:p>
-      <w:r>
-        <w:t>________________________________________________________________</w:t>
+      <w:pPr>
+        <w:pStyle w:val="Heading3"/>
+      </w:pPr>
+      <w:r>
+        <w:t>My remembered idea, example and correction</w:t>
       </w:r>
     </w:p>
     <w:p>
@@ -142,15 +166,31 @@
       </w:r>
     </w:p>
     <w:p>
-      <w:pPr>
-        <w:pStyle w:val="Heading1"/>
-      </w:pPr>
-      <w:r>
-        <w:t>02. Practise with fading help</w:t>
+      <w:r>
+        <w:t>________________________________________________________________</w:t>
       </w:r>
     </w:p>
     <w:p>
-      <w:r>
+      <w:pPr>
+        <w:pStyle w:val="Heading1"/>
+      </w:pPr>
+      <w:r>
+        <w:t>02. Practise with fading help</w:t>
+      </w:r>
+    </w:p>
+    <w:p>
+      <w:r>
+        <w:t>Complete the supported Reproducible environment and records trace and record the first step you can explain without help.</w:t>
+      </w:r>
+    </w:p>
+    <w:p>
+      <w:pPr>
+        <w:spacing w:line="336" w:lineRule="auto" w:after="180"/>
+      </w:pPr>
+      <w:r>
+        <w:rPr>
+          <w:b w:val="0"/>
+        </w:rPr>
         <w:t>Use W2: Trace the worked case for Reproducible environment and records. Record the answer once; the lesson and workbook refer to the same attempt.</w:t>
       </w:r>
     </w:p>
@@ -279,25 +319,37 @@
     </w:p>
     <w:p>
       <w:r>
-        <w:t>Use the worked case for Reproducible environment and records. Proposed explanation: “The worked result establishes every future case”. Decide whether this explanation is supported. Point to the step or supplied fact that decides; explain your repair if needed.</w:t>
+        <w:t>Check the proposed Reproducible environment and records explanation against the supplied facts before discussing it.</w:t>
       </w:r>
     </w:p>
     <w:p>
       <w:pPr>
-        <w:pStyle w:val="Heading3"/>
-      </w:pPr>
-      <w:r>
-        <w:t>My explanation before partner discussion</w:t>
+        <w:spacing w:line="336" w:lineRule="auto" w:after="180"/>
+      </w:pPr>
+      <w:r>
+        <w:rPr>
+          <w:b w:val="0"/>
+        </w:rPr>
+        <w:t>Use the worked case for Reproducible environment and records. Proposed explanation: “The worked result establishes every future case”. Decide whether this explanation is supported.</w:t>
       </w:r>
     </w:p>
     <w:p>
-      <w:r>
-        <w:t>________________________________________________________________</w:t>
+      <w:pPr>
+        <w:spacing w:line="336" w:lineRule="auto" w:after="180"/>
+      </w:pPr>
+      <w:r>
+        <w:rPr>
+          <w:b w:val="0"/>
+        </w:rPr>
+        <w:t>Point to the step or supplied fact that decides; explain your repair if needed.</w:t>
       </w:r>
     </w:p>
     <w:p>
-      <w:r>
-        <w:t>________________________________________________________________</w:t>
+      <w:pPr>
+        <w:pStyle w:val="Heading3"/>
+      </w:pPr>
+      <w:r>
+        <w:t>My explanation before partner discussion</w:t>
       </w:r>
     </w:p>
     <w:p>
@@ -311,47 +363,66 @@
       </w:r>
     </w:p>
     <w:p>
-      <w:pPr>
-        <w:pStyle w:val="Heading1"/>
-      </w:pPr>
-      <w:r>
-        <w:t>04. Independent transfer case</w:t>
+      <w:r>
+        <w:t>________________________________________________________________</w:t>
       </w:r>
     </w:p>
     <w:p>
-      <w:pPr>
-        <w:pStyle w:val="Heading3"/>
-      </w:pPr>
-      <w:r>
-        <w:t>Independent case: Apply a new case independently</w:t>
+      <w:r>
+        <w:t>________________________________________________________________</w:t>
       </w:r>
     </w:p>
     <w:p>
-      <w:r>
-        <w:t>Partner changes preprocessing and data version while keeping old run ID. What must be preserved?</w:t>
+      <w:pPr>
+        <w:pStyle w:val="Heading1"/>
+      </w:pPr>
+      <w:r>
+        <w:t>04. Independent transfer case</w:t>
       </w:r>
     </w:p>
     <w:p>
-      <w:pPr>
-        <w:pStyle w:val="Heading3"/>
-      </w:pPr>
-      <w:r>
-        <w:t>My independent explanation, trace and limits</w:t>
+      <w:r>
+        <w:t>Write one first attempt at the reserved independent case before feedback. Repeated copies of that case refer to the same recorded attempt.</w:t>
       </w:r>
     </w:p>
     <w:p>
-      <w:r>
-        <w:t>________________________________________________________________</w:t>
+      <w:pPr>
+        <w:pStyle w:val="Heading3"/>
+      </w:pPr>
+      <w:r>
+        <w:t>Independent case: Apply a new case independently</w:t>
       </w:r>
     </w:p>
     <w:p>
-      <w:r>
-        <w:t>________________________________________________________________</w:t>
+      <w:pPr>
+        <w:spacing w:line="336" w:lineRule="auto" w:after="180"/>
+        <w:shd w:fill="F5F1FB"/>
+      </w:pPr>
+      <w:r>
+        <w:rPr>
+          <w:b w:val="0"/>
+        </w:rPr>
+        <w:t>Partner changes pre</w:t>
+      </w:r>
+      <w:r>
+        <w:rPr>
+          <w:b/>
+        </w:rPr>
+        <w:t>process</w:t>
+      </w:r>
+      <w:r>
+        <w:rPr>
+          <w:b w:val="0"/>
+        </w:rPr>
+        <w:t>ing and data version while keeping old run ID. What must be preserved?</w:t>
       </w:r>
     </w:p>
     <w:p>
-      <w:r>
-        <w:t>________________________________________________________________</w:t>
+      <w:pPr>
+        <w:pStyle w:val="Heading3"/>
+      </w:pPr>
+      <w:r>
+        <w:t>My independent explanation, trace and limits</w:t>
       </w:r>
     </w:p>
     <w:p>
@@ -376,48 +447,96 @@
     </w:p>
     <w:p>
       <w:r>
-        <w:t>Attempt this case before feedback. Record any help. Earlier examples below are further practice; a case already practised with feedback cannot establish fresh transfer.</w:t>
+        <w:t>________________________________________________________________</w:t>
       </w:r>
     </w:p>
     <w:p>
-      <w:pPr>
-        <w:pStyle w:val="Heading1"/>
-      </w:pPr>
-      <w:r>
-        <w:t>05. W1 Explain the mechanism</w:t>
+      <w:r>
+        <w:t>________________________________________________________________</w:t>
       </w:r>
     </w:p>
     <w:p>
       <w:r>
-        <w:t>Explain the weekly mechanism in your own words. Use the worked scenario to name its input, decision rule and output.</w:t>
+        <w:t>________________________________________________________________</w:t>
       </w:r>
     </w:p>
     <w:p>
       <w:pPr>
-        <w:pStyle w:val="Heading3"/>
-      </w:pPr>
-      <w:r>
-        <w:t>My reasoning and evidence</w:t>
+        <w:spacing w:line="336" w:lineRule="auto" w:after="180"/>
+      </w:pPr>
+      <w:r>
+        <w:rPr>
+          <w:b w:val="0"/>
+        </w:rPr>
+        <w:t>Attempt this case before feedback. Record any help. Earlier examples below are further practice; a case already practised with feedback cannot establish fresh transfer.</w:t>
       </w:r>
     </w:p>
     <w:p>
-      <w:r>
-        <w:t>________________________________________________________________</w:t>
+      <w:pPr>
+        <w:pStyle w:val="Heading1"/>
+      </w:pPr>
+      <w:r>
+        <w:t>05. W1 Explain the mechanism</w:t>
       </w:r>
     </w:p>
     <w:p>
       <w:r>
-        <w:t>________________________________________________________________</w:t>
+        <w:t>Explain the mechanism. Apply the supplied Reproducible environment and records facts and keep your reasoning.</w:t>
       </w:r>
     </w:p>
     <w:p>
-      <w:r>
-        <w:t>________________________________________________________________</w:t>
+      <w:pPr>
+        <w:spacing w:line="336" w:lineRule="auto" w:after="180"/>
+      </w:pPr>
+      <w:r>
+        <w:rPr>
+          <w:b w:val="0"/>
+        </w:rPr>
+        <w:t xml:space="preserve">Explain the weekly </w:t>
+      </w:r>
+      <w:r>
+        <w:rPr>
+          <w:b/>
+        </w:rPr>
+        <w:t>mechanism</w:t>
+      </w:r>
+      <w:r>
+        <w:rPr>
+          <w:b w:val="0"/>
+        </w:rPr>
+        <w:t xml:space="preserve"> in your own words. Use the worked scenario to name its </w:t>
+      </w:r>
+      <w:r>
+        <w:rPr>
+          <w:b/>
+        </w:rPr>
+        <w:t>input</w:t>
+      </w:r>
+      <w:r>
+        <w:rPr>
+          <w:b w:val="0"/>
+        </w:rPr>
+        <w:t xml:space="preserve">, decision rule and </w:t>
+      </w:r>
+      <w:r>
+        <w:rPr>
+          <w:b/>
+        </w:rPr>
+        <w:t>output</w:t>
+      </w:r>
+      <w:r>
+        <w:rPr>
+          <w:b w:val="0"/>
+        </w:rPr>
+        <w:t>.</w:t>
       </w:r>
     </w:p>
     <w:p>
-      <w:r>
-        <w:t>________________________________________________________________</w:t>
+      <w:pPr>
+        <w:pStyle w:val="Heading3"/>
+      </w:pPr>
+      <w:r>
+        <w:t>My reasoning and evidence</w:t>
       </w:r>
     </w:p>
     <w:p>
@@ -431,24 +550,18 @@
       </w:r>
     </w:p>
     <w:p>
-      <w:pPr>
-        <w:pStyle w:val="Heading1"/>
-      </w:pPr>
-      <w:r>
-        <w:t>06. W2 Trace the worked case</w:t>
+      <w:r>
+        <w:t>________________________________________________________________</w:t>
       </w:r>
     </w:p>
     <w:p>
       <w:r>
-        <w:t>Folder contains seed42 and final-score.txt, but no dataset, code or dependency record. Show the intermediate steps and give the conclusion with its scope.</w:t>
+        <w:t>________________________________________________________________</w:t>
       </w:r>
     </w:p>
     <w:p>
-      <w:pPr>
-        <w:pStyle w:val="Heading3"/>
-      </w:pPr>
-      <w:r>
-        <w:t>My reasoning and evidence</w:t>
+      <w:r>
+        <w:t>________________________________________________________________</w:t>
       </w:r>
     </w:p>
     <w:p>
@@ -457,23 +570,35 @@
       </w:r>
     </w:p>
     <w:p>
-      <w:r>
-        <w:t>________________________________________________________________</w:t>
+      <w:pPr>
+        <w:pStyle w:val="Heading1"/>
+      </w:pPr>
+      <w:r>
+        <w:t>06. W2 Trace the worked case</w:t>
       </w:r>
     </w:p>
     <w:p>
       <w:r>
-        <w:t>________________________________________________________________</w:t>
+        <w:t>Trace the worked case. Apply the supplied Reproducible environment and records facts and keep your reasoning.</w:t>
       </w:r>
     </w:p>
     <w:p>
-      <w:r>
-        <w:t>________________________________________________________________</w:t>
+      <w:pPr>
+        <w:spacing w:line="336" w:lineRule="auto" w:after="180"/>
+      </w:pPr>
+      <w:r>
+        <w:rPr>
+          <w:b w:val="0"/>
+        </w:rPr>
+        <w:t>Folder contains seed42 and final-score.txt, but no dataset, code or dependency record. Show the intermediate steps and give the conclusion with its scope.</w:t>
       </w:r>
     </w:p>
     <w:p>
-      <w:r>
-        <w:t>________________________________________________________________</w:t>
+      <w:pPr>
+        <w:pStyle w:val="Heading3"/>
+      </w:pPr>
+      <w:r>
+        <w:t>My reasoning and evidence</w:t>
       </w:r>
     </w:p>
     <w:p>
@@ -487,24 +612,18 @@
       </w:r>
     </w:p>
     <w:p>
-      <w:pPr>
-        <w:pStyle w:val="Heading1"/>
-      </w:pPr>
-      <w:r>
-        <w:t>07. W3 Audit the limit</w:t>
+      <w:r>
+        <w:t>________________________________________________________________</w:t>
       </w:r>
     </w:p>
     <w:p>
       <w:r>
-        <w:t>A report omits this qualification: Reproducibility supports checking the computation, not automatic validity of the research claim. Explain how omitting it could change a reader's interpretation, and write an accurate replacement.</w:t>
+        <w:t>________________________________________________________________</w:t>
       </w:r>
     </w:p>
     <w:p>
-      <w:pPr>
-        <w:pStyle w:val="Heading3"/>
-      </w:pPr>
-      <w:r>
-        <w:t>My reasoning and evidence</w:t>
+      <w:r>
+        <w:t>________________________________________________________________</w:t>
       </w:r>
     </w:p>
     <w:p>
@@ -518,44 +637,56 @@
       </w:r>
     </w:p>
     <w:p>
-      <w:r>
-        <w:t>________________________________________________________________</w:t>
+      <w:pPr>
+        <w:pStyle w:val="Heading1"/>
+      </w:pPr>
+      <w:r>
+        <w:t>07. W3 Audit the limit</w:t>
       </w:r>
     </w:p>
     <w:p>
       <w:r>
-        <w:t>________________________________________________________________</w:t>
+        <w:t>Audit the limit. Apply the supplied Reproducible environment and records facts and keep your reasoning.</w:t>
       </w:r>
     </w:p>
     <w:p>
-      <w:r>
-        <w:t>________________________________________________________________</w:t>
+      <w:pPr>
+        <w:spacing w:line="336" w:lineRule="auto" w:after="180"/>
+      </w:pPr>
+      <w:r>
+        <w:rPr>
+          <w:b w:val="0"/>
+        </w:rPr>
+        <w:t>A report omits this qualification: Reproducibility supports checking the computation, not automatic validity of the research claim.</w:t>
       </w:r>
     </w:p>
     <w:p>
-      <w:r>
-        <w:t>________________________________________________________________</w:t>
+      <w:pPr>
+        <w:spacing w:line="336" w:lineRule="auto" w:after="180"/>
+      </w:pPr>
+      <w:r>
+        <w:rPr>
+          <w:b w:val="0"/>
+        </w:rPr>
+        <w:t>Explain how omitting it could change a reader's interpretation, and write an accurate replacement.</w:t>
       </w:r>
     </w:p>
     <w:p>
       <w:pPr>
-        <w:pStyle w:val="Heading1"/>
-      </w:pPr>
-      <w:r>
-        <w:t>08. W4 Apply a new case independently</w:t>
+        <w:pStyle w:val="Heading3"/>
+      </w:pPr>
+      <w:r>
+        <w:t>My reasoning and evidence</w:t>
       </w:r>
     </w:p>
     <w:p>
       <w:r>
-        <w:t>Partner changes preprocessing and data version while keeping old run ID. What must be preserved?</w:t>
+        <w:t>________________________________________________________________</w:t>
       </w:r>
     </w:p>
     <w:p>
-      <w:pPr>
-        <w:pStyle w:val="Heading3"/>
-      </w:pPr>
-      <w:r>
-        <w:t>My reasoning and evidence</w:t>
+      <w:r>
+        <w:t>________________________________________________________________</w:t>
       </w:r>
     </w:p>
     <w:p>
@@ -579,44 +710,63 @@
       </w:r>
     </w:p>
     <w:p>
-      <w:r>
-        <w:t>________________________________________________________________</w:t>
+      <w:pPr>
+        <w:pStyle w:val="Heading1"/>
+      </w:pPr>
+      <w:r>
+        <w:t>08. W4 Apply a new case independently</w:t>
       </w:r>
     </w:p>
     <w:p>
       <w:r>
-        <w:t>________________________________________________________________</w:t>
+        <w:t>Attempt before feedback. If this repeats the selected independent case, reuse that first attempt; otherwise keep a separate record. Apply a new case independently. Apply the supplied Reproducible environment and records facts and keep your reasoning.</w:t>
       </w:r>
     </w:p>
     <w:p>
-      <w:r>
-        <w:t>________________________________________________________________</w:t>
+      <w:pPr>
+        <w:spacing w:line="336" w:lineRule="auto" w:after="180"/>
+        <w:shd w:fill="F5F1FB"/>
+      </w:pPr>
+      <w:r>
+        <w:rPr>
+          <w:b w:val="0"/>
+        </w:rPr>
+        <w:t>Partner changes pre</w:t>
+      </w:r>
+      <w:r>
+        <w:rPr>
+          <w:b/>
+        </w:rPr>
+        <w:t>process</w:t>
+      </w:r>
+      <w:r>
+        <w:rPr>
+          <w:b w:val="0"/>
+        </w:rPr>
+        <w:t>ing and data version while keeping old run ID. What must be preserved?</w:t>
       </w:r>
     </w:p>
     <w:p>
-      <w:r>
-        <w:t>________________________________________________________________</w:t>
+      <w:pPr>
+        <w:pStyle w:val="Heading3"/>
+      </w:pPr>
+      <w:r>
+        <w:t>My reasoning and evidence</w:t>
       </w:r>
     </w:p>
     <w:p>
-      <w:pPr>
-        <w:pStyle w:val="Heading1"/>
-      </w:pPr>
-      <w:r>
-        <w:t>09. W5 Design a revealing follow-up</w:t>
+      <w:r>
+        <w:t>________________________________________________________________</w:t>
       </w:r>
     </w:p>
     <w:p>
       <w:r>
-        <w:t>For the worked scenario, propose one additional case that could reveal a failure, describe its expected outcome before running it, and explain what would need to remain fixed for a fair comparison. Do not reuse W4 as a new final test after receiving feedback.</w:t>
+        <w:t>________________________________________________________________</w:t>
       </w:r>
     </w:p>
     <w:p>
-      <w:pPr>
-        <w:pStyle w:val="Heading3"/>
-      </w:pPr>
-      <w:r>
-        <w:t>My reasoning and evidence</w:t>
+      <w:r>
+        <w:t>________________________________________________________________</w:t>
       </w:r>
     </w:p>
     <w:p>
@@ -645,26 +795,38 @@
       </w:r>
     </w:p>
     <w:p>
-      <w:r>
-        <w:t>________________________________________________________________</w:t>
+      <w:pPr>
+        <w:pStyle w:val="Heading1"/>
+      </w:pPr>
+      <w:r>
+        <w:t>09. W5 Design a revealing follow-up</w:t>
       </w:r>
     </w:p>
     <w:p>
       <w:r>
-        <w:t>________________________________________________________________</w:t>
+        <w:t>Design a revealing follow-up. Apply the supplied Reproducible environment and records facts and keep your reasoning.</w:t>
       </w:r>
     </w:p>
     <w:p>
       <w:pPr>
-        <w:pStyle w:val="Heading1"/>
-      </w:pPr>
-      <w:r>
-        <w:t>10. Project checkpoint and reflection</w:t>
+        <w:spacing w:line="336" w:lineRule="auto" w:after="180"/>
+      </w:pPr>
+      <w:r>
+        <w:rPr>
+          <w:b w:val="0"/>
+        </w:rPr>
+        <w:t>For the worked scenario, propose one additional case that could reveal a failure, describe its expected outcome before running it, and explain what would need to remain fixed for a fair comparison.</w:t>
       </w:r>
     </w:p>
     <w:p>
-      <w:r>
-        <w:t>Add a labelled reproducible environment and records evidence sheet to Reproducible AI Research Study. Show how you can explain the mechanism and terminology of reproducible environment and records. Use the supplied fictional case and keep its inputs, intermediate steps, calculation or prediction, and limitation. Connect this record to last week’s record; a matching answer without a trace is insufficient.</w:t>
+      <w:pPr>
+        <w:spacing w:line="336" w:lineRule="auto" w:after="180"/>
+      </w:pPr>
+      <w:r>
+        <w:rPr>
+          <w:b w:val="0"/>
+        </w:rPr>
+        <w:t>Do not reuse W4 as a new final test after receiving feedback.</w:t>
       </w:r>
     </w:p>
     <w:p>
@@ -672,7 +834,7 @@
         <w:pStyle w:val="Heading3"/>
       </w:pPr>
       <w:r>
-        <w:t>My project change, supporting evidence and remaining limit</w:t>
+        <w:t>My reasoning and evidence</w:t>
       </w:r>
     </w:p>
     <w:p>
@@ -706,11 +868,142 @@
       </w:r>
     </w:p>
     <w:p>
+      <w:r>
+        <w:t>________________________________________________________________</w:t>
+      </w:r>
+    </w:p>
+    <w:p>
       <w:pPr>
         <w:pStyle w:val="Heading1"/>
       </w:pPr>
       <w:r>
+        <w:t>10. Project checkpoint and reflection</w:t>
+      </w:r>
+    </w:p>
+    <w:p>
+      <w:r>
+        <w:t>Connect Reproducible environment and records to Reproducible AI Research Study, identify a limit and choose the next useful test.</w:t>
+      </w:r>
+    </w:p>
+    <w:p>
+      <w:pPr>
+        <w:spacing w:line="336" w:lineRule="auto" w:after="180"/>
+      </w:pPr>
+      <w:r>
+        <w:rPr>
+          <w:b w:val="0"/>
+        </w:rPr>
+        <w:t xml:space="preserve">Add a labelled reproducible environment and records </w:t>
+      </w:r>
+      <w:r>
+        <w:rPr>
+          <w:b/>
+        </w:rPr>
+        <w:t>evidence</w:t>
+      </w:r>
+      <w:r>
+        <w:rPr>
+          <w:b w:val="0"/>
+        </w:rPr>
+        <w:t xml:space="preserve"> sheet to Reproducible AI Research Study. Show how you can explain the </w:t>
+      </w:r>
+      <w:r>
+        <w:rPr>
+          <w:b/>
+        </w:rPr>
+        <w:t>mechanism</w:t>
+      </w:r>
+      <w:r>
+        <w:rPr>
+          <w:b w:val="0"/>
+        </w:rPr>
+        <w:t xml:space="preserve"> and terminology of reproducible environment and records.</w:t>
+      </w:r>
+    </w:p>
+    <w:p>
+      <w:pPr>
+        <w:spacing w:line="336" w:lineRule="auto" w:after="180"/>
+      </w:pPr>
+      <w:r>
+        <w:rPr>
+          <w:b w:val="0"/>
+        </w:rPr>
+        <w:t xml:space="preserve">Use the supplied fictional case and keep its </w:t>
+      </w:r>
+      <w:r>
+        <w:rPr>
+          <w:b/>
+        </w:rPr>
+        <w:t>input</w:t>
+      </w:r>
+      <w:r>
+        <w:rPr>
+          <w:b w:val="0"/>
+        </w:rPr>
+        <w:t xml:space="preserve">s, intermediate steps, calculation or </w:t>
+      </w:r>
+      <w:r>
+        <w:rPr>
+          <w:b/>
+        </w:rPr>
+        <w:t>prediction</w:t>
+      </w:r>
+      <w:r>
+        <w:rPr>
+          <w:b w:val="0"/>
+        </w:rPr>
+        <w:t>, and limitation. Connect this record to last week’s record; a matching answer without a trace is insufficient.</w:t>
+      </w:r>
+    </w:p>
+    <w:p>
+      <w:pPr>
+        <w:pStyle w:val="Heading3"/>
+      </w:pPr>
+      <w:r>
+        <w:t>My project change, supporting evidence and remaining limit</w:t>
+      </w:r>
+    </w:p>
+    <w:p>
+      <w:r>
+        <w:t>________________________________________________________________</w:t>
+      </w:r>
+    </w:p>
+    <w:p>
+      <w:r>
+        <w:t>________________________________________________________________</w:t>
+      </w:r>
+    </w:p>
+    <w:p>
+      <w:r>
+        <w:t>________________________________________________________________</w:t>
+      </w:r>
+    </w:p>
+    <w:p>
+      <w:r>
+        <w:t>________________________________________________________________</w:t>
+      </w:r>
+    </w:p>
+    <w:p>
+      <w:r>
+        <w:t>________________________________________________________________</w:t>
+      </w:r>
+    </w:p>
+    <w:p>
+      <w:r>
+        <w:t>________________________________________________________________</w:t>
+      </w:r>
+    </w:p>
+    <w:p>
+      <w:pPr>
+        <w:pStyle w:val="Heading1"/>
+      </w:pPr>
+      <w:r>
         <w:t>11. Feedback, return check and learning record</w:t>
+      </w:r>
+    </w:p>
+    <w:p>
+      <w:r>
+        <w:t>Record the first repaired step and a different case to revisit after a delay.</w:t>
       </w:r>
     </w:p>
     <w:tbl>
@@ -850,7 +1143,13 @@
       </w:tr>
     </w:tbl>
     <w:p>
-      <w:r>
+      <w:pPr>
+        <w:spacing w:line="336" w:lineRule="auto" w:after="180"/>
+      </w:pPr>
+      <w:r>
+        <w:rPr>
+          <w:b w:val="0"/>
+        </w:rPr>
         <w:t>Revisit this idea with your teacher after a delay. Familiarity is different from explaining and using it on a changed case.</w:t>
       </w:r>
     </w:p>
@@ -864,11 +1163,40 @@
     </w:p>
     <w:p>
       <w:r>
-        <w:t>A reproducible calculation record. A teammate must rerun a three-value mean without guessing the input or software version.</w:t>
+        <w:t>A reproducible calculation record. A teammate must rerun a three-value mean without guessing the input or software version. Explain the labelled step before checking the changed condition.</w:t>
       </w:r>
     </w:p>
     <w:p>
-      <w:r>
+      <w:pPr>
+        <w:spacing w:line="336" w:lineRule="auto" w:after="180"/>
+      </w:pPr>
+      <w:r>
+        <w:rPr>
+          <w:b w:val="0"/>
+        </w:rPr>
+        <w:t xml:space="preserve">A reproducible calculation record. A teammate must rerun a three-value mean without guessing the </w:t>
+      </w:r>
+      <w:r>
+        <w:rPr>
+          <w:b/>
+        </w:rPr>
+        <w:t>input</w:t>
+      </w:r>
+      <w:r>
+        <w:rPr>
+          <w:b w:val="0"/>
+        </w:rPr>
+        <w:t xml:space="preserve"> or software version.</w:t>
+      </w:r>
+    </w:p>
+    <w:p>
+      <w:pPr>
+        <w:spacing w:line="336" w:lineRule="auto" w:after="180"/>
+      </w:pPr>
+      <w:r>
+        <w:rPr>
+          <w:b w:val="0"/>
+        </w:rPr>
         <w:t>Data file contains 2,4,6. Recorded script sums values and divides by count; environment and file hash are saved.</w:t>
       </w:r>
     </w:p>
@@ -945,8 +1273,27 @@
       </w:r>
     </w:p>
     <w:p>
-      <w:r>
-        <w:t>Trace the recorded mean for 2,4,6 and its changed result for 2,4,9. Which artefacts must accompany the output so another team can identify the exact run?</w:t>
+      <w:pPr>
+        <w:spacing w:line="336" w:lineRule="auto" w:after="180"/>
+        <w:shd w:fill="F5F1FB"/>
+      </w:pPr>
+      <w:r>
+        <w:rPr>
+          <w:b w:val="0"/>
+        </w:rPr>
+        <w:t xml:space="preserve">Trace the recorded mean for 2,4,6 and its changed result for 2,4,9. Which artefacts must accompany the </w:t>
+      </w:r>
+      <w:r>
+        <w:rPr>
+          <w:b/>
+        </w:rPr>
+        <w:t>output</w:t>
+      </w:r>
+      <w:r>
+        <w:rPr>
+          <w:b w:val="0"/>
+        </w:rPr>
+        <w:t xml:space="preserve"> so another team can identify the exact run?</w:t>
       </w:r>
     </w:p>
     <w:p>
@@ -988,35 +1335,102 @@
       </w:r>
     </w:p>
     <w:p>
-      <w:r>
-        <w:t>Support used: alone / hint / worked example. This record is practice evidence.</w:t>
+      <w:pPr>
+        <w:pStyle w:val="Heading3"/>
+      </w:pPr>
+      <w:r>
+        <w:t>Record the help used</w:t>
       </w:r>
     </w:p>
     <w:p>
-      <w:r>
-        <w:t>Project connection: For the Reproducible AI Research Study, retain an annotated worked trace and the changed-case reasoning. Connect the claim to its records, units and assumptions so another investigator can challenge or reproduce it.</w:t>
+      <w:pPr>
+        <w:spacing w:line="336" w:lineRule="auto" w:after="180"/>
+        <w:shd w:fill="F1F6F8"/>
+      </w:pPr>
+      <w:r>
+        <w:rPr>
+          <w:b w:val="0"/>
+        </w:rPr>
+        <w:t xml:space="preserve">Support used: alone / hint / worked example. This record is practice </w:t>
+      </w:r>
+      <w:r>
+        <w:rPr>
+          <w:b/>
+        </w:rPr>
+        <w:t>evidence</w:t>
+      </w:r>
+      <w:r>
+        <w:rPr>
+          <w:b w:val="0"/>
+        </w:rPr>
+        <w:t>.</w:t>
       </w:r>
     </w:p>
     <w:p>
       <w:pPr>
-        <w:pStyle w:val="Heading1"/>
-      </w:pPr>
-      <w:r>
-        <w:t>13. Project portfolio milestone</w:t>
+        <w:spacing w:line="336" w:lineRule="auto" w:after="180"/>
+      </w:pPr>
+      <w:r>
+        <w:rPr>
+          <w:b w:val="0"/>
+        </w:rPr>
+        <w:t>Project connection: For the Reproducible AI Research Study, retain an annotated worked trace and the changed-case reasoning.</w:t>
       </w:r>
     </w:p>
     <w:p>
-      <w:r>
-        <w:t>Project: Reproducible AI Research Study</w:t>
+      <w:pPr>
+        <w:spacing w:line="336" w:lineRule="auto" w:after="180"/>
+      </w:pPr>
+      <w:r>
+        <w:rPr>
+          <w:b w:val="0"/>
+        </w:rPr>
+        <w:t>Connect the claim to its records, units and assumptions so another investigator can challenge or reproduce it.</w:t>
       </w:r>
     </w:p>
     <w:p>
-      <w:r>
-        <w:t>Current milestone: Evaluate and revise. Compare with your starting method, explain errors and record a justified revision.</w:t>
+      <w:pPr>
+        <w:pStyle w:val="Heading1"/>
+      </w:pPr>
+      <w:r>
+        <w:t>13. Project portfolio milestone</w:t>
       </w:r>
     </w:p>
     <w:p>
       <w:r>
+        <w:t>Keep this week’s input, deciding step, result and limit together in the Reproducible AI Research Study record.</w:t>
+      </w:r>
+    </w:p>
+    <w:p>
+      <w:pPr>
+        <w:spacing w:line="336" w:lineRule="auto" w:after="180"/>
+      </w:pPr>
+      <w:r>
+        <w:rPr>
+          <w:b w:val="0"/>
+        </w:rPr>
+        <w:t>Project: Reproducible AI Research Study</w:t>
+      </w:r>
+    </w:p>
+    <w:p>
+      <w:pPr>
+        <w:spacing w:line="336" w:lineRule="auto" w:after="180"/>
+      </w:pPr>
+      <w:r>
+        <w:rPr>
+          <w:b w:val="0"/>
+        </w:rPr>
+        <w:t>Current milestone: Evaluate and revise. Compare with your starting method, explain errors and record a justified revision.</w:t>
+      </w:r>
+    </w:p>
+    <w:p>
+      <w:pPr>
+        <w:spacing w:line="336" w:lineRule="auto" w:after="180"/>
+      </w:pPr>
+      <w:r>
+        <w:rPr>
+          <w:b w:val="0"/>
+        </w:rPr>
         <w:t>For the Reproducible AI Research Study, retain an annotated worked trace and the changed-case reasoning. Connect the claim to its records, units and assumptions so another investigator can challenge or reproduce it.</w:t>
       </w:r>
     </w:p>
@@ -1179,53 +1593,122 @@
     </w:p>
     <w:p>
       <w:r>
-        <w:t>Use this supported practice once, in the browser or on paper. Keep the reserved independent assessment for a separate first attempt before teacher feedback.</w:t>
+        <w:t>Try the supported questions before comparing with hints and feedback. Record what you repaired and the evidence you retained.</w:t>
       </w:r>
     </w:p>
     <w:p>
-      <w:r>
-        <w:t>A reproducible calculation record. A teammate must rerun a three-value mean without guessing the input or software version.</w:t>
+      <w:pPr>
+        <w:spacing w:line="336" w:lineRule="auto" w:after="180"/>
+      </w:pPr>
+      <w:r>
+        <w:rPr>
+          <w:b w:val="0"/>
+        </w:rPr>
+        <w:t>Use this supported practice once, in the browser or on paper. Keep the reserved independent assessment for a separate first attempt before teacher feedback.</w:t>
       </w:r>
     </w:p>
     <w:p>
       <w:pPr>
-        <w:pStyle w:val="Heading3"/>
-      </w:pPr>
-      <w:r>
-        <w:t>Practice 1: explain the deciding evidence</w:t>
+        <w:spacing w:line="336" w:lineRule="auto" w:after="180"/>
+      </w:pPr>
+      <w:r>
+        <w:rPr>
+          <w:b w:val="0"/>
+        </w:rPr>
+        <w:t xml:space="preserve">A reproducible calculation record. A teammate must rerun a three-value mean without guessing the </w:t>
+      </w:r>
+      <w:r>
+        <w:rPr>
+          <w:b/>
+        </w:rPr>
+        <w:t>input</w:t>
+      </w:r>
+      <w:r>
+        <w:rPr>
+          <w:b w:val="0"/>
+        </w:rPr>
+        <w:t xml:space="preserve"> or software version.</w:t>
       </w:r>
     </w:p>
     <w:p>
-      <w:r>
-        <w:t>Which labelled step matches this detail? Retain script version, environment description and data hash with the output.</w:t>
+      <w:pPr>
+        <w:pStyle w:val="Heading3"/>
+      </w:pPr>
+      <w:r>
+        <w:t>Practice 1: explain the deciding evidence</w:t>
       </w:r>
     </w:p>
     <w:p>
-      <w:r>
-        <w:t>1. Trace calculation</w:t>
+      <w:pPr>
+        <w:spacing w:line="336" w:lineRule="auto" w:after="180"/>
+      </w:pPr>
+      <w:r>
+        <w:rPr>
+          <w:b w:val="0"/>
+        </w:rPr>
+        <w:t xml:space="preserve">Which labelled step matches this detail? Retain script version, environment description and data hash with the </w:t>
+      </w:r>
+      <w:r>
+        <w:rPr>
+          <w:b/>
+        </w:rPr>
+        <w:t>output</w:t>
+      </w:r>
+      <w:r>
+        <w:rPr>
+          <w:b w:val="0"/>
+        </w:rPr>
+        <w:t>.</w:t>
       </w:r>
     </w:p>
     <w:p>
-      <w:r>
-        <w:t>2. Identify exact input</w:t>
+      <w:pPr>
+        <w:spacing w:line="336" w:lineRule="auto" w:after="180"/>
+        <w:shd w:fill="F4F9FC"/>
+      </w:pPr>
+      <w:r>
+        <w:rPr>
+          <w:b w:val="0"/>
+        </w:rPr>
+        <w:t>1. Trace calculation</w:t>
       </w:r>
     </w:p>
     <w:p>
-      <w:r>
-        <w:t>3. Save provenance</w:t>
+      <w:pPr>
+        <w:spacing w:line="336" w:lineRule="auto" w:after="180"/>
+        <w:shd w:fill="F4F9FC"/>
+      </w:pPr>
+      <w:r>
+        <w:rPr>
+          <w:b w:val="0"/>
+        </w:rPr>
+        <w:t xml:space="preserve">2. Identify exact </w:t>
+      </w:r>
+      <w:r>
+        <w:rPr>
+          <w:b/>
+        </w:rPr>
+        <w:t>input</w:t>
       </w:r>
     </w:p>
     <w:p>
       <w:pPr>
-        <w:pStyle w:val="Heading3"/>
-      </w:pPr>
-      <w:r>
-        <w:t>My selected conclusion, deciding fact and explanation</w:t>
+        <w:spacing w:line="336" w:lineRule="auto" w:after="180"/>
+        <w:shd w:fill="F4F9FC"/>
+      </w:pPr>
+      <w:r>
+        <w:rPr>
+          <w:b w:val="0"/>
+        </w:rPr>
+        <w:t>3. Save provenance</w:t>
       </w:r>
     </w:p>
     <w:p>
-      <w:r>
-        <w:t>________________________________________________________________</w:t>
+      <w:pPr>
+        <w:pStyle w:val="Heading3"/>
+      </w:pPr>
+      <w:r>
+        <w:t>My selected conclusion, deciding fact and explanation</w:t>
       </w:r>
     </w:p>
     <w:p>
@@ -1250,40 +1733,79 @@
     </w:p>
     <w:p>
       <w:r>
-        <w:t>Hint if needed: Read the steps in the pictorial case. Match the supplied detail to the stage that performs or records it.</w:t>
+        <w:t>________________________________________________________________</w:t>
       </w:r>
     </w:p>
     <w:p>
-      <w:r>
-        <w:t>After your attempt, compare with the supported explanation: Save provenance Retain script version, environment description and data hash with the output. Reproducibility needs the materials and decisions that produced a result. A screenshot of 4 does not specify which data or calculation generated it.</w:t>
+      <w:pPr>
+        <w:pStyle w:val="Heading3"/>
+      </w:pPr>
+      <w:r>
+        <w:t>Hint · try first</w:t>
       </w:r>
     </w:p>
     <w:p>
       <w:pPr>
-        <w:pStyle w:val="Heading3"/>
-      </w:pPr>
-      <w:r>
-        <w:t>Practice 2: explain the deciding evidence</w:t>
+        <w:spacing w:line="336" w:lineRule="auto" w:after="180"/>
+        <w:shd w:fill="F1F6F8"/>
+      </w:pPr>
+      <w:r>
+        <w:rPr>
+          <w:b w:val="0"/>
+        </w:rPr>
+        <w:t>Hint if needed: Read the steps in the pictorial case. Match the supplied detail to the stage that performs or records it.</w:t>
       </w:r>
     </w:p>
     <w:p>
-      <w:r>
-        <w:t>Changed-case practice: The data file changes to 2,4,9. Which conclusion is supported by the supplied facts?</w:t>
+      <w:pPr>
+        <w:pStyle w:val="Heading3"/>
+      </w:pPr>
+      <w:r>
+        <w:t>Feedback · compare after trying</w:t>
       </w:r>
     </w:p>
     <w:p>
-      <w:r>
-        <w:t>1. The mean becomes 15/3=5, and the saved input hash must change.</w:t>
+      <w:pPr>
+        <w:spacing w:line="336" w:lineRule="auto" w:after="180"/>
+        <w:shd w:fill="F1F6FC"/>
+      </w:pPr>
+      <w:r>
+        <w:rPr>
+          <w:b w:val="0"/>
+        </w:rPr>
+        <w:t xml:space="preserve">After your attempt, compare with the supported explanation: Save provenance Retain script version, environment description and data hash with the </w:t>
+      </w:r>
+      <w:r>
+        <w:rPr>
+          <w:b/>
+        </w:rPr>
+        <w:t>output</w:t>
+      </w:r>
+      <w:r>
+        <w:rPr>
+          <w:b w:val="0"/>
+        </w:rPr>
+        <w:t>.</w:t>
       </w:r>
     </w:p>
     <w:p>
-      <w:r>
-        <w:t>2. We can decide the result without examining the changed input or the procedure.</w:t>
+      <w:pPr>
+        <w:spacing w:line="336" w:lineRule="auto" w:after="180"/>
+        <w:shd w:fill="F1F6FC"/>
+      </w:pPr>
+      <w:r>
+        <w:rPr>
+          <w:b w:val="0"/>
+        </w:rPr>
+        <w:t>Reproducibility needs the materials and decisions that produced a result. A screenshot of 4 does not specify which data or calculation generated it.</w:t>
       </w:r>
     </w:p>
     <w:p>
-      <w:r>
-        <w:t>3. This one example guarantees correct results for every future input.</w:t>
+      <w:pPr>
+        <w:pStyle w:val="Heading3"/>
+      </w:pPr>
+      <w:r>
+        <w:t>Practice 2: explain the deciding evidence</w:t>
       </w:r>
     </w:p>
     <w:p>
@@ -1291,91 +1813,1100 @@
         <w:pStyle w:val="Heading3"/>
       </w:pPr>
       <w:r>
-        <w:t>My selected conclusion, deciding fact and explanation</w:t>
+        <w:t>Changed case · predict first</w:t>
       </w:r>
     </w:p>
     <w:p>
-      <w:r>
-        <w:t>________________________________________________________________</w:t>
+      <w:pPr>
+        <w:spacing w:line="336" w:lineRule="auto" w:after="180"/>
+        <w:shd w:fill="F5F1FB"/>
+      </w:pPr>
+      <w:r>
+        <w:rPr>
+          <w:b w:val="0"/>
+        </w:rPr>
+        <w:t>Changed-case practice: The data file changes to 2,4,9. Which conclusion is supported by the supplied facts?</w:t>
       </w:r>
     </w:p>
     <w:p>
-      <w:r>
-        <w:t>________________________________________________________________</w:t>
+      <w:pPr>
+        <w:spacing w:line="336" w:lineRule="auto" w:after="180"/>
+        <w:shd w:fill="F4F9FC"/>
+      </w:pPr>
+      <w:r>
+        <w:rPr>
+          <w:b w:val="0"/>
+        </w:rPr>
+        <w:t xml:space="preserve">1. The mean becomes 15/3=5, and the saved </w:t>
+      </w:r>
+      <w:r>
+        <w:rPr>
+          <w:b/>
+        </w:rPr>
+        <w:t>input</w:t>
+      </w:r>
+      <w:r>
+        <w:rPr>
+          <w:b w:val="0"/>
+        </w:rPr>
+        <w:t xml:space="preserve"> hash must change.</w:t>
       </w:r>
     </w:p>
     <w:p>
-      <w:r>
-        <w:t>________________________________________________________________</w:t>
+      <w:pPr>
+        <w:spacing w:line="336" w:lineRule="auto" w:after="180"/>
+        <w:shd w:fill="F4F9FC"/>
+      </w:pPr>
+      <w:r>
+        <w:rPr>
+          <w:b w:val="0"/>
+        </w:rPr>
+        <w:t xml:space="preserve">2. We can decide the result without examining the changed </w:t>
+      </w:r>
+      <w:r>
+        <w:rPr>
+          <w:b/>
+        </w:rPr>
+        <w:t>input</w:t>
+      </w:r>
+      <w:r>
+        <w:rPr>
+          <w:b w:val="0"/>
+        </w:rPr>
+        <w:t xml:space="preserve"> or the procedure.</w:t>
       </w:r>
     </w:p>
     <w:p>
-      <w:r>
-        <w:t>________________________________________________________________</w:t>
+      <w:pPr>
+        <w:spacing w:line="336" w:lineRule="auto" w:after="180"/>
+        <w:shd w:fill="F4F9FC"/>
+      </w:pPr>
+      <w:r>
+        <w:rPr>
+          <w:b w:val="0"/>
+        </w:rPr>
+        <w:t xml:space="preserve">3. This one example guarantees correct results for every future </w:t>
+      </w:r>
+      <w:r>
+        <w:rPr>
+          <w:b/>
+        </w:rPr>
+        <w:t>input</w:t>
+      </w:r>
+      <w:r>
+        <w:rPr>
+          <w:b w:val="0"/>
+        </w:rPr>
+        <w:t>.</w:t>
       </w:r>
     </w:p>
     <w:p>
-      <w:r>
-        <w:t>________________________________________________________________</w:t>
+      <w:pPr>
+        <w:pStyle w:val="Heading3"/>
+      </w:pPr>
+      <w:r>
+        <w:t>My selected conclusion, deciding fact and explanation</w:t>
       </w:r>
     </w:p>
     <w:p>
       <w:r>
-        <w:t>Hint if needed: Use the changed condition and the deciding step in the pictorial trace. The answer must say what follows from those facts.</w:t>
+        <w:t>________________________________________________________________</w:t>
       </w:r>
     </w:p>
     <w:p>
       <w:r>
-        <w:t>After your attempt, compare with the supported explanation: The mean becomes 15/3=5, and the saved input hash must change. The calculation is the same but its input records differ.</w:t>
+        <w:t>________________________________________________________________</w:t>
       </w:r>
     </w:p>
     <w:p>
-      <w:pPr>
-        <w:pStyle w:val="Heading3"/>
-      </w:pPr>
-      <w:r>
-        <w:t>Repair a missing building block</w:t>
+      <w:r>
+        <w:t>________________________________________________________________</w:t>
       </w:r>
     </w:p>
     <w:p>
       <w:r>
-        <w:t>Review Power and resource tradeoffs (ai-7/23). Goal: Explain the mechanism and terminology of power and resource tradeoffs. Short practice: Calculate both simulated detection fractions and resource costs. What additional detection is observed for the extra forty units, and does that establish power for an actual classroom study?. Return to this week and explain what you changed.</w:t>
+        <w:t>________________________________________________________________</w:t>
       </w:r>
     </w:p>
     <w:p>
       <w:r>
-        <w:t>Review Predefining an analysis plan (ai-7/21). Goal: Explain the mechanism and terminology of predefining an analysis plan. Short practice: Apply the recorded exclusion rule. Can two readable model failures be removed, and how must a necessary later plan change be disclosed?. Return to this week and explain what you changed.</w:t>
+        <w:t>________________________________________________________________</w:t>
       </w:r>
     </w:p>
     <w:p>
-      <w:r>
-        <w:t>Review Dataset and benchmark limitations (ai-7/18). Goal: Explain the mechanism and terminology of dataset and benchmark limitations. Short practice: Report the indoor benchmark with its denominator and missing condition. After two correct outdoor cases out of four are added, what slice rate is supported and what remains uncertain?. Return to this week and explain what you changed.</w:t>
+      <w:pPr>
+        <w:pStyle w:val="Heading3"/>
+      </w:pPr>
+      <w:r>
+        <w:t>Hint · try first</w:t>
       </w:r>
     </w:p>
     <w:p>
       <w:pPr>
-        <w:pStyle w:val="Heading3"/>
-      </w:pPr>
-      <w:r>
-        <w:t>Keep your completed work</w:t>
+        <w:spacing w:line="336" w:lineRule="auto" w:after="180"/>
+        <w:shd w:fill="F1F6F8"/>
+      </w:pPr>
+      <w:r>
+        <w:rPr>
+          <w:b w:val="0"/>
+        </w:rPr>
+        <w:t>Hint if needed: Use the changed condition and the deciding step in the pictorial trace. The answer must say what follows from those facts.</w:t>
       </w:r>
     </w:p>
     <w:p>
-      <w:r>
-        <w:t>Use Download completed work in the hosted lesson to export your answers, reflections, practice feedback and code-run evidence. Open the HTML copy to read or print it. Drafts stay in this browser when storage is available; clear drafts on a shared device.</w:t>
+      <w:pPr>
+        <w:pStyle w:val="Heading3"/>
+      </w:pPr>
+      <w:r>
+        <w:t>Feedback · compare after trying</w:t>
       </w:r>
     </w:p>
     <w:p>
       <w:pPr>
-        <w:pStyle w:val="Heading3"/>
-      </w:pPr>
-      <w:r>
-        <w:t>What I repaired, the evidence I kept and the next test</w:t>
+        <w:spacing w:line="336" w:lineRule="auto" w:after="180"/>
+        <w:shd w:fill="F1F6FC"/>
+      </w:pPr>
+      <w:r>
+        <w:rPr>
+          <w:b w:val="0"/>
+        </w:rPr>
+        <w:t xml:space="preserve">After your attempt, compare with the supported explanation: The mean becomes 15/3=5, and the saved </w:t>
+      </w:r>
+      <w:r>
+        <w:rPr>
+          <w:b/>
+        </w:rPr>
+        <w:t>input</w:t>
+      </w:r>
+      <w:r>
+        <w:rPr>
+          <w:b w:val="0"/>
+        </w:rPr>
+        <w:t xml:space="preserve"> hash must change. The calculation is the same but its </w:t>
+      </w:r>
+      <w:r>
+        <w:rPr>
+          <w:b/>
+        </w:rPr>
+        <w:t>input</w:t>
+      </w:r>
+      <w:r>
+        <w:rPr>
+          <w:b w:val="0"/>
+        </w:rPr>
+        <w:t xml:space="preserve"> records differ.</w:t>
       </w:r>
     </w:p>
     <w:p>
+      <w:pPr>
+        <w:pStyle w:val="Heading3"/>
+      </w:pPr>
+      <w:r>
+        <w:t>Repair a missing building block</w:t>
+      </w:r>
+    </w:p>
+    <w:p>
+      <w:pPr>
+        <w:spacing w:line="336" w:lineRule="auto" w:after="180"/>
+      </w:pPr>
+      <w:r>
+        <w:rPr>
+          <w:b w:val="0"/>
+        </w:rPr>
+        <w:t xml:space="preserve">Review Power and resource tradeoffs (ai-7/23). Goal: Explain the </w:t>
+      </w:r>
+      <w:r>
+        <w:rPr>
+          <w:b/>
+        </w:rPr>
+        <w:t>mechanism</w:t>
+      </w:r>
+      <w:r>
+        <w:rPr>
+          <w:b w:val="0"/>
+        </w:rPr>
+        <w:t xml:space="preserve"> and terminology of power and resource tradeoffs. Short practice: Calculate both simulated detection fractions and resource costs.</w:t>
+      </w:r>
+    </w:p>
+    <w:p>
+      <w:pPr>
+        <w:spacing w:line="336" w:lineRule="auto" w:after="180"/>
+      </w:pPr>
+      <w:r>
+        <w:rPr>
+          <w:b w:val="0"/>
+        </w:rPr>
+        <w:t>What additional detection is observed for the extra forty units, and does that establish power for an actual classroom study?. Return to this week and explain what you changed.</w:t>
+      </w:r>
+    </w:p>
+    <w:p>
+      <w:pPr>
+        <w:spacing w:line="336" w:lineRule="auto" w:after="180"/>
+      </w:pPr>
+      <w:r>
+        <w:rPr>
+          <w:b w:val="0"/>
+        </w:rPr>
+        <w:t xml:space="preserve">Review Predefining an analysis plan (ai-7/21). Goal: Explain the </w:t>
+      </w:r>
+      <w:r>
+        <w:rPr>
+          <w:b/>
+        </w:rPr>
+        <w:t>mechanism</w:t>
+      </w:r>
+      <w:r>
+        <w:rPr>
+          <w:b w:val="0"/>
+        </w:rPr>
+        <w:t xml:space="preserve"> and terminology of predefining an analysis plan. Short practice: Apply the recorded exclusion rule.</w:t>
+      </w:r>
+    </w:p>
+    <w:p>
+      <w:pPr>
+        <w:spacing w:line="336" w:lineRule="auto" w:after="180"/>
+      </w:pPr>
+      <w:r>
+        <w:rPr>
+          <w:b w:val="0"/>
+        </w:rPr>
+        <w:t>Can two readable model failures be removed, and how must a necessary later plan change be disclosed?. Return to this week and explain what you changed.</w:t>
+      </w:r>
+    </w:p>
+    <w:p>
+      <w:pPr>
+        <w:spacing w:line="336" w:lineRule="auto" w:after="180"/>
+      </w:pPr>
+      <w:r>
+        <w:rPr>
+          <w:b w:val="0"/>
+        </w:rPr>
+        <w:t xml:space="preserve">Review Dataset and benchmark limitations (ai-7/18). Goal: Explain the </w:t>
+      </w:r>
+      <w:r>
+        <w:rPr>
+          <w:b/>
+        </w:rPr>
+        <w:t>mechanism</w:t>
+      </w:r>
+      <w:r>
+        <w:rPr>
+          <w:b w:val="0"/>
+        </w:rPr>
+        <w:t xml:space="preserve"> and terminology of dataset and benchmark limitations. Short practice: Report the indoor benchmark with its denominator and missing condition.</w:t>
+      </w:r>
+    </w:p>
+    <w:p>
+      <w:pPr>
+        <w:spacing w:line="336" w:lineRule="auto" w:after="180"/>
+      </w:pPr>
+      <w:r>
+        <w:rPr>
+          <w:b w:val="0"/>
+        </w:rPr>
+        <w:t>After two correct outdoor cases out of four are added, what slice rate is supported and what remains uncertain?. Return to this week and explain what you changed.</w:t>
+      </w:r>
+    </w:p>
+    <w:p>
+      <w:pPr>
+        <w:pStyle w:val="Heading3"/>
+      </w:pPr>
+      <w:r>
+        <w:t>Keep your completed work</w:t>
+      </w:r>
+    </w:p>
+    <w:p>
+      <w:pPr>
+        <w:spacing w:line="336" w:lineRule="auto" w:after="180"/>
+      </w:pPr>
+      <w:r>
+        <w:rPr>
+          <w:b w:val="0"/>
+        </w:rPr>
+        <w:t xml:space="preserve">Use Download completed work in the hosted lesson to export your answers, reflections, practice feedback and code-run </w:t>
+      </w:r>
+      <w:r>
+        <w:rPr>
+          <w:b/>
+        </w:rPr>
+        <w:t>evidence</w:t>
+      </w:r>
+      <w:r>
+        <w:rPr>
+          <w:b w:val="0"/>
+        </w:rPr>
+        <w:t>. Open the HTML copy to read or print it.</w:t>
+      </w:r>
+    </w:p>
+    <w:p>
+      <w:pPr>
+        <w:spacing w:line="336" w:lineRule="auto" w:after="180"/>
+      </w:pPr>
+      <w:r>
+        <w:rPr>
+          <w:b w:val="0"/>
+        </w:rPr>
+        <w:t>Drafts stay in this browser when storage is available; clear drafts on a shared device.</w:t>
+      </w:r>
+    </w:p>
+    <w:p>
+      <w:pPr>
+        <w:pStyle w:val="Heading3"/>
+      </w:pPr>
+      <w:r>
+        <w:t>What I repaired, the evidence I kept and the next test</w:t>
+      </w:r>
+    </w:p>
+    <w:p>
       <w:r>
         <w:t>________________________________________________________________</w:t>
+      </w:r>
+    </w:p>
+    <w:p>
+      <w:r>
+        <w:t>________________________________________________________________</w:t>
+      </w:r>
+    </w:p>
+    <w:p>
+      <w:r>
+        <w:t>________________________________________________________________</w:t>
+      </w:r>
+    </w:p>
+    <w:p>
+      <w:r>
+        <w:t>________________________________________________________________</w:t>
+      </w:r>
+    </w:p>
+    <w:p>
+      <w:r>
+        <w:t>________________________________________________________________</w:t>
+      </w:r>
+    </w:p>
+    <w:p>
+      <w:pPr>
+        <w:pStyle w:val="Heading1"/>
+      </w:pPr>
+      <w:r>
+        <w:t>15. Visual concept journey</w:t>
+      </w:r>
+    </w:p>
+    <w:p>
+      <w:r>
+        <w:t>Explain each Reproducible environment and records picture from its labels, then record a relevant limit.</w:t>
+      </w:r>
+    </w:p>
+    <w:p>
+      <w:pPr>
+        <w:pStyle w:val="Heading3"/>
+      </w:pPr>
+      <w:r>
+        <w:t>01. Reproducible environment and records: the case</w:t>
+      </w:r>
+    </w:p>
+    <w:p>
+      <w:r>
+        <w:drawing>
+          <wp:inline xmlns:a="http://schemas.openxmlformats.org/drawingml/2006/main" xmlns:pic="http://schemas.openxmlformats.org/drawingml/2006/picture">
+            <wp:extent cx="5486400" cy="2834640"/>
+            <wp:docPr id="3" name="Picture 3" descr="A reproducible calculation record. A teammate must rerun a three-value mean without guessing the input or software version. Supplied facts: Data file contains 2,4,6. Recorded script sums values and divides by count; environment and file hash are saved."/>
+            <wp:cNvGraphicFramePr>
+              <a:graphicFrameLocks noChangeAspect="1"/>
+            </wp:cNvGraphicFramePr>
+            <a:graphic>
+              <a:graphicData uri="http://schemas.openxmlformats.org/drawingml/2006/picture">
+                <pic:pic>
+                  <pic:nvPicPr>
+                    <pic:cNvPr id="0" name="academy-story-ai-7-24-01.png"/>
+                    <pic:cNvPicPr/>
+                  </pic:nvPicPr>
+                  <pic:blipFill>
+                    <a:blip r:embed="rId11"/>
+                    <a:stretch>
+                      <a:fillRect/>
+                    </a:stretch>
+                  </pic:blipFill>
+                  <pic:spPr>
+                    <a:xfrm>
+                      <a:off x="0" y="0"/>
+                      <a:ext cx="5486400" cy="2834640"/>
+                    </a:xfrm>
+                    <a:prstGeom prst="rect"/>
+                  </pic:spPr>
+                </pic:pic>
+              </a:graphicData>
+            </a:graphic>
+          </wp:inline>
+        </w:drawing>
+      </w:r>
+    </w:p>
+    <w:p>
+      <w:pPr>
+        <w:spacing w:line="336" w:lineRule="auto" w:after="180"/>
+      </w:pPr>
+      <w:r>
+        <w:rPr>
+          <w:b w:val="0"/>
+        </w:rPr>
+        <w:t xml:space="preserve">A reproducible calculation record. A teammate must rerun a three-value mean without guessing the </w:t>
+      </w:r>
+      <w:r>
+        <w:rPr>
+          <w:b/>
+        </w:rPr>
+        <w:t>input</w:t>
+      </w:r>
+      <w:r>
+        <w:rPr>
+          <w:b w:val="0"/>
+        </w:rPr>
+        <w:t xml:space="preserve"> or software version. Supplied facts: Data file contains 2,4,6.</w:t>
+      </w:r>
+    </w:p>
+    <w:p>
+      <w:pPr>
+        <w:spacing w:line="336" w:lineRule="auto" w:after="180"/>
+      </w:pPr>
+      <w:r>
+        <w:rPr>
+          <w:b w:val="0"/>
+        </w:rPr>
+        <w:t>Recorded script sums values and divides by count; environment and file hash are saved.</w:t>
+      </w:r>
+    </w:p>
+    <w:p>
+      <w:pPr>
+        <w:spacing w:line="336" w:lineRule="auto" w:after="180"/>
+        <w:shd w:fill="F5F1FB"/>
+      </w:pPr>
+      <w:r>
+        <w:rPr>
+          <w:b w:val="0"/>
+        </w:rPr>
+        <w:t>Point to the given fact that matters most. Explain why it matters.</w:t>
+      </w:r>
+    </w:p>
+    <w:p>
+      <w:pPr>
+        <w:pStyle w:val="Heading3"/>
+      </w:pPr>
+      <w:r>
+        <w:t>My picture explanation, deciding evidence and one limit</w:t>
+      </w:r>
+    </w:p>
+    <w:p>
+      <w:r>
+        <w:t>________________________________________________________________</w:t>
+      </w:r>
+    </w:p>
+    <w:p>
+      <w:r>
+        <w:t>________________________________________________________________</w:t>
+      </w:r>
+    </w:p>
+    <w:p>
+      <w:r>
+        <w:t>________________________________________________________________</w:t>
+      </w:r>
+    </w:p>
+    <w:p>
+      <w:r>
+        <w:t>________________________________________________________________</w:t>
+      </w:r>
+    </w:p>
+    <w:p>
+      <w:pPr>
+        <w:pStyle w:val="Heading3"/>
+      </w:pPr>
+      <w:r>
+        <w:t>02. Follow the deciding steps</w:t>
+      </w:r>
+    </w:p>
+    <w:p>
+      <w:r>
+        <w:drawing>
+          <wp:inline xmlns:a="http://schemas.openxmlformats.org/drawingml/2006/main" xmlns:pic="http://schemas.openxmlformats.org/drawingml/2006/picture">
+            <wp:extent cx="5486400" cy="3182112"/>
+            <wp:docPr id="4" name="Picture 4" descr="Identify exact input: Use the three recorded values, not a similarly named edited file. → Trace calculation: Sum is 12; count is 3; mean is 4. → Save provenance: Retain script version, environment description and data hash with the output."/>
+            <wp:cNvGraphicFramePr>
+              <a:graphicFrameLocks noChangeAspect="1"/>
+            </wp:cNvGraphicFramePr>
+            <a:graphic>
+              <a:graphicData uri="http://schemas.openxmlformats.org/drawingml/2006/picture">
+                <pic:pic>
+                  <pic:nvPicPr>
+                    <pic:cNvPr id="0" name="academy-story-ai-7-24-02.png"/>
+                    <pic:cNvPicPr/>
+                  </pic:nvPicPr>
+                  <pic:blipFill>
+                    <a:blip r:embed="rId12"/>
+                    <a:stretch>
+                      <a:fillRect/>
+                    </a:stretch>
+                  </pic:blipFill>
+                  <pic:spPr>
+                    <a:xfrm>
+                      <a:off x="0" y="0"/>
+                      <a:ext cx="5486400" cy="3182112"/>
+                    </a:xfrm>
+                    <a:prstGeom prst="rect"/>
+                  </pic:spPr>
+                </pic:pic>
+              </a:graphicData>
+            </a:graphic>
+          </wp:inline>
+        </w:drawing>
+      </w:r>
+    </w:p>
+    <w:p>
+      <w:pPr>
+        <w:spacing w:line="336" w:lineRule="auto" w:after="180"/>
+      </w:pPr>
+      <w:r>
+        <w:rPr>
+          <w:b w:val="0"/>
+        </w:rPr>
+        <w:t xml:space="preserve">Identify exact </w:t>
+      </w:r>
+      <w:r>
+        <w:rPr>
+          <w:b/>
+        </w:rPr>
+        <w:t>input</w:t>
+      </w:r>
+      <w:r>
+        <w:rPr>
+          <w:b w:val="0"/>
+        </w:rPr>
+        <w:t xml:space="preserve">: Use the three recorded values, not a similarly named edited file. → Trace calculation: Sum is 12; count is 3; mean is 4. → Save provenance: Retain script version, environment description and data hash with the </w:t>
+      </w:r>
+      <w:r>
+        <w:rPr>
+          <w:b/>
+        </w:rPr>
+        <w:t>output</w:t>
+      </w:r>
+      <w:r>
+        <w:rPr>
+          <w:b w:val="0"/>
+        </w:rPr>
+        <w:t>.</w:t>
+      </w:r>
+    </w:p>
+    <w:p>
+      <w:pPr>
+        <w:spacing w:line="336" w:lineRule="auto" w:after="180"/>
+        <w:shd w:fill="F5F1FB"/>
+      </w:pPr>
+      <w:r>
+        <w:rPr>
+          <w:b w:val="0"/>
+        </w:rPr>
+        <w:t xml:space="preserve">Point to each numbered stage and explain which recorded </w:t>
+      </w:r>
+      <w:r>
+        <w:rPr>
+          <w:b/>
+        </w:rPr>
+        <w:t>input</w:t>
+      </w:r>
+      <w:r>
+        <w:rPr>
+          <w:b w:val="0"/>
+        </w:rPr>
+        <w:t xml:space="preserve"> it uses.</w:t>
+      </w:r>
+    </w:p>
+    <w:p>
+      <w:pPr>
+        <w:pStyle w:val="Heading3"/>
+      </w:pPr>
+      <w:r>
+        <w:t>My picture explanation, deciding evidence and one limit</w:t>
+      </w:r>
+    </w:p>
+    <w:p>
+      <w:r>
+        <w:t>________________________________________________________________</w:t>
+      </w:r>
+    </w:p>
+    <w:p>
+      <w:r>
+        <w:t>________________________________________________________________</w:t>
+      </w:r>
+    </w:p>
+    <w:p>
+      <w:r>
+        <w:t>________________________________________________________________</w:t>
+      </w:r>
+    </w:p>
+    <w:p>
+      <w:r>
+        <w:t>________________________________________________________________</w:t>
+      </w:r>
+    </w:p>
+    <w:p>
+      <w:pPr>
+        <w:pStyle w:val="Heading3"/>
+      </w:pPr>
+      <w:r>
+        <w:t>03. Recorded mean calculation</w:t>
+      </w:r>
+    </w:p>
+    <w:p>
+      <w:r>
+        <w:drawing>
+          <wp:inline xmlns:a="http://schemas.openxmlformats.org/drawingml/2006/main" xmlns:pic="http://schemas.openxmlformats.org/drawingml/2006/picture">
+            <wp:extent cx="5486400" cy="3096768"/>
+            <wp:docPr id="5" name="Picture 5" descr="Recorded mean calculation. Original data: Value 1 = 2, Value 2 = 4, Value 3 = 6, Mean = 4. Changed data: Value 1 = 2, Value 2 = 4, Value 3 = 9, Mean = 5."/>
+            <wp:cNvGraphicFramePr>
+              <a:graphicFrameLocks noChangeAspect="1"/>
+            </wp:cNvGraphicFramePr>
+            <a:graphic>
+              <a:graphicData uri="http://schemas.openxmlformats.org/drawingml/2006/picture">
+                <pic:pic>
+                  <pic:nvPicPr>
+                    <pic:cNvPr id="0" name="academy-story-ai-7-24-03.png"/>
+                    <pic:cNvPicPr/>
+                  </pic:nvPicPr>
+                  <pic:blipFill>
+                    <a:blip r:embed="rId13"/>
+                    <a:stretch>
+                      <a:fillRect/>
+                    </a:stretch>
+                  </pic:blipFill>
+                  <pic:spPr>
+                    <a:xfrm>
+                      <a:off x="0" y="0"/>
+                      <a:ext cx="5486400" cy="3096768"/>
+                    </a:xfrm>
+                    <a:prstGeom prst="rect"/>
+                  </pic:spPr>
+                </pic:pic>
+              </a:graphicData>
+            </a:graphic>
+          </wp:inline>
+        </w:drawing>
+      </w:r>
+    </w:p>
+    <w:p>
+      <w:pPr>
+        <w:spacing w:line="336" w:lineRule="auto" w:after="180"/>
+      </w:pPr>
+      <w:r>
+        <w:rPr>
+          <w:b w:val="0"/>
+        </w:rPr>
+        <w:t>Recorded mean calculation. Original data: Value 1 = 2, Value 2 = 4, Value 3 = 6, Mean = 4. Changed data: Value 1 = 2, Value 2 = 4, Value 3 = 9, Mean = 5.</w:t>
+      </w:r>
+    </w:p>
+    <w:p>
+      <w:pPr>
+        <w:spacing w:line="336" w:lineRule="auto" w:after="180"/>
+        <w:shd w:fill="F5F1FB"/>
+      </w:pPr>
+      <w:r>
+        <w:rPr>
+          <w:b w:val="0"/>
+        </w:rPr>
+        <w:t>Read the labels and values. Explain the relationship the model shows.</w:t>
+      </w:r>
+    </w:p>
+    <w:p>
+      <w:pPr>
+        <w:pStyle w:val="Heading3"/>
+      </w:pPr>
+      <w:r>
+        <w:t>My picture explanation, deciding evidence and one limit</w:t>
+      </w:r>
+    </w:p>
+    <w:p>
+      <w:r>
+        <w:t>________________________________________________________________</w:t>
+      </w:r>
+    </w:p>
+    <w:p>
+      <w:r>
+        <w:t>________________________________________________________________</w:t>
+      </w:r>
+    </w:p>
+    <w:p>
+      <w:r>
+        <w:t>________________________________________________________________</w:t>
+      </w:r>
+    </w:p>
+    <w:p>
+      <w:r>
+        <w:t>________________________________________________________________</w:t>
+      </w:r>
+    </w:p>
+    <w:p>
+      <w:pPr>
+        <w:pStyle w:val="Heading3"/>
+      </w:pPr>
+      <w:r>
+        <w:t>04. Change one thing. Trace what follows.</w:t>
+      </w:r>
+    </w:p>
+    <w:p>
+      <w:r>
+        <w:drawing>
+          <wp:inline xmlns:a="http://schemas.openxmlformats.org/drawingml/2006/main" xmlns:pic="http://schemas.openxmlformats.org/drawingml/2006/picture">
+            <wp:extent cx="5486400" cy="3026664"/>
+            <wp:docPr id="6" name="Picture 6" descr="Original case: Retain script version, environment description and data hash with the output. Changed condition: The data file changes to 2,4,9. Expected result: The mean becomes 15/3=5, and the saved input hash must change. Reason: The calculation is the same but its input records differ."/>
+            <wp:cNvGraphicFramePr>
+              <a:graphicFrameLocks noChangeAspect="1"/>
+            </wp:cNvGraphicFramePr>
+            <a:graphic>
+              <a:graphicData uri="http://schemas.openxmlformats.org/drawingml/2006/picture">
+                <pic:pic>
+                  <pic:nvPicPr>
+                    <pic:cNvPr id="0" name="academy-story-ai-7-24-04.png"/>
+                    <pic:cNvPicPr/>
+                  </pic:nvPicPr>
+                  <pic:blipFill>
+                    <a:blip r:embed="rId14"/>
+                    <a:stretch>
+                      <a:fillRect/>
+                    </a:stretch>
+                  </pic:blipFill>
+                  <pic:spPr>
+                    <a:xfrm>
+                      <a:off x="0" y="0"/>
+                      <a:ext cx="5486400" cy="3026664"/>
+                    </a:xfrm>
+                    <a:prstGeom prst="rect"/>
+                  </pic:spPr>
+                </pic:pic>
+              </a:graphicData>
+            </a:graphic>
+          </wp:inline>
+        </w:drawing>
+      </w:r>
+    </w:p>
+    <w:p>
+      <w:pPr>
+        <w:spacing w:line="336" w:lineRule="auto" w:after="180"/>
+      </w:pPr>
+      <w:r>
+        <w:rPr>
+          <w:b w:val="0"/>
+        </w:rPr>
+        <w:t xml:space="preserve">Original case: Retain script version, environment description and data hash with the </w:t>
+      </w:r>
+      <w:r>
+        <w:rPr>
+          <w:b/>
+        </w:rPr>
+        <w:t>output</w:t>
+      </w:r>
+      <w:r>
+        <w:rPr>
+          <w:b w:val="0"/>
+        </w:rPr>
+        <w:t xml:space="preserve">. Changed condition: The data file changes to 2,4,9. Expected result: The mean becomes 15/3=5, and the saved </w:t>
+      </w:r>
+      <w:r>
+        <w:rPr>
+          <w:b/>
+        </w:rPr>
+        <w:t>input</w:t>
+      </w:r>
+      <w:r>
+        <w:rPr>
+          <w:b w:val="0"/>
+        </w:rPr>
+        <w:t xml:space="preserve"> hash must change.</w:t>
+      </w:r>
+    </w:p>
+    <w:p>
+      <w:pPr>
+        <w:spacing w:line="336" w:lineRule="auto" w:after="180"/>
+      </w:pPr>
+      <w:r>
+        <w:rPr>
+          <w:b w:val="0"/>
+        </w:rPr>
+        <w:t xml:space="preserve">Reason: The calculation is the same but its </w:t>
+      </w:r>
+      <w:r>
+        <w:rPr>
+          <w:b/>
+        </w:rPr>
+        <w:t>input</w:t>
+      </w:r>
+      <w:r>
+        <w:rPr>
+          <w:b w:val="0"/>
+        </w:rPr>
+        <w:t xml:space="preserve"> records differ.</w:t>
+      </w:r>
+    </w:p>
+    <w:p>
+      <w:pPr>
+        <w:spacing w:line="336" w:lineRule="auto" w:after="180"/>
+        <w:shd w:fill="F5F1FB"/>
+      </w:pPr>
+      <w:r>
+        <w:rPr>
+          <w:b w:val="0"/>
+        </w:rPr>
+        <w:t>Predict before checking the worked changed-case result. Name what changed and what the supplied facts allow you to conclude.</w:t>
+      </w:r>
+    </w:p>
+    <w:p>
+      <w:pPr>
+        <w:pStyle w:val="Heading3"/>
+      </w:pPr>
+      <w:r>
+        <w:t>My picture explanation, deciding evidence and one limit</w:t>
+      </w:r>
+    </w:p>
+    <w:p>
+      <w:r>
+        <w:t>________________________________________________________________</w:t>
+      </w:r>
+    </w:p>
+    <w:p>
+      <w:r>
+        <w:t>________________________________________________________________</w:t>
+      </w:r>
+    </w:p>
+    <w:p>
+      <w:r>
+        <w:t>________________________________________________________________</w:t>
+      </w:r>
+    </w:p>
+    <w:p>
+      <w:r>
+        <w:t>________________________________________________________________</w:t>
+      </w:r>
+    </w:p>
+    <w:p>
+      <w:pPr>
+        <w:pStyle w:val="Heading3"/>
+      </w:pPr>
+      <w:r>
+        <w:t>05. Connect the explanation to its limit</w:t>
+      </w:r>
+    </w:p>
+    <w:p>
+      <w:r>
+        <w:drawing>
+          <wp:inline xmlns:a="http://schemas.openxmlformats.org/drawingml/2006/main" xmlns:pic="http://schemas.openxmlformats.org/drawingml/2006/picture">
+            <wp:extent cx="5486400" cy="2834640"/>
+            <wp:docPr id="7" name="Picture 7" descr="Reproducibility needs the materials and decisions that produced a result. A screenshot of 4 does not specify which data or calculation generated it. Limit: Environment records support rerunning; they do not certify correct sampling, labels or scientific interpretation."/>
+            <wp:cNvGraphicFramePr>
+              <a:graphicFrameLocks noChangeAspect="1"/>
+            </wp:cNvGraphicFramePr>
+            <a:graphic>
+              <a:graphicData uri="http://schemas.openxmlformats.org/drawingml/2006/picture">
+                <pic:pic>
+                  <pic:nvPicPr>
+                    <pic:cNvPr id="0" name="academy-story-ai-7-24-05.png"/>
+                    <pic:cNvPicPr/>
+                  </pic:nvPicPr>
+                  <pic:blipFill>
+                    <a:blip r:embed="rId15"/>
+                    <a:stretch>
+                      <a:fillRect/>
+                    </a:stretch>
+                  </pic:blipFill>
+                  <pic:spPr>
+                    <a:xfrm>
+                      <a:off x="0" y="0"/>
+                      <a:ext cx="5486400" cy="2834640"/>
+                    </a:xfrm>
+                    <a:prstGeom prst="rect"/>
+                  </pic:spPr>
+                </pic:pic>
+              </a:graphicData>
+            </a:graphic>
+          </wp:inline>
+        </w:drawing>
+      </w:r>
+    </w:p>
+    <w:p>
+      <w:pPr>
+        <w:spacing w:line="336" w:lineRule="auto" w:after="180"/>
+      </w:pPr>
+      <w:r>
+        <w:rPr>
+          <w:b w:val="0"/>
+        </w:rPr>
+        <w:t>Reproducibility needs the materials and decisions that produced a result. A screenshot of 4 does not specify which data or calculation generated it.</w:t>
+      </w:r>
+    </w:p>
+    <w:p>
+      <w:pPr>
+        <w:spacing w:line="336" w:lineRule="auto" w:after="180"/>
+      </w:pPr>
+      <w:r>
+        <w:rPr>
+          <w:b w:val="0"/>
+        </w:rPr>
+        <w:t>Limit: Environment records support rerunning; they do not certify correct sampling, labels or scientific interpretation.</w:t>
+      </w:r>
+    </w:p>
+    <w:p>
+      <w:pPr>
+        <w:spacing w:line="336" w:lineRule="auto" w:after="180"/>
+        <w:shd w:fill="F5F1FB"/>
+      </w:pPr>
+      <w:r>
+        <w:rPr>
+          <w:b w:val="0"/>
+        </w:rPr>
+        <w:t>Explain the case, then point to a limit on the claim.</w:t>
+      </w:r>
+    </w:p>
+    <w:p>
+      <w:pPr>
+        <w:pStyle w:val="Heading3"/>
+      </w:pPr>
+      <w:r>
+        <w:t>My picture explanation, deciding evidence and one limit</w:t>
+      </w:r>
+    </w:p>
+    <w:p>
+      <w:r>
+        <w:t>________________________________________________________________</w:t>
+      </w:r>
+    </w:p>
+    <w:p>
+      <w:r>
+        <w:t>________________________________________________________________</w:t>
+      </w:r>
+    </w:p>
+    <w:p>
+      <w:r>
+        <w:t>________________________________________________________________</w:t>
+      </w:r>
+    </w:p>
+    <w:p>
+      <w:r>
+        <w:t>________________________________________________________________</w:t>
+      </w:r>
+    </w:p>
+    <w:p>
+      <w:pPr>
+        <w:pStyle w:val="Heading3"/>
+      </w:pPr>
+      <w:r>
+        <w:t>06. Make the idea visible in your project</w:t>
+      </w:r>
+    </w:p>
+    <w:p>
+      <w:r>
+        <w:drawing>
+          <wp:inline xmlns:a="http://schemas.openxmlformats.org/drawingml/2006/main" xmlns:pic="http://schemas.openxmlformats.org/drawingml/2006/picture">
+            <wp:extent cx="5486400" cy="3681984"/>
+            <wp:docPr id="8" name="Picture 8" descr="For the Reproducible AI Research Study, retain an annotated worked trace and the changed-case reasoning. Connect the claim to its records, units and assumptions so another investigator can challenge or reproduce it. Draw your input, deciding step, result and limit. Supported question: Trace the recorded mean for 2,4,6 and its changed result for 2,4,9. Which artefacts must accompany the output so another team can identify the exact run?"/>
+            <wp:cNvGraphicFramePr>
+              <a:graphicFrameLocks noChangeAspect="1"/>
+            </wp:cNvGraphicFramePr>
+            <a:graphic>
+              <a:graphicData uri="http://schemas.openxmlformats.org/drawingml/2006/picture">
+                <pic:pic>
+                  <pic:nvPicPr>
+                    <pic:cNvPr id="0" name="academy-story-ai-7-24-06.png"/>
+                    <pic:cNvPicPr/>
+                  </pic:nvPicPr>
+                  <pic:blipFill>
+                    <a:blip r:embed="rId16"/>
+                    <a:stretch>
+                      <a:fillRect/>
+                    </a:stretch>
+                  </pic:blipFill>
+                  <pic:spPr>
+                    <a:xfrm>
+                      <a:off x="0" y="0"/>
+                      <a:ext cx="5486400" cy="3681984"/>
+                    </a:xfrm>
+                    <a:prstGeom prst="rect"/>
+                  </pic:spPr>
+                </pic:pic>
+              </a:graphicData>
+            </a:graphic>
+          </wp:inline>
+        </w:drawing>
+      </w:r>
+    </w:p>
+    <w:p>
+      <w:pPr>
+        <w:spacing w:line="336" w:lineRule="auto" w:after="180"/>
+      </w:pPr>
+      <w:r>
+        <w:rPr>
+          <w:b w:val="0"/>
+        </w:rPr>
+        <w:t>For the Reproducible AI Research Study, retain an annotated worked trace and the changed-case reasoning. Connect the claim to its records, units and assumptions so another investigator can challenge or reproduce it.</w:t>
+      </w:r>
+    </w:p>
+    <w:p>
+      <w:pPr>
+        <w:spacing w:line="336" w:lineRule="auto" w:after="180"/>
+      </w:pPr>
+      <w:r>
+        <w:rPr>
+          <w:b w:val="0"/>
+        </w:rPr>
+        <w:t xml:space="preserve">Draw your </w:t>
+      </w:r>
+      <w:r>
+        <w:rPr>
+          <w:b/>
+        </w:rPr>
+        <w:t>input</w:t>
+      </w:r>
+      <w:r>
+        <w:rPr>
+          <w:b w:val="0"/>
+        </w:rPr>
+        <w:t xml:space="preserve">, deciding step, result and limit. Supported question: Trace the recorded mean for 2,4,6 and its changed result for 2,4,9. Which artefacts must accompany the </w:t>
+      </w:r>
+      <w:r>
+        <w:rPr>
+          <w:b/>
+        </w:rPr>
+        <w:t>output</w:t>
+      </w:r>
+      <w:r>
+        <w:rPr>
+          <w:b w:val="0"/>
+        </w:rPr>
+        <w:t xml:space="preserve"> so another team can identify the exact run?</w:t>
+      </w:r>
+    </w:p>
+    <w:p>
+      <w:pPr>
+        <w:spacing w:line="336" w:lineRule="auto" w:after="180"/>
+        <w:shd w:fill="F5F1FB"/>
+      </w:pPr>
+      <w:r>
+        <w:rPr>
+          <w:b w:val="0"/>
+        </w:rPr>
+        <w:t xml:space="preserve">Draw your project trace and justify the deciding step using </w:t>
+      </w:r>
+      <w:r>
+        <w:rPr>
+          <w:b/>
+        </w:rPr>
+        <w:t>evidence</w:t>
+      </w:r>
+      <w:r>
+        <w:rPr>
+          <w:b w:val="0"/>
+        </w:rPr>
+        <w:t>.</w:t>
+      </w:r>
+    </w:p>
+    <w:p>
+      <w:pPr>
+        <w:pStyle w:val="Heading3"/>
+      </w:pPr>
+      <w:r>
+        <w:t>My picture explanation, deciding evidence and one limit</w:t>
       </w:r>
     </w:p>
     <w:p>

--- a/downloads/workbook/ai-7-week-24.docx
+++ b/downloads/workbook/ai-7-week-24.docx
@@ -25,22 +25,45 @@
         <w:pStyle w:val="Heading1"/>
       </w:pPr>
       <w:r>
-        <w:t>01. Recall and choose your starting point</w:t>
-      </w:r>
-    </w:p>
-    <w:p>
-      <w:r>
-        <w:t>Record your starting explanation for Reproducible environment and records before opening notes. Show any later correction separately.</w:t>
-      </w:r>
-    </w:p>
-    <w:p>
-      <w:pPr>
-        <w:spacing w:line="336" w:lineRule="auto" w:after="180"/>
-      </w:pPr>
-      <w:r>
-        <w:rPr>
-          <w:b w:val="0"/>
-        </w:rPr>
+        <w:t>One complete research-case evidence record.</w:t>
+      </w:r>
+    </w:p>
+    <w:p>
+      <w:r>
+        <w:t>Link exact inputs, script, runtime, metric and raw output without confusing replay with scientific validity.</w:t>
+      </w:r>
+    </w:p>
+    <w:p>
+      <w:r>
+        <w:t>Recall → W1–W3/W5 → independent case → project evidence → feedback and delayed return.</w:t>
+      </w:r>
+    </w:p>
+    <w:p>
+      <w:pPr>
+        <w:pStyle w:val="Heading1"/>
+      </w:pPr>
+      <w:r>
+        <w:t>01. Recall · Retrieve before notes</w:t>
+      </w:r>
+    </w:p>
+    <w:p>
+      <w:r>
+        <w:t>Keep this task’s inputs,rule and response together.</w:t>
+      </w:r>
+    </w:p>
+    <w:p>
+      <w:pPr>
+        <w:pStyle w:val="Heading2"/>
+      </w:pPr>
+      <w:r>
+        <w:t>Complete task and evidence</w:t>
+      </w:r>
+    </w:p>
+    <w:p>
+      <w:pPr>
+        <w:pStyle w:val="ListBullet"/>
+      </w:pPr>
+      <w:r>
         <w:t>Try the recall before opening notes. Then use a different colour or a labelled second line to correct your explanation.</w:t>
       </w:r>
     </w:p>
@@ -54,12 +77,9 @@
     </w:p>
     <w:p>
       <w:pPr>
-        <w:spacing w:line="336" w:lineRule="auto" w:after="180"/>
-      </w:pPr>
-      <w:r>
-        <w:rPr>
-          <w:b w:val="0"/>
-        </w:rPr>
+        <w:pStyle w:val="ListBullet"/>
+      </w:pPr>
+      <w:r>
         <w:t>Without opening the old lesson, explain one key idea from Power and resource tradeoffs. Give an example and a mistake that the idea helps you avoid.</w:t>
       </w:r>
     </w:p>
@@ -96,12 +116,9 @@
     </w:p>
     <w:p>
       <w:pPr>
-        <w:spacing w:line="336" w:lineRule="auto" w:after="180"/>
-      </w:pPr>
-      <w:r>
-        <w:rPr>
-          <w:b w:val="0"/>
-        </w:rPr>
+        <w:pStyle w:val="ListBullet"/>
+      </w:pPr>
+      <w:r>
         <w:t>Without opening the old lesson, explain one key idea from Predefining an analysis plan. Give an example and a mistake that the idea helps you avoid.</w:t>
       </w:r>
     </w:p>
@@ -138,12 +155,9 @@
     </w:p>
     <w:p>
       <w:pPr>
-        <w:spacing w:line="336" w:lineRule="auto" w:after="180"/>
-      </w:pPr>
-      <w:r>
-        <w:rPr>
-          <w:b w:val="0"/>
-        </w:rPr>
+        <w:pStyle w:val="ListBullet"/>
+      </w:pPr>
+      <w:r>
         <w:t>Without opening the old lesson, explain one key idea from Dataset and benchmark limitations. Give an example and a mistake that the idea helps you avoid.</w:t>
       </w:r>
     </w:p>
@@ -175,23 +189,95 @@
         <w:pStyle w:val="Heading1"/>
       </w:pPr>
       <w:r>
-        <w:t>02. Practise with fading help</w:t>
-      </w:r>
-    </w:p>
-    <w:p>
-      <w:r>
-        <w:t>Complete the supported Reproducible environment and records trace and record the first step you can explain without help.</w:t>
-      </w:r>
-    </w:p>
-    <w:p>
-      <w:pPr>
-        <w:spacing w:line="336" w:lineRule="auto" w:after="180"/>
-      </w:pPr>
-      <w:r>
-        <w:rPr>
-          <w:b w:val="0"/>
-        </w:rPr>
-        <w:t>Use W2: Trace the worked case for Reproducible environment and records. Record the answer once; the lesson and workbook refer to the same attempt.</w:t>
+        <w:t>05. W1 · Explain the current example</w:t>
+      </w:r>
+    </w:p>
+    <w:p>
+      <w:r>
+        <w:t>Keep this task’s inputs,rule and response together.</w:t>
+      </w:r>
+    </w:p>
+    <w:p>
+      <w:pPr>
+        <w:pStyle w:val="Heading2"/>
+      </w:pPr>
+      <w:r>
+        <w:t>Complete task and evidence</w:t>
+      </w:r>
+    </w:p>
+    <w:p>
+      <w:pPr>
+        <w:pStyle w:val="ListBullet"/>
+      </w:pPr>
+      <w:r>
+        <w:t>A reproducible run record links exact data IDs/splits and bytes, code and preprocessing versions, dependency/runtime versions, settings, randomness policy, metric and raw outputs. Seed 42 plus final-score.txt alone cannot reconstruct the main scenario because those materials are absent. A seed cannot generate missing code or data and may not control every random process. Separate supplied mean example uses 2, 4, 6: sum twelve divided by three gives four. Changed values 2, 4, 9 give fifteen divided by three, or five. Retain original and changed inputs with separate run IDs. The self-contained code actually executes only this small in-memory calculation, hashes its exact UTF-8 input/script bytes and reports its actual Python runtime. No randomness is used. Byte integrity is not a proof of source provenance, valid labels, sampling or the right scientific method. New preprocessing or data versions require preserved original records and a new linked run record. No independent AI experiment is reproduced by this demonstration.</w:t>
+      </w:r>
+    </w:p>
+    <w:p>
+      <w:pPr>
+        <w:pStyle w:val="ListBullet"/>
+      </w:pPr>
+      <w:r>
+        <w:t>Explain the weekly mechanism in your own words. Use the worked scenario to name its input, decision rule and output.</w:t>
+      </w:r>
+    </w:p>
+    <w:p>
+      <w:pPr>
+        <w:pStyle w:val="Heading3"/>
+      </w:pPr>
+      <w:r>
+        <w:t>My reasoning and evidence</w:t>
+      </w:r>
+    </w:p>
+    <w:p>
+      <w:r>
+        <w:t>________________________________________________________________</w:t>
+      </w:r>
+    </w:p>
+    <w:p>
+      <w:r>
+        <w:t>________________________________________________________________</w:t>
+      </w:r>
+    </w:p>
+    <w:p>
+      <w:r>
+        <w:t>________________________________________________________________</w:t>
+      </w:r>
+    </w:p>
+    <w:p>
+      <w:r>
+        <w:t>________________________________________________________________</w:t>
+      </w:r>
+    </w:p>
+    <w:p>
+      <w:r>
+        <w:t>________________________________________________________________</w:t>
+      </w:r>
+    </w:p>
+    <w:p>
+      <w:r>
+        <w:t>________________________________________________________________</w:t>
+      </w:r>
+    </w:p>
+    <w:p>
+      <w:pPr>
+        <w:pStyle w:val="Heading1"/>
+      </w:pPr>
+      <w:r>
+        <w:t>06. W2 · Trace the worked case</w:t>
+      </w:r>
+    </w:p>
+    <w:p>
+      <w:r>
+        <w:t>Keep the supplied inputs, comparison rule and evidence together.</w:t>
+      </w:r>
+    </w:p>
+    <w:p>
+      <w:pPr>
+        <w:pStyle w:val="Heading2"/>
+      </w:pPr>
+      <w:r>
+        <w:t>Complete task and evidence</w:t>
       </w:r>
     </w:p>
     <w:tbl>
@@ -201,10 +287,9 @@
         <w:tblLook w:firstColumn="1" w:firstRow="1" w:lastColumn="0" w:lastRow="0" w:noHBand="0" w:noVBand="1" w:val="04A0"/>
       </w:tblPr>
       <w:tblGrid>
-        <w:gridCol w:w="2556"/>
-        <w:gridCol w:w="2556"/>
-        <w:gridCol w:w="2556"/>
-        <w:gridCol w:w="2556"/>
+        <w:gridCol w:w="3408"/>
+        <w:gridCol w:w="3408"/>
+        <w:gridCol w:w="3408"/>
       </w:tblGrid>
       <w:tr>
         <w:trPr>
@@ -212,41 +297,31 @@
         </w:trPr>
         <w:tc>
           <w:tcPr>
-            <w:tcW w:type="dxa" w:w="2556"/>
+            <w:tcW w:type="dxa" w:w="3408"/>
           </w:tcPr>
           <w:p>
             <w:r>
-              <w:t>Given inputs</w:t>
+              <w:t>Main supplied artifact</w:t>
             </w:r>
           </w:p>
         </w:tc>
         <w:tc>
           <w:tcPr>
-            <w:tcW w:type="dxa" w:w="2556"/>
+            <w:tcW w:type="dxa" w:w="3408"/>
           </w:tcPr>
           <w:p>
             <w:r>
-              <w:t>Procedure I chose</w:t>
+              <w:t>What it tells us</w:t>
             </w:r>
           </w:p>
         </w:tc>
         <w:tc>
           <w:tcPr>
-            <w:tcW w:type="dxa" w:w="2556"/>
+            <w:tcW w:type="dxa" w:w="3408"/>
           </w:tcPr>
           <w:p>
             <w:r>
-              <w:t>Middle steps</w:t>
-            </w:r>
-          </w:p>
-        </w:tc>
-        <w:tc>
-          <w:tcPr>
-            <w:tcW w:type="dxa" w:w="2556"/>
-          </w:tcPr>
-          <w:p>
-            <w:r>
-              <w:t>Result and check</w:t>
+              <w:t>What remains missing</w:t>
             </w:r>
           </w:p>
         </w:tc>
@@ -254,44 +329,218 @@
       <w:tr>
         <w:tc>
           <w:tcPr>
-            <w:tcW w:type="dxa" w:w="2556"/>
+            <w:tcW w:type="dxa" w:w="3408"/>
           </w:tcPr>
           <w:p>
-            <w:r/>
+            <w:r>
+              <w:t>Seed 42</w:t>
+            </w:r>
           </w:p>
         </w:tc>
         <w:tc>
           <w:tcPr>
-            <w:tcW w:type="dxa" w:w="2556"/>
+            <w:tcW w:type="dxa" w:w="3408"/>
           </w:tcPr>
           <w:p>
-            <w:r/>
+            <w:r>
+              <w:t>A stated seed value</w:t>
+            </w:r>
           </w:p>
         </w:tc>
         <w:tc>
           <w:tcPr>
-            <w:tcW w:type="dxa" w:w="2556"/>
+            <w:tcW w:type="dxa" w:w="3408"/>
           </w:tcPr>
           <w:p>
-            <w:r/>
+            <w:r>
+              <w:t>Algorithm, input, random library and how seed was used</w:t>
+            </w:r>
+          </w:p>
+        </w:tc>
+      </w:tr>
+      <w:tr>
+        <w:tc>
+          <w:tcPr>
+            <w:tcW w:type="dxa" w:w="3408"/>
+          </w:tcPr>
+          <w:p>
+            <w:r>
+              <w:t>final-score.txt</w:t>
+            </w:r>
           </w:p>
         </w:tc>
         <w:tc>
           <w:tcPr>
-            <w:tcW w:type="dxa" w:w="2556"/>
+            <w:tcW w:type="dxa" w:w="3408"/>
           </w:tcPr>
           <w:p>
-            <w:r/>
+            <w:r>
+              <w:t>A final output record exists in the scenario</w:t>
+            </w:r>
+          </w:p>
+        </w:tc>
+        <w:tc>
+          <w:tcPr>
+            <w:tcW w:type="dxa" w:w="3408"/>
+          </w:tcPr>
+          <w:p>
+            <w:r>
+              <w:t>Which metric, denominator and run generated it</w:t>
+            </w:r>
+          </w:p>
+        </w:tc>
+      </w:tr>
+      <w:tr>
+        <w:tc>
+          <w:tcPr>
+            <w:tcW w:type="dxa" w:w="3408"/>
+          </w:tcPr>
+          <w:p>
+            <w:r>
+              <w:t>No dataset/split</w:t>
+            </w:r>
+          </w:p>
+        </w:tc>
+        <w:tc>
+          <w:tcPr>
+            <w:tcW w:type="dxa" w:w="3408"/>
+          </w:tcPr>
+          <w:p>
+            <w:r>
+              <w:t>Cannot identify evaluated cases</w:t>
+            </w:r>
+          </w:p>
+        </w:tc>
+        <w:tc>
+          <w:tcPr>
+            <w:tcW w:type="dxa" w:w="3408"/>
+          </w:tcPr>
+          <w:p>
+            <w:r>
+              <w:t>Exact data materials and roles</w:t>
+            </w:r>
+          </w:p>
+        </w:tc>
+      </w:tr>
+      <w:tr>
+        <w:tc>
+          <w:tcPr>
+            <w:tcW w:type="dxa" w:w="3408"/>
+          </w:tcPr>
+          <w:p>
+            <w:r>
+              <w:t>No code/preprocessing version</w:t>
+            </w:r>
+          </w:p>
+        </w:tc>
+        <w:tc>
+          <w:tcPr>
+            <w:tcW w:type="dxa" w:w="3408"/>
+          </w:tcPr>
+          <w:p>
+            <w:r>
+              <w:t>Cannot reconstruct transformation</w:t>
+            </w:r>
+          </w:p>
+        </w:tc>
+        <w:tc>
+          <w:tcPr>
+            <w:tcW w:type="dxa" w:w="3408"/>
+          </w:tcPr>
+          <w:p>
+            <w:r>
+              <w:t>Exact executable procedure</w:t>
+            </w:r>
+          </w:p>
+        </w:tc>
+      </w:tr>
+      <w:tr>
+        <w:tc>
+          <w:tcPr>
+            <w:tcW w:type="dxa" w:w="3408"/>
+          </w:tcPr>
+          <w:p>
+            <w:r>
+              <w:t>No dependencies/runtime</w:t>
+            </w:r>
+          </w:p>
+        </w:tc>
+        <w:tc>
+          <w:tcPr>
+            <w:tcW w:type="dxa" w:w="3408"/>
+          </w:tcPr>
+          <w:p>
+            <w:r>
+              <w:t>Cannot establish executable environment</w:t>
+            </w:r>
+          </w:p>
+        </w:tc>
+        <w:tc>
+          <w:tcPr>
+            <w:tcW w:type="dxa" w:w="3408"/>
+          </w:tcPr>
+          <w:p>
+            <w:r>
+              <w:t>Versions and execution instructions</w:t>
+            </w:r>
+          </w:p>
+        </w:tc>
+      </w:tr>
+      <w:tr>
+        <w:tc>
+          <w:tcPr>
+            <w:tcW w:type="dxa" w:w="3408"/>
+          </w:tcPr>
+          <w:p>
+            <w:r>
+              <w:t>Replay claim</w:t>
+            </w:r>
+          </w:p>
+        </w:tc>
+        <w:tc>
+          <w:tcPr>
+            <w:tcW w:type="dxa" w:w="3408"/>
+          </w:tcPr>
+          <w:p>
+            <w:r>
+              <w:t>Not established</w:t>
+            </w:r>
+          </w:p>
+        </w:tc>
+        <w:tc>
+          <w:tcPr>
+            <w:tcW w:type="dxa" w:w="3408"/>
+          </w:tcPr>
+          <w:p>
+            <w:r>
+              <w:t>Supply artifacts and perform a documented check</w:t>
+            </w:r>
           </w:p>
         </w:tc>
       </w:tr>
     </w:tbl>
     <w:p>
       <w:pPr>
+        <w:pStyle w:val="ListBullet"/>
+      </w:pPr>
+      <w:r>
+        <w:t>A reproducible run record links exact data IDs/splits and bytes, code and preprocessing versions, dependency/runtime versions, settings, randomness policy, metric and raw outputs. Seed 42 plus final-score.txt alone cannot reconstruct the main scenario because those materials are absent. A seed cannot generate missing code or data and may not control every random process. Separate supplied mean example uses 2, 4, 6: sum twelve divided by three gives four. Changed values 2, 4, 9 give fifteen divided by three, or five. Retain original and changed inputs with separate run IDs. The self-contained code actually executes only this small in-memory calculation, hashes its exact UTF-8 input/script bytes and reports its actual Python runtime. No randomness is used. Byte integrity is not a proof of source provenance, valid labels, sampling or the right scientific method. New preprocessing or data versions require preserved original records and a new linked run record. No independent AI experiment is reproduced by this demonstration.</w:t>
+      </w:r>
+    </w:p>
+    <w:p>
+      <w:pPr>
+        <w:pStyle w:val="ListBullet"/>
+      </w:pPr>
+      <w:r>
+        <w:t>Folder contains seed 42 and final-score.txt, but no dataset, code or dependency record. Show the intermediate steps and give the conclusion with its scope.</w:t>
+      </w:r>
+    </w:p>
+    <w:p>
+      <w:pPr>
         <w:pStyle w:val="Heading3"/>
       </w:pPr>
       <w:r>
-        <w:t>The step I completed without help, and the hint I needed</w:t>
+        <w:t>My reasoning and evidence</w:t>
       </w:r>
     </w:p>
     <w:p>
@@ -310,38 +559,60 @@
       </w:r>
     </w:p>
     <w:p>
+      <w:r>
+        <w:t>________________________________________________________________</w:t>
+      </w:r>
+    </w:p>
+    <w:p>
+      <w:r>
+        <w:t>________________________________________________________________</w:t>
+      </w:r>
+    </w:p>
+    <w:p>
+      <w:r>
+        <w:t>________________________________________________________________</w:t>
+      </w:r>
+    </w:p>
+    <w:p>
+      <w:r>
+        <w:t>________________________________________________________________</w:t>
+      </w:r>
+    </w:p>
+    <w:p>
       <w:pPr>
         <w:pStyle w:val="Heading1"/>
       </w:pPr>
       <w:r>
-        <w:t>03. Individual reasoning check</w:t>
-      </w:r>
-    </w:p>
-    <w:p>
-      <w:r>
-        <w:t>Check the proposed Reproducible environment and records explanation against the supplied facts before discussing it.</w:t>
-      </w:r>
-    </w:p>
-    <w:p>
-      <w:pPr>
-        <w:spacing w:line="336" w:lineRule="auto" w:after="180"/>
-      </w:pPr>
-      <w:r>
-        <w:rPr>
-          <w:b w:val="0"/>
-        </w:rPr>
-        <w:t>Use the worked case for Reproducible environment and records. Proposed explanation: “The worked result establishes every future case”. Decide whether this explanation is supported.</w:t>
-      </w:r>
-    </w:p>
-    <w:p>
-      <w:pPr>
-        <w:spacing w:line="336" w:lineRule="auto" w:after="180"/>
-      </w:pPr>
-      <w:r>
-        <w:rPr>
-          <w:b w:val="0"/>
-        </w:rPr>
-        <w:t>Point to the step or supplied fact that decides; explain your repair if needed.</w:t>
+        <w:t>07. W3 · Repair a misconception</w:t>
+      </w:r>
+    </w:p>
+    <w:p>
+      <w:r>
+        <w:t>Keep this task’s inputs,rule and response together.</w:t>
+      </w:r>
+    </w:p>
+    <w:p>
+      <w:pPr>
+        <w:pStyle w:val="Heading2"/>
+      </w:pPr>
+      <w:r>
+        <w:t>Complete task and evidence</w:t>
+      </w:r>
+    </w:p>
+    <w:p>
+      <w:pPr>
+        <w:pStyle w:val="ListBullet"/>
+      </w:pPr>
+      <w:r>
+        <w:t>A reproducible run record links exact data IDs/splits and bytes, code and preprocessing versions, dependency/runtime versions, settings, randomness policy, metric and raw outputs. Seed 42 plus final-score.txt alone cannot reconstruct the main scenario because those materials are absent. A seed cannot generate missing code or data and may not control every random process. Separate supplied mean example uses 2, 4, 6: sum twelve divided by three gives four. Changed values 2, 4, 9 give fifteen divided by three, or five. Retain original and changed inputs with separate run IDs. The self-contained code actually executes only this small in-memory calculation, hashes its exact UTF-8 input/script bytes and reports its actual Python runtime. No randomness is used. Byte integrity is not a proof of source provenance, valid labels, sampling or the right scientific method. New preprocessing or data versions require preserved original records and a new linked run record. No independent AI experiment is reproduced by this demonstration.</w:t>
+      </w:r>
+    </w:p>
+    <w:p>
+      <w:pPr>
+        <w:pStyle w:val="ListBullet"/>
+      </w:pPr>
+      <w:r>
+        <w:t>A report omits this qualification: Reproducibility supports checking the computation, not automatic validity of the research claim. Explain how omitting it could change a reader's interpretation, and write an accurate replacement.</w:t>
       </w:r>
     </w:p>
     <w:p>
@@ -349,7 +620,7 @@
         <w:pStyle w:val="Heading3"/>
       </w:pPr>
       <w:r>
-        <w:t>My explanation before partner discussion</w:t>
+        <w:t>My reasoning and evidence</w:t>
       </w:r>
     </w:p>
     <w:p>
@@ -373,16 +644,50 @@
       </w:r>
     </w:p>
     <w:p>
+      <w:r>
+        <w:t>________________________________________________________________</w:t>
+      </w:r>
+    </w:p>
+    <w:p>
+      <w:r>
+        <w:t>________________________________________________________________</w:t>
+      </w:r>
+    </w:p>
+    <w:p>
       <w:pPr>
         <w:pStyle w:val="Heading1"/>
       </w:pPr>
       <w:r>
-        <w:t>04. Independent transfer case</w:t>
-      </w:r>
-    </w:p>
-    <w:p>
-      <w:r>
-        <w:t>Write one first attempt at the reserved independent case before feedback. Repeated copies of that case refer to the same recorded attempt.</w:t>
+        <w:t>09. W5 · Explain the limitation</w:t>
+      </w:r>
+    </w:p>
+    <w:p>
+      <w:r>
+        <w:t>Keep this task’s inputs,rule and response together.</w:t>
+      </w:r>
+    </w:p>
+    <w:p>
+      <w:pPr>
+        <w:pStyle w:val="Heading2"/>
+      </w:pPr>
+      <w:r>
+        <w:t>Complete task and evidence</w:t>
+      </w:r>
+    </w:p>
+    <w:p>
+      <w:pPr>
+        <w:pStyle w:val="ListBullet"/>
+      </w:pPr>
+      <w:r>
+        <w:t>A reproducible run record links exact data IDs/splits and bytes, code and preprocessing versions, dependency/runtime versions, settings, randomness policy, metric and raw outputs. Seed 42 plus final-score.txt alone cannot reconstruct the main scenario because those materials are absent. A seed cannot generate missing code or data and may not control every random process. Separate supplied mean example uses 2, 4, 6: sum twelve divided by three gives four. Changed values 2, 4, 9 give fifteen divided by three, or five. Retain original and changed inputs with separate run IDs. The self-contained code actually executes only this small in-memory calculation, hashes its exact UTF-8 input/script bytes and reports its actual Python runtime. No randomness is used. Byte integrity is not a proof of source provenance, valid labels, sampling or the right scientific method. New preprocessing or data versions require preserved original records and a new linked run record. No independent AI experiment is reproduced by this demonstration.</w:t>
+      </w:r>
+    </w:p>
+    <w:p>
+      <w:pPr>
+        <w:pStyle w:val="ListBullet"/>
+      </w:pPr>
+      <w:r>
+        <w:t>For the worked scenario, propose one additional case that could reveal a failure, describe its expected outcome before running it, and explain what would need to remain fixed for a fair comparison. Do not reuse W4 as a new final test after receiving feedback.</w:t>
       </w:r>
     </w:p>
     <w:p>
@@ -390,31 +695,79 @@
         <w:pStyle w:val="Heading3"/>
       </w:pPr>
       <w:r>
+        <w:t>My reasoning and evidence</w:t>
+      </w:r>
+    </w:p>
+    <w:p>
+      <w:r>
+        <w:t>________________________________________________________________</w:t>
+      </w:r>
+    </w:p>
+    <w:p>
+      <w:r>
+        <w:t>________________________________________________________________</w:t>
+      </w:r>
+    </w:p>
+    <w:p>
+      <w:r>
+        <w:t>________________________________________________________________</w:t>
+      </w:r>
+    </w:p>
+    <w:p>
+      <w:r>
+        <w:t>________________________________________________________________</w:t>
+      </w:r>
+    </w:p>
+    <w:p>
+      <w:r>
+        <w:t>________________________________________________________________</w:t>
+      </w:r>
+    </w:p>
+    <w:p>
+      <w:r>
+        <w:t>________________________________________________________________</w:t>
+      </w:r>
+    </w:p>
+    <w:p>
+      <w:r>
+        <w:t>________________________________________________________________</w:t>
+      </w:r>
+    </w:p>
+    <w:p>
+      <w:pPr>
+        <w:pStyle w:val="Heading1"/>
+      </w:pPr>
+      <w:r>
+        <w:t>04. Try alone · Selected transfer</w:t>
+      </w:r>
+    </w:p>
+    <w:p>
+      <w:r>
+        <w:t>Keep this task’s inputs,rule and response together.</w:t>
+      </w:r>
+    </w:p>
+    <w:p>
+      <w:pPr>
+        <w:pStyle w:val="Heading2"/>
+      </w:pPr>
+      <w:r>
+        <w:t>Complete task and evidence</w:t>
+      </w:r>
+    </w:p>
+    <w:p>
+      <w:pPr>
+        <w:pStyle w:val="Heading3"/>
+      </w:pPr>
+      <w:r>
         <w:t>Independent case: Apply a new case independently</w:t>
       </w:r>
     </w:p>
     <w:p>
       <w:pPr>
-        <w:spacing w:line="336" w:lineRule="auto" w:after="180"/>
-        <w:shd w:fill="F5F1FB"/>
-      </w:pPr>
-      <w:r>
-        <w:rPr>
-          <w:b w:val="0"/>
-        </w:rPr>
-        <w:t>Partner changes pre</w:t>
-      </w:r>
-      <w:r>
-        <w:rPr>
-          <w:b/>
-        </w:rPr>
-        <w:t>process</w:t>
-      </w:r>
-      <w:r>
-        <w:rPr>
-          <w:b w:val="0"/>
-        </w:rPr>
-        <w:t>ing and data version while keeping old run ID. What must be preserved?</w:t>
+        <w:pStyle w:val="ListBullet"/>
+      </w:pPr>
+      <w:r>
+        <w:t>Partner changes preprocessing and data version while keeping old run ID. What must be preserved?</w:t>
       </w:r>
     </w:p>
     <w:p>
@@ -462,12 +815,9 @@
     </w:p>
     <w:p>
       <w:pPr>
-        <w:spacing w:line="336" w:lineRule="auto" w:after="180"/>
-      </w:pPr>
-      <w:r>
-        <w:rPr>
-          <w:b w:val="0"/>
-        </w:rPr>
+        <w:pStyle w:val="ListBullet"/>
+      </w:pPr>
+      <w:r>
         <w:t>Attempt this case before feedback. Record any help. Earlier examples below are further practice; a case already practised with feedback cannot establish fresh transfer.</w:t>
       </w:r>
     </w:p>
@@ -476,59 +826,28 @@
         <w:pStyle w:val="Heading1"/>
       </w:pPr>
       <w:r>
-        <w:t>05. W1 Explain the mechanism</w:t>
-      </w:r>
-    </w:p>
-    <w:p>
-      <w:r>
-        <w:t>Explain the mechanism. Apply the supplied Reproducible environment and records facts and keep your reasoning.</w:t>
-      </w:r>
-    </w:p>
-    <w:p>
-      <w:pPr>
-        <w:spacing w:line="336" w:lineRule="auto" w:after="180"/>
-      </w:pPr>
-      <w:r>
-        <w:rPr>
-          <w:b w:val="0"/>
-        </w:rPr>
-        <w:t xml:space="preserve">Explain the weekly </w:t>
-      </w:r>
-      <w:r>
-        <w:rPr>
-          <w:b/>
-        </w:rPr>
-        <w:t>mechanism</w:t>
-      </w:r>
-      <w:r>
-        <w:rPr>
-          <w:b w:val="0"/>
-        </w:rPr>
-        <w:t xml:space="preserve"> in your own words. Use the worked scenario to name its </w:t>
-      </w:r>
-      <w:r>
-        <w:rPr>
-          <w:b/>
-        </w:rPr>
-        <w:t>input</w:t>
-      </w:r>
-      <w:r>
-        <w:rPr>
-          <w:b w:val="0"/>
-        </w:rPr>
-        <w:t xml:space="preserve">, decision rule and </w:t>
-      </w:r>
-      <w:r>
-        <w:rPr>
-          <w:b/>
-        </w:rPr>
-        <w:t>output</w:t>
-      </w:r>
-      <w:r>
-        <w:rPr>
-          <w:b w:val="0"/>
-        </w:rPr>
-        <w:t>.</w:t>
+        <w:t>10. Project · Keep the research evidence</w:t>
+      </w:r>
+    </w:p>
+    <w:p>
+      <w:r>
+        <w:t>Preserve the question, protocol, observations, analysis and limits.</w:t>
+      </w:r>
+    </w:p>
+    <w:p>
+      <w:pPr>
+        <w:pStyle w:val="Heading2"/>
+      </w:pPr>
+      <w:r>
+        <w:t>Complete task and evidence</w:t>
+      </w:r>
+    </w:p>
+    <w:p>
+      <w:pPr>
+        <w:pStyle w:val="ListBullet"/>
+      </w:pPr>
+      <w:r>
+        <w:t>Add a labelled reproducible environment and records evidence sheet to Reproducible AI Research Study. Show how you can explain the mechanism and terminology of reproducible environment and records. Use the supplied fictional case and keep its inputs, intermediate steps, calculation or prediction, and limitation. Connect this record to last week’s record; a matching answer without a trace is insufficient.</w:t>
       </w:r>
     </w:p>
     <w:p>
@@ -536,7 +855,7 @@
         <w:pStyle w:val="Heading3"/>
       </w:pPr>
       <w:r>
-        <w:t>My reasoning and evidence</w:t>
+        <w:t>My project change, supporting evidence and remaining limit</w:t>
       </w:r>
     </w:p>
     <w:p>
@@ -574,436 +893,20 @@
         <w:pStyle w:val="Heading1"/>
       </w:pPr>
       <w:r>
-        <w:t>06. W2 Trace the worked case</w:t>
-      </w:r>
-    </w:p>
-    <w:p>
-      <w:r>
-        <w:t>Trace the worked case. Apply the supplied Reproducible environment and records facts and keep your reasoning.</w:t>
-      </w:r>
-    </w:p>
-    <w:p>
-      <w:pPr>
-        <w:spacing w:line="336" w:lineRule="auto" w:after="180"/>
-      </w:pPr>
-      <w:r>
-        <w:rPr>
-          <w:b w:val="0"/>
-        </w:rPr>
-        <w:t>Folder contains seed42 and final-score.txt, but no dataset, code or dependency record. Show the intermediate steps and give the conclusion with its scope.</w:t>
-      </w:r>
-    </w:p>
-    <w:p>
-      <w:pPr>
-        <w:pStyle w:val="Heading3"/>
-      </w:pPr>
-      <w:r>
-        <w:t>My reasoning and evidence</w:t>
-      </w:r>
-    </w:p>
-    <w:p>
-      <w:r>
-        <w:t>________________________________________________________________</w:t>
-      </w:r>
-    </w:p>
-    <w:p>
-      <w:r>
-        <w:t>________________________________________________________________</w:t>
-      </w:r>
-    </w:p>
-    <w:p>
-      <w:r>
-        <w:t>________________________________________________________________</w:t>
-      </w:r>
-    </w:p>
-    <w:p>
-      <w:r>
-        <w:t>________________________________________________________________</w:t>
-      </w:r>
-    </w:p>
-    <w:p>
-      <w:r>
-        <w:t>________________________________________________________________</w:t>
-      </w:r>
-    </w:p>
-    <w:p>
-      <w:r>
-        <w:t>________________________________________________________________</w:t>
-      </w:r>
-    </w:p>
-    <w:p>
-      <w:r>
-        <w:t>________________________________________________________________</w:t>
-      </w:r>
-    </w:p>
-    <w:p>
-      <w:pPr>
-        <w:pStyle w:val="Heading1"/>
-      </w:pPr>
-      <w:r>
-        <w:t>07. W3 Audit the limit</w:t>
-      </w:r>
-    </w:p>
-    <w:p>
-      <w:r>
-        <w:t>Audit the limit. Apply the supplied Reproducible environment and records facts and keep your reasoning.</w:t>
-      </w:r>
-    </w:p>
-    <w:p>
-      <w:pPr>
-        <w:spacing w:line="336" w:lineRule="auto" w:after="180"/>
-      </w:pPr>
-      <w:r>
-        <w:rPr>
-          <w:b w:val="0"/>
-        </w:rPr>
-        <w:t>A report omits this qualification: Reproducibility supports checking the computation, not automatic validity of the research claim.</w:t>
-      </w:r>
-    </w:p>
-    <w:p>
-      <w:pPr>
-        <w:spacing w:line="336" w:lineRule="auto" w:after="180"/>
-      </w:pPr>
-      <w:r>
-        <w:rPr>
-          <w:b w:val="0"/>
-        </w:rPr>
-        <w:t>Explain how omitting it could change a reader's interpretation, and write an accurate replacement.</w:t>
-      </w:r>
-    </w:p>
-    <w:p>
-      <w:pPr>
-        <w:pStyle w:val="Heading3"/>
-      </w:pPr>
-      <w:r>
-        <w:t>My reasoning and evidence</w:t>
-      </w:r>
-    </w:p>
-    <w:p>
-      <w:r>
-        <w:t>________________________________________________________________</w:t>
-      </w:r>
-    </w:p>
-    <w:p>
-      <w:r>
-        <w:t>________________________________________________________________</w:t>
-      </w:r>
-    </w:p>
-    <w:p>
-      <w:r>
-        <w:t>________________________________________________________________</w:t>
-      </w:r>
-    </w:p>
-    <w:p>
-      <w:r>
-        <w:t>________________________________________________________________</w:t>
-      </w:r>
-    </w:p>
-    <w:p>
-      <w:r>
-        <w:t>________________________________________________________________</w:t>
-      </w:r>
-    </w:p>
-    <w:p>
-      <w:r>
-        <w:t>________________________________________________________________</w:t>
-      </w:r>
-    </w:p>
-    <w:p>
-      <w:pPr>
-        <w:pStyle w:val="Heading1"/>
-      </w:pPr>
-      <w:r>
-        <w:t>08. W4 Apply a new case independently</w:t>
-      </w:r>
-    </w:p>
-    <w:p>
-      <w:r>
-        <w:t>Attempt before feedback. If this repeats the selected independent case, reuse that first attempt; otherwise keep a separate record. Apply a new case independently. Apply the supplied Reproducible environment and records facts and keep your reasoning.</w:t>
-      </w:r>
-    </w:p>
-    <w:p>
-      <w:pPr>
-        <w:spacing w:line="336" w:lineRule="auto" w:after="180"/>
-        <w:shd w:fill="F5F1FB"/>
-      </w:pPr>
-      <w:r>
-        <w:rPr>
-          <w:b w:val="0"/>
-        </w:rPr>
-        <w:t>Partner changes pre</w:t>
-      </w:r>
-      <w:r>
-        <w:rPr>
-          <w:b/>
-        </w:rPr>
-        <w:t>process</w:t>
-      </w:r>
-      <w:r>
-        <w:rPr>
-          <w:b w:val="0"/>
-        </w:rPr>
-        <w:t>ing and data version while keeping old run ID. What must be preserved?</w:t>
-      </w:r>
-    </w:p>
-    <w:p>
-      <w:pPr>
-        <w:pStyle w:val="Heading3"/>
-      </w:pPr>
-      <w:r>
-        <w:t>My reasoning and evidence</w:t>
-      </w:r>
-    </w:p>
-    <w:p>
-      <w:r>
-        <w:t>________________________________________________________________</w:t>
-      </w:r>
-    </w:p>
-    <w:p>
-      <w:r>
-        <w:t>________________________________________________________________</w:t>
-      </w:r>
-    </w:p>
-    <w:p>
-      <w:r>
-        <w:t>________________________________________________________________</w:t>
-      </w:r>
-    </w:p>
-    <w:p>
-      <w:r>
-        <w:t>________________________________________________________________</w:t>
-      </w:r>
-    </w:p>
-    <w:p>
-      <w:r>
-        <w:t>________________________________________________________________</w:t>
-      </w:r>
-    </w:p>
-    <w:p>
-      <w:r>
-        <w:t>________________________________________________________________</w:t>
-      </w:r>
-    </w:p>
-    <w:p>
-      <w:r>
-        <w:t>________________________________________________________________</w:t>
-      </w:r>
-    </w:p>
-    <w:p>
-      <w:r>
-        <w:t>________________________________________________________________</w:t>
-      </w:r>
-    </w:p>
-    <w:p>
-      <w:pPr>
-        <w:pStyle w:val="Heading1"/>
-      </w:pPr>
-      <w:r>
-        <w:t>09. W5 Design a revealing follow-up</w:t>
-      </w:r>
-    </w:p>
-    <w:p>
-      <w:r>
-        <w:t>Design a revealing follow-up. Apply the supplied Reproducible environment and records facts and keep your reasoning.</w:t>
-      </w:r>
-    </w:p>
-    <w:p>
-      <w:pPr>
-        <w:spacing w:line="336" w:lineRule="auto" w:after="180"/>
-      </w:pPr>
-      <w:r>
-        <w:rPr>
-          <w:b w:val="0"/>
-        </w:rPr>
-        <w:t>For the worked scenario, propose one additional case that could reveal a failure, describe its expected outcome before running it, and explain what would need to remain fixed for a fair comparison.</w:t>
-      </w:r>
-    </w:p>
-    <w:p>
-      <w:pPr>
-        <w:spacing w:line="336" w:lineRule="auto" w:after="180"/>
-      </w:pPr>
-      <w:r>
-        <w:rPr>
-          <w:b w:val="0"/>
-        </w:rPr>
-        <w:t>Do not reuse W4 as a new final test after receiving feedback.</w:t>
-      </w:r>
-    </w:p>
-    <w:p>
-      <w:pPr>
-        <w:pStyle w:val="Heading3"/>
-      </w:pPr>
-      <w:r>
-        <w:t>My reasoning and evidence</w:t>
-      </w:r>
-    </w:p>
-    <w:p>
-      <w:r>
-        <w:t>________________________________________________________________</w:t>
-      </w:r>
-    </w:p>
-    <w:p>
-      <w:r>
-        <w:t>________________________________________________________________</w:t>
-      </w:r>
-    </w:p>
-    <w:p>
-      <w:r>
-        <w:t>________________________________________________________________</w:t>
-      </w:r>
-    </w:p>
-    <w:p>
-      <w:r>
-        <w:t>________________________________________________________________</w:t>
-      </w:r>
-    </w:p>
-    <w:p>
-      <w:r>
-        <w:t>________________________________________________________________</w:t>
-      </w:r>
-    </w:p>
-    <w:p>
-      <w:r>
-        <w:t>________________________________________________________________</w:t>
-      </w:r>
-    </w:p>
-    <w:p>
-      <w:r>
-        <w:t>________________________________________________________________</w:t>
-      </w:r>
-    </w:p>
-    <w:p>
-      <w:pPr>
-        <w:pStyle w:val="Heading1"/>
-      </w:pPr>
-      <w:r>
-        <w:t>10. Project checkpoint and reflection</w:t>
-      </w:r>
-    </w:p>
-    <w:p>
-      <w:r>
-        <w:t>Connect Reproducible environment and records to Reproducible AI Research Study, identify a limit and choose the next useful test.</w:t>
-      </w:r>
-    </w:p>
-    <w:p>
-      <w:pPr>
-        <w:spacing w:line="336" w:lineRule="auto" w:after="180"/>
-      </w:pPr>
-      <w:r>
-        <w:rPr>
-          <w:b w:val="0"/>
-        </w:rPr>
-        <w:t xml:space="preserve">Add a labelled reproducible environment and records </w:t>
-      </w:r>
-      <w:r>
-        <w:rPr>
-          <w:b/>
-        </w:rPr>
-        <w:t>evidence</w:t>
-      </w:r>
-      <w:r>
-        <w:rPr>
-          <w:b w:val="0"/>
-        </w:rPr>
-        <w:t xml:space="preserve"> sheet to Reproducible AI Research Study. Show how you can explain the </w:t>
-      </w:r>
-      <w:r>
-        <w:rPr>
-          <w:b/>
-        </w:rPr>
-        <w:t>mechanism</w:t>
-      </w:r>
-      <w:r>
-        <w:rPr>
-          <w:b w:val="0"/>
-        </w:rPr>
-        <w:t xml:space="preserve"> and terminology of reproducible environment and records.</w:t>
-      </w:r>
-    </w:p>
-    <w:p>
-      <w:pPr>
-        <w:spacing w:line="336" w:lineRule="auto" w:after="180"/>
-      </w:pPr>
-      <w:r>
-        <w:rPr>
-          <w:b w:val="0"/>
-        </w:rPr>
-        <w:t xml:space="preserve">Use the supplied fictional case and keep its </w:t>
-      </w:r>
-      <w:r>
-        <w:rPr>
-          <w:b/>
-        </w:rPr>
-        <w:t>input</w:t>
-      </w:r>
-      <w:r>
-        <w:rPr>
-          <w:b w:val="0"/>
-        </w:rPr>
-        <w:t xml:space="preserve">s, intermediate steps, calculation or </w:t>
-      </w:r>
-      <w:r>
-        <w:rPr>
-          <w:b/>
-        </w:rPr>
-        <w:t>prediction</w:t>
-      </w:r>
-      <w:r>
-        <w:rPr>
-          <w:b w:val="0"/>
-        </w:rPr>
-        <w:t>, and limitation. Connect this record to last week’s record; a matching answer without a trace is insufficient.</w:t>
-      </w:r>
-    </w:p>
-    <w:p>
-      <w:pPr>
-        <w:pStyle w:val="Heading3"/>
-      </w:pPr>
-      <w:r>
-        <w:t>My project change, supporting evidence and remaining limit</w:t>
-      </w:r>
-    </w:p>
-    <w:p>
-      <w:r>
-        <w:t>________________________________________________________________</w:t>
-      </w:r>
-    </w:p>
-    <w:p>
-      <w:r>
-        <w:t>________________________________________________________________</w:t>
-      </w:r>
-    </w:p>
-    <w:p>
-      <w:r>
-        <w:t>________________________________________________________________</w:t>
-      </w:r>
-    </w:p>
-    <w:p>
-      <w:r>
-        <w:t>________________________________________________________________</w:t>
-      </w:r>
-    </w:p>
-    <w:p>
-      <w:r>
-        <w:t>________________________________________________________________</w:t>
-      </w:r>
-    </w:p>
-    <w:p>
-      <w:r>
-        <w:t>________________________________________________________________</w:t>
-      </w:r>
-    </w:p>
-    <w:p>
-      <w:pPr>
-        <w:pStyle w:val="Heading1"/>
-      </w:pPr>
-      <w:r>
-        <w:t>11. Feedback, return check and learning record</w:t>
-      </w:r>
-    </w:p>
-    <w:p>
-      <w:r>
-        <w:t>Record the first repaired step and a different case to revisit after a delay.</w:t>
+        <w:t>11. Feedback · Repair and return</w:t>
+      </w:r>
+    </w:p>
+    <w:p>
+      <w:r>
+        <w:t>Keep this task’s inputs,rule and response together.</w:t>
+      </w:r>
+    </w:p>
+    <w:p>
+      <w:pPr>
+        <w:pStyle w:val="Heading2"/>
+      </w:pPr>
+      <w:r>
+        <w:t>Complete task and evidence</w:t>
       </w:r>
     </w:p>
     <w:tbl>
@@ -1144,12 +1047,9 @@
     </w:tbl>
     <w:p>
       <w:pPr>
-        <w:spacing w:line="336" w:lineRule="auto" w:after="180"/>
-      </w:pPr>
-      <w:r>
-        <w:rPr>
-          <w:b w:val="0"/>
-        </w:rPr>
+        <w:pStyle w:val="ListBullet"/>
+      </w:pPr>
+      <w:r>
         <w:t>Revisit this idea with your teacher after a delay. Familiarity is different from explaining and using it on a changed case.</w:t>
       </w:r>
     </w:p>
@@ -1158,45 +1058,357 @@
         <w:pStyle w:val="Heading1"/>
       </w:pPr>
       <w:r>
-        <w:t>12. Pictorial case practice: Reproducible environment and records</w:t>
-      </w:r>
-    </w:p>
-    <w:p>
-      <w:r>
-        <w:t>A reproducible calculation record. A teammate must rerun a three-value mean without guessing the input or software version. Explain the labelled step before checking the changed condition.</w:t>
-      </w:r>
-    </w:p>
-    <w:p>
-      <w:pPr>
-        <w:spacing w:line="336" w:lineRule="auto" w:after="180"/>
-      </w:pPr>
-      <w:r>
-        <w:rPr>
-          <w:b w:val="0"/>
-        </w:rPr>
-        <w:t xml:space="preserve">A reproducible calculation record. A teammate must rerun a three-value mean without guessing the </w:t>
-      </w:r>
-      <w:r>
-        <w:rPr>
-          <w:b/>
-        </w:rPr>
-        <w:t>input</w:t>
-      </w:r>
-      <w:r>
-        <w:rPr>
-          <w:b w:val="0"/>
-        </w:rPr>
-        <w:t xml:space="preserve"> or software version.</w:t>
-      </w:r>
-    </w:p>
-    <w:p>
-      <w:pPr>
-        <w:spacing w:line="336" w:lineRule="auto" w:after="180"/>
-      </w:pPr>
-      <w:r>
-        <w:rPr>
-          <w:b w:val="0"/>
-        </w:rPr>
+        <w:t>Reference bank and extra practice</w:t>
+      </w:r>
+    </w:p>
+    <w:p>
+      <w:pPr>
+        <w:pStyle w:val="Heading1"/>
+      </w:pPr>
+      <w:r>
+        <w:t>02. Reference · Supported W2 record</w:t>
+      </w:r>
+    </w:p>
+    <w:p>
+      <w:r>
+        <w:t>Keep this task’s inputs,rule and response together.</w:t>
+      </w:r>
+    </w:p>
+    <w:p>
+      <w:pPr>
+        <w:pStyle w:val="Heading2"/>
+      </w:pPr>
+      <w:r>
+        <w:t>Complete task and evidence</w:t>
+      </w:r>
+    </w:p>
+    <w:p>
+      <w:pPr>
+        <w:pStyle w:val="ListBullet"/>
+      </w:pPr>
+      <w:r>
+        <w:t>Use W2: Trace the worked case for Reproducible environment and records. Record the answer once; the lesson and workbook refer to the same attempt.</w:t>
+      </w:r>
+    </w:p>
+    <w:tbl>
+      <w:tblPr>
+        <w:tblStyle w:val="LightShading-Accent1"/>
+        <w:tblW w:type="auto" w:w="0"/>
+        <w:tblLook w:firstColumn="1" w:firstRow="1" w:lastColumn="0" w:lastRow="0" w:noHBand="0" w:noVBand="1" w:val="04A0"/>
+      </w:tblPr>
+      <w:tblGrid>
+        <w:gridCol w:w="2556"/>
+        <w:gridCol w:w="2556"/>
+        <w:gridCol w:w="2556"/>
+        <w:gridCol w:w="2556"/>
+      </w:tblGrid>
+      <w:tr>
+        <w:trPr>
+          <w:tblHeader/>
+        </w:trPr>
+        <w:tc>
+          <w:tcPr>
+            <w:tcW w:type="dxa" w:w="2556"/>
+          </w:tcPr>
+          <w:p>
+            <w:r>
+              <w:t>Given inputs</w:t>
+            </w:r>
+          </w:p>
+        </w:tc>
+        <w:tc>
+          <w:tcPr>
+            <w:tcW w:type="dxa" w:w="2556"/>
+          </w:tcPr>
+          <w:p>
+            <w:r>
+              <w:t>Procedure I chose</w:t>
+            </w:r>
+          </w:p>
+        </w:tc>
+        <w:tc>
+          <w:tcPr>
+            <w:tcW w:type="dxa" w:w="2556"/>
+          </w:tcPr>
+          <w:p>
+            <w:r>
+              <w:t>Middle steps</w:t>
+            </w:r>
+          </w:p>
+        </w:tc>
+        <w:tc>
+          <w:tcPr>
+            <w:tcW w:type="dxa" w:w="2556"/>
+          </w:tcPr>
+          <w:p>
+            <w:r>
+              <w:t>Result and check</w:t>
+            </w:r>
+          </w:p>
+        </w:tc>
+      </w:tr>
+      <w:tr>
+        <w:tc>
+          <w:tcPr>
+            <w:tcW w:type="dxa" w:w="2556"/>
+          </w:tcPr>
+          <w:p>
+            <w:r/>
+          </w:p>
+        </w:tc>
+        <w:tc>
+          <w:tcPr>
+            <w:tcW w:type="dxa" w:w="2556"/>
+          </w:tcPr>
+          <w:p>
+            <w:r/>
+          </w:p>
+        </w:tc>
+        <w:tc>
+          <w:tcPr>
+            <w:tcW w:type="dxa" w:w="2556"/>
+          </w:tcPr>
+          <w:p>
+            <w:r/>
+          </w:p>
+        </w:tc>
+        <w:tc>
+          <w:tcPr>
+            <w:tcW w:type="dxa" w:w="2556"/>
+          </w:tcPr>
+          <w:p>
+            <w:r/>
+          </w:p>
+        </w:tc>
+      </w:tr>
+    </w:tbl>
+    <w:p>
+      <w:pPr>
+        <w:pStyle w:val="Heading3"/>
+      </w:pPr>
+      <w:r>
+        <w:t>The step I completed without help, and the hint I needed</w:t>
+      </w:r>
+    </w:p>
+    <w:p>
+      <w:r>
+        <w:t>________________________________________________________________</w:t>
+      </w:r>
+    </w:p>
+    <w:p>
+      <w:r>
+        <w:t>________________________________________________________________</w:t>
+      </w:r>
+    </w:p>
+    <w:p>
+      <w:r>
+        <w:t>________________________________________________________________</w:t>
+      </w:r>
+    </w:p>
+    <w:p>
+      <w:pPr>
+        <w:pStyle w:val="Heading1"/>
+      </w:pPr>
+      <w:r>
+        <w:t>03. Extra practice · Individual reasoning check</w:t>
+      </w:r>
+    </w:p>
+    <w:p>
+      <w:r>
+        <w:t>Keep this task’s inputs,rule and response together.</w:t>
+      </w:r>
+    </w:p>
+    <w:p>
+      <w:pPr>
+        <w:pStyle w:val="Heading2"/>
+      </w:pPr>
+      <w:r>
+        <w:t>Complete task and evidence</w:t>
+      </w:r>
+    </w:p>
+    <w:p>
+      <w:pPr>
+        <w:pStyle w:val="ListBullet"/>
+      </w:pPr>
+      <w:r>
+        <w:t>Use the worked case for Reproducible environment and records. Proposed explanation: “The worked result establishes every future case”. Decide whether this explanation is supported. Point to the step or supplied fact that decides; explain your repair if needed.</w:t>
+      </w:r>
+    </w:p>
+    <w:p>
+      <w:pPr>
+        <w:pStyle w:val="Heading3"/>
+      </w:pPr>
+      <w:r>
+        <w:t>My explanation before partner discussion</w:t>
+      </w:r>
+    </w:p>
+    <w:p>
+      <w:r>
+        <w:t>________________________________________________________________</w:t>
+      </w:r>
+    </w:p>
+    <w:p>
+      <w:r>
+        <w:t>________________________________________________________________</w:t>
+      </w:r>
+    </w:p>
+    <w:p>
+      <w:r>
+        <w:t>________________________________________________________________</w:t>
+      </w:r>
+    </w:p>
+    <w:p>
+      <w:r>
+        <w:t>________________________________________________________________</w:t>
+      </w:r>
+    </w:p>
+    <w:p>
+      <w:pPr>
+        <w:pStyle w:val="Heading1"/>
+      </w:pPr>
+      <w:r>
+        <w:t>08. Reference · Earlier W4 response copy</w:t>
+      </w:r>
+    </w:p>
+    <w:p>
+      <w:r>
+        <w:t>Keep this task’s inputs,rule and response together.</w:t>
+      </w:r>
+    </w:p>
+    <w:p>
+      <w:pPr>
+        <w:pStyle w:val="Heading2"/>
+      </w:pPr>
+      <w:r>
+        <w:t>Complete task and evidence</w:t>
+      </w:r>
+    </w:p>
+    <w:p>
+      <w:pPr>
+        <w:pStyle w:val="ListBullet"/>
+      </w:pPr>
+      <w:r>
+        <w:t>Partner changes preprocessing and data version while keeping old run ID. What must be preserved?</w:t>
+      </w:r>
+    </w:p>
+    <w:p>
+      <w:pPr>
+        <w:pStyle w:val="Heading3"/>
+      </w:pPr>
+      <w:r>
+        <w:t>My reasoning and evidence</w:t>
+      </w:r>
+    </w:p>
+    <w:p>
+      <w:r>
+        <w:t>________________________________________________________________</w:t>
+      </w:r>
+    </w:p>
+    <w:p>
+      <w:r>
+        <w:t>________________________________________________________________</w:t>
+      </w:r>
+    </w:p>
+    <w:p>
+      <w:r>
+        <w:t>________________________________________________________________</w:t>
+      </w:r>
+    </w:p>
+    <w:p>
+      <w:r>
+        <w:t>________________________________________________________________</w:t>
+      </w:r>
+    </w:p>
+    <w:p>
+      <w:r>
+        <w:t>________________________________________________________________</w:t>
+      </w:r>
+    </w:p>
+    <w:p>
+      <w:r>
+        <w:t>________________________________________________________________</w:t>
+      </w:r>
+    </w:p>
+    <w:p>
+      <w:r>
+        <w:t>________________________________________________________________</w:t>
+      </w:r>
+    </w:p>
+    <w:p>
+      <w:r>
+        <w:t>________________________________________________________________</w:t>
+      </w:r>
+    </w:p>
+    <w:p>
+      <w:pPr>
+        <w:pStyle w:val="Heading1"/>
+      </w:pPr>
+      <w:r>
+        <w:t>12. Extra practice · Pictured case</w:t>
+      </w:r>
+    </w:p>
+    <w:p>
+      <w:r>
+        <w:t>Keep this task’s inputs,rule and response together.</w:t>
+      </w:r>
+    </w:p>
+    <w:p>
+      <w:pPr>
+        <w:pStyle w:val="Heading2"/>
+      </w:pPr>
+      <w:r>
+        <w:t>Complete task and evidence</w:t>
+      </w:r>
+    </w:p>
+    <w:p>
+      <w:r>
+        <w:drawing>
+          <wp:inline xmlns:a="http://schemas.openxmlformats.org/drawingml/2006/main" xmlns:pic="http://schemas.openxmlformats.org/drawingml/2006/picture">
+            <wp:extent cx="5486400" cy="3029913"/>
+            <wp:docPr id="1" name="Picture 1" descr="Original mean record has values two, four, six, sum twelve, count three and output four. Changed input two, four, nine has sum fifteen, count three and output five. Retain input bytes/hash, script/version, runtime, metric, raw output and separate run identities for both."/>
+            <wp:cNvGraphicFramePr>
+              <a:graphicFrameLocks noChangeAspect="1"/>
+            </wp:cNvGraphicFramePr>
+            <a:graphic>
+              <a:graphicData uri="http://schemas.openxmlformats.org/drawingml/2006/picture">
+                <pic:pic>
+                  <pic:nvPicPr>
+                    <pic:cNvPr id="0" name="ai-7-24-run-records.png"/>
+                    <pic:cNvPicPr/>
+                  </pic:nvPicPr>
+                  <pic:blipFill>
+                    <a:blip r:embed="rId9"/>
+                    <a:stretch>
+                      <a:fillRect/>
+                    </a:stretch>
+                  </pic:blipFill>
+                  <pic:spPr>
+                    <a:xfrm>
+                      <a:off x="0" y="0"/>
+                      <a:ext cx="5486400" cy="3029913"/>
+                    </a:xfrm>
+                    <a:prstGeom prst="rect"/>
+                  </pic:spPr>
+                </pic:pic>
+              </a:graphicData>
+            </a:graphic>
+          </wp:inline>
+        </w:drawing>
+      </w:r>
+    </w:p>
+    <w:p>
+      <w:pPr>
+        <w:pStyle w:val="ListBullet"/>
+      </w:pPr>
+      <w:r>
+        <w:t>A reproducible calculation record. A teammate must rerun a three-value mean without guessing the input or software version.</w:t>
+      </w:r>
+    </w:p>
+    <w:p>
+      <w:pPr>
+        <w:pStyle w:val="ListBullet"/>
+      </w:pPr>
+      <w:r>
         <w:t>Data file contains 2,4,6. Recorded script sums values and divides by count; environment and file hash are saved.</w:t>
       </w:r>
     </w:p>
@@ -1205,7 +1417,7 @@
         <w:drawing>
           <wp:inline xmlns:a="http://schemas.openxmlformats.org/drawingml/2006/main" xmlns:pic="http://schemas.openxmlformats.org/drawingml/2006/picture">
             <wp:extent cx="5486400" cy="3077029"/>
-            <wp:docPr id="1" name="Picture 1" descr="Recorded mean calculation"/>
+            <wp:docPr id="2" name="Picture 2" descr="Recorded mean calculation"/>
             <wp:cNvGraphicFramePr>
               <a:graphicFrameLocks noChangeAspect="1"/>
             </wp:cNvGraphicFramePr>
@@ -1217,7 +1429,7 @@
                     <pic:cNvPicPr/>
                   </pic:nvPicPr>
                   <pic:blipFill>
-                    <a:blip r:embed="rId9"/>
+                    <a:blip r:embed="rId10"/>
                     <a:stretch>
                       <a:fillRect/>
                     </a:stretch>
@@ -1241,7 +1453,7 @@
         <w:drawing>
           <wp:inline xmlns:a="http://schemas.openxmlformats.org/drawingml/2006/main" xmlns:pic="http://schemas.openxmlformats.org/drawingml/2006/picture">
             <wp:extent cx="5486400" cy="5225143"/>
-            <wp:docPr id="2" name="Picture 2" descr="Reproducible environment and records. Identify exact input: Use the three recorded values, not a similarly named edited file.. Trace calculation: Sum is 12; count is 3; mean is 4.. Save provenance: Retain script version, environment description and data hash with the output."/>
+            <wp:docPr id="3" name="Picture 3" descr="Reproducible environment and records. Identify exact input: Use the three recorded values, not a similarly named edited file.. Trace calculation: Sum is 12; count is 3; mean is 4.. Save provenance: Retain script version, environment description and data hash with the output."/>
             <wp:cNvGraphicFramePr>
               <a:graphicFrameLocks noChangeAspect="1"/>
             </wp:cNvGraphicFramePr>
@@ -1253,7 +1465,7 @@
                     <pic:cNvPicPr/>
                   </pic:nvPicPr>
                   <pic:blipFill>
-                    <a:blip r:embed="rId10"/>
+                    <a:blip r:embed="rId11"/>
                     <a:stretch>
                       <a:fillRect/>
                     </a:stretch>
@@ -1274,26 +1486,10 @@
     </w:p>
     <w:p>
       <w:pPr>
-        <w:spacing w:line="336" w:lineRule="auto" w:after="180"/>
-        <w:shd w:fill="F5F1FB"/>
-      </w:pPr>
-      <w:r>
-        <w:rPr>
-          <w:b w:val="0"/>
-        </w:rPr>
-        <w:t xml:space="preserve">Trace the recorded mean for 2,4,6 and its changed result for 2,4,9. Which artefacts must accompany the </w:t>
-      </w:r>
-      <w:r>
-        <w:rPr>
-          <w:b/>
-        </w:rPr>
-        <w:t>output</w:t>
-      </w:r>
-      <w:r>
-        <w:rPr>
-          <w:b w:val="0"/>
-        </w:rPr>
-        <w:t xml:space="preserve"> so another team can identify the exact run?</w:t>
+        <w:pStyle w:val="ListBullet"/>
+      </w:pPr>
+      <w:r>
+        <w:t>Trace the recorded mean for 2,4,6 and its changed result for 2,4,9. Which artefacts must accompany the output so another team can identify the exact run?</w:t>
       </w:r>
     </w:p>
     <w:p>
@@ -1336,56 +1532,18 @@
     </w:p>
     <w:p>
       <w:pPr>
-        <w:pStyle w:val="Heading3"/>
-      </w:pPr>
-      <w:r>
-        <w:t>Record the help used</w:t>
-      </w:r>
-    </w:p>
-    <w:p>
-      <w:pPr>
-        <w:spacing w:line="336" w:lineRule="auto" w:after="180"/>
-        <w:shd w:fill="F1F6F8"/>
-      </w:pPr>
-      <w:r>
-        <w:rPr>
-          <w:b w:val="0"/>
-        </w:rPr>
-        <w:t xml:space="preserve">Support used: alone / hint / worked example. This record is practice </w:t>
-      </w:r>
-      <w:r>
-        <w:rPr>
-          <w:b/>
-        </w:rPr>
-        <w:t>evidence</w:t>
-      </w:r>
-      <w:r>
-        <w:rPr>
-          <w:b w:val="0"/>
-        </w:rPr>
-        <w:t>.</w:t>
-      </w:r>
-    </w:p>
-    <w:p>
-      <w:pPr>
-        <w:spacing w:line="336" w:lineRule="auto" w:after="180"/>
-      </w:pPr>
-      <w:r>
-        <w:rPr>
-          <w:b w:val="0"/>
-        </w:rPr>
-        <w:t>Project connection: For the Reproducible AI Research Study, retain an annotated worked trace and the changed-case reasoning.</w:t>
-      </w:r>
-    </w:p>
-    <w:p>
-      <w:pPr>
-        <w:spacing w:line="336" w:lineRule="auto" w:after="180"/>
-      </w:pPr>
-      <w:r>
-        <w:rPr>
-          <w:b w:val="0"/>
-        </w:rPr>
-        <w:t>Connect the claim to its records, units and assumptions so another investigator can challenge or reproduce it.</w:t>
+        <w:pStyle w:val="ListBullet"/>
+      </w:pPr>
+      <w:r>
+        <w:t>Support used: alone / hint / worked example. This record is practice evidence.</w:t>
+      </w:r>
+    </w:p>
+    <w:p>
+      <w:pPr>
+        <w:pStyle w:val="ListBullet"/>
+      </w:pPr>
+      <w:r>
+        <w:t>Project connection: For the Reproducible AI Research Study, retain an annotated worked trace and the changed-case reasoning. Connect the claim to its records, units and assumptions so another investigator can challenge or reproduce it.</w:t>
       </w:r>
     </w:p>
     <w:p>
@@ -1393,44 +1551,43 @@
         <w:pStyle w:val="Heading1"/>
       </w:pPr>
       <w:r>
-        <w:t>13. Project portfolio milestone</w:t>
-      </w:r>
-    </w:p>
-    <w:p>
-      <w:r>
-        <w:t>Keep this week’s input, deciding step, result and limit together in the Reproducible AI Research Study record.</w:t>
-      </w:r>
-    </w:p>
-    <w:p>
-      <w:pPr>
-        <w:spacing w:line="336" w:lineRule="auto" w:after="180"/>
-      </w:pPr>
-      <w:r>
-        <w:rPr>
-          <w:b w:val="0"/>
-        </w:rPr>
+        <w:t>13. Reference · Project milestone</w:t>
+      </w:r>
+    </w:p>
+    <w:p>
+      <w:r>
+        <w:t>Keep this task’s inputs,rule and response together.</w:t>
+      </w:r>
+    </w:p>
+    <w:p>
+      <w:pPr>
+        <w:pStyle w:val="Heading2"/>
+      </w:pPr>
+      <w:r>
+        <w:t>Complete task and evidence</w:t>
+      </w:r>
+    </w:p>
+    <w:p>
+      <w:pPr>
+        <w:pStyle w:val="ListBullet"/>
+      </w:pPr>
+      <w:r>
         <w:t>Project: Reproducible AI Research Study</w:t>
       </w:r>
     </w:p>
     <w:p>
       <w:pPr>
-        <w:spacing w:line="336" w:lineRule="auto" w:after="180"/>
-      </w:pPr>
-      <w:r>
-        <w:rPr>
-          <w:b w:val="0"/>
-        </w:rPr>
+        <w:pStyle w:val="ListBullet"/>
+      </w:pPr>
+      <w:r>
         <w:t>Current milestone: Evaluate and revise. Compare with your starting method, explain errors and record a justified revision.</w:t>
       </w:r>
     </w:p>
     <w:p>
       <w:pPr>
-        <w:spacing w:line="336" w:lineRule="auto" w:after="180"/>
-      </w:pPr>
-      <w:r>
-        <w:rPr>
-          <w:b w:val="0"/>
-        </w:rPr>
+        <w:pStyle w:val="ListBullet"/>
+      </w:pPr>
+      <w:r>
         <w:t>For the Reproducible AI Research Study, retain an annotated worked trace and the changed-case reasoning. Connect the claim to its records, units and assumptions so another investigator can challenge or reproduce it.</w:t>
       </w:r>
     </w:p>
@@ -1588,12 +1745,468 @@
         <w:pStyle w:val="Heading1"/>
       </w:pPr>
       <w:r>
-        <w:t>14. Supported practice and learning evidence</w:t>
-      </w:r>
-    </w:p>
-    <w:p>
-      <w:r>
-        <w:t>Try the supported questions before comparing with hints and feedback. Record what you repaired and the evidence you retained.</w:t>
+        <w:t>14. Extra practice · Predict,check and repair</w:t>
+      </w:r>
+    </w:p>
+    <w:p>
+      <w:r>
+        <w:t>Keep supported feedback separate from the independent case.</w:t>
+      </w:r>
+    </w:p>
+    <w:p>
+      <w:pPr>
+        <w:pStyle w:val="Heading2"/>
+      </w:pPr>
+      <w:r>
+        <w:t>First supported question and optional hint</w:t>
+      </w:r>
+    </w:p>
+    <w:p>
+      <w:pPr>
+        <w:pStyle w:val="ListBullet"/>
+      </w:pPr>
+      <w:r>
+        <w:t>A reproducible calculation record. A teammate must rerun a three-value mean without guessing the input or software version.</w:t>
+      </w:r>
+    </w:p>
+    <w:p>
+      <w:pPr>
+        <w:pStyle w:val="Heading3"/>
+      </w:pPr>
+      <w:r>
+        <w:t>Practice 1: explain the deciding evidence</w:t>
+      </w:r>
+    </w:p>
+    <w:p>
+      <w:pPr>
+        <w:pStyle w:val="ListBullet"/>
+      </w:pPr>
+      <w:r>
+        <w:t>Which labelled step matches this detail? Retain script version, environment description and data hash with the output.</w:t>
+      </w:r>
+    </w:p>
+    <w:p>
+      <w:pPr>
+        <w:pStyle w:val="ListBullet"/>
+      </w:pPr>
+      <w:r>
+        <w:t>1. Trace calculation</w:t>
+      </w:r>
+    </w:p>
+    <w:p>
+      <w:pPr>
+        <w:pStyle w:val="ListBullet"/>
+      </w:pPr>
+      <w:r>
+        <w:t>2. Identify exact input</w:t>
+      </w:r>
+    </w:p>
+    <w:p>
+      <w:pPr>
+        <w:pStyle w:val="ListBullet"/>
+      </w:pPr>
+      <w:r>
+        <w:t>3. Save provenance</w:t>
+      </w:r>
+    </w:p>
+    <w:p>
+      <w:pPr>
+        <w:pStyle w:val="Heading3"/>
+      </w:pPr>
+      <w:r>
+        <w:t>My selected conclusion, deciding fact and explanation</w:t>
+      </w:r>
+    </w:p>
+    <w:p>
+      <w:r>
+        <w:t>________________________________________________________________</w:t>
+      </w:r>
+    </w:p>
+    <w:p>
+      <w:r>
+        <w:t>________________________________________________________________</w:t>
+      </w:r>
+    </w:p>
+    <w:p>
+      <w:r>
+        <w:t>________________________________________________________________</w:t>
+      </w:r>
+    </w:p>
+    <w:p>
+      <w:r>
+        <w:t>________________________________________________________________</w:t>
+      </w:r>
+    </w:p>
+    <w:p>
+      <w:r>
+        <w:t>________________________________________________________________</w:t>
+      </w:r>
+    </w:p>
+    <w:p>
+      <w:pPr>
+        <w:pStyle w:val="ListBullet"/>
+      </w:pPr>
+      <w:r>
+        <w:t>Hint if needed: Read the steps in the pictorial case. Match the supplied detail to the stage that performs or records it.</w:t>
+      </w:r>
+    </w:p>
+    <w:p>
+      <w:pPr>
+        <w:pStyle w:val="Heading2"/>
+      </w:pPr>
+      <w:r>
+        <w:t>Check after the first attempt · reference / check after trying</w:t>
+      </w:r>
+    </w:p>
+    <w:p>
+      <w:pPr>
+        <w:spacing w:line="336" w:lineRule="auto" w:after="180"/>
+      </w:pPr>
+      <w:r>
+        <w:rPr>
+          <w:b w:val="0"/>
+        </w:rPr>
+        <w:t xml:space="preserve">After your attempt, compare with the supported explanation: Save provenance Retain script version, environment description and data hash with the </w:t>
+      </w:r>
+      <w:r>
+        <w:rPr>
+          <w:b/>
+        </w:rPr>
+        <w:t>output</w:t>
+      </w:r>
+      <w:r>
+        <w:rPr>
+          <w:b w:val="0"/>
+        </w:rPr>
+        <w:t>.</w:t>
+      </w:r>
+    </w:p>
+    <w:p>
+      <w:pPr>
+        <w:spacing w:line="336" w:lineRule="auto" w:after="180"/>
+      </w:pPr>
+      <w:r>
+        <w:rPr>
+          <w:b w:val="0"/>
+        </w:rPr>
+        <w:t>Reproducibility needs the materials and decisions that produced a result. A screenshot of 4 does not specify which data or calculation generated it.</w:t>
+      </w:r>
+    </w:p>
+    <w:p>
+      <w:pPr>
+        <w:pStyle w:val="Heading2"/>
+      </w:pPr>
+      <w:r>
+        <w:t>Changed-case question and optional hint</w:t>
+      </w:r>
+    </w:p>
+    <w:p>
+      <w:pPr>
+        <w:pStyle w:val="Heading3"/>
+      </w:pPr>
+      <w:r>
+        <w:t>Practice 2: explain the deciding evidence</w:t>
+      </w:r>
+    </w:p>
+    <w:p>
+      <w:pPr>
+        <w:pStyle w:val="ListBullet"/>
+      </w:pPr>
+      <w:r>
+        <w:t>Changed-case practice: The data file changes to 2,4,9. Which conclusion is supported by the supplied facts?</w:t>
+      </w:r>
+    </w:p>
+    <w:p>
+      <w:pPr>
+        <w:pStyle w:val="ListBullet"/>
+      </w:pPr>
+      <w:r>
+        <w:t>1. The mean becomes 15/3=5, and the saved input hash must change.</w:t>
+      </w:r>
+    </w:p>
+    <w:p>
+      <w:pPr>
+        <w:pStyle w:val="ListBullet"/>
+      </w:pPr>
+      <w:r>
+        <w:t>2. We can decide the result without examining the changed input or the procedure.</w:t>
+      </w:r>
+    </w:p>
+    <w:p>
+      <w:pPr>
+        <w:pStyle w:val="ListBullet"/>
+      </w:pPr>
+      <w:r>
+        <w:t>3. This one example guarantees correct results for every future input.</w:t>
+      </w:r>
+    </w:p>
+    <w:p>
+      <w:pPr>
+        <w:pStyle w:val="Heading3"/>
+      </w:pPr>
+      <w:r>
+        <w:t>My selected conclusion, deciding fact and explanation</w:t>
+      </w:r>
+    </w:p>
+    <w:p>
+      <w:r>
+        <w:t>________________________________________________________________</w:t>
+      </w:r>
+    </w:p>
+    <w:p>
+      <w:r>
+        <w:t>________________________________________________________________</w:t>
+      </w:r>
+    </w:p>
+    <w:p>
+      <w:r>
+        <w:t>________________________________________________________________</w:t>
+      </w:r>
+    </w:p>
+    <w:p>
+      <w:r>
+        <w:t>________________________________________________________________</w:t>
+      </w:r>
+    </w:p>
+    <w:p>
+      <w:r>
+        <w:t>________________________________________________________________</w:t>
+      </w:r>
+    </w:p>
+    <w:p>
+      <w:pPr>
+        <w:pStyle w:val="ListBullet"/>
+      </w:pPr>
+      <w:r>
+        <w:t>Hint if needed: Use the changed condition and the deciding step in the pictorial trace. The answer must say what follows from those facts.</w:t>
+      </w:r>
+    </w:p>
+    <w:p>
+      <w:pPr>
+        <w:pStyle w:val="Heading2"/>
+      </w:pPr>
+      <w:r>
+        <w:t>Check after the changed attempt · reference / check after trying</w:t>
+      </w:r>
+    </w:p>
+    <w:p>
+      <w:pPr>
+        <w:spacing w:line="336" w:lineRule="auto" w:after="180"/>
+      </w:pPr>
+      <w:r>
+        <w:rPr>
+          <w:b w:val="0"/>
+        </w:rPr>
+        <w:t xml:space="preserve">After your attempt, compare with the supported explanation: The mean becomes 15/3=5, and the saved </w:t>
+      </w:r>
+      <w:r>
+        <w:rPr>
+          <w:b/>
+        </w:rPr>
+        <w:t>input</w:t>
+      </w:r>
+      <w:r>
+        <w:rPr>
+          <w:b w:val="0"/>
+        </w:rPr>
+        <w:t xml:space="preserve"> hash must change. The calculation is the same but its </w:t>
+      </w:r>
+      <w:r>
+        <w:rPr>
+          <w:b/>
+        </w:rPr>
+        <w:t>input</w:t>
+      </w:r>
+      <w:r>
+        <w:rPr>
+          <w:b w:val="0"/>
+        </w:rPr>
+        <w:t xml:space="preserve"> records differ.</w:t>
+      </w:r>
+    </w:p>
+    <w:p>
+      <w:pPr>
+        <w:pStyle w:val="Heading2"/>
+      </w:pPr>
+      <w:r>
+        <w:t>Repair and retain the record</w:t>
+      </w:r>
+    </w:p>
+    <w:p>
+      <w:pPr>
+        <w:spacing w:line="336" w:lineRule="auto" w:after="180"/>
+      </w:pPr>
+      <w:r>
+        <w:rPr>
+          <w:b w:val="0"/>
+        </w:rPr>
+        <w:t xml:space="preserve">Review Power and resource tradeoffs (ai-7/23). Goal: Explain the </w:t>
+      </w:r>
+      <w:r>
+        <w:rPr>
+          <w:b/>
+        </w:rPr>
+        <w:t>mechanism</w:t>
+      </w:r>
+      <w:r>
+        <w:rPr>
+          <w:b w:val="0"/>
+        </w:rPr>
+        <w:t xml:space="preserve"> and terminology of power and resource tradeoffs. Short practice: Calculate both simulated detection fractions and resource costs.</w:t>
+      </w:r>
+    </w:p>
+    <w:p>
+      <w:pPr>
+        <w:spacing w:line="336" w:lineRule="auto" w:after="180"/>
+      </w:pPr>
+      <w:r>
+        <w:rPr>
+          <w:b w:val="0"/>
+        </w:rPr>
+        <w:t>What additional detection is observed for the extra forty units, and does that establish power for an actual classroom study?. Return to this week and explain what you changed.</w:t>
+      </w:r>
+    </w:p>
+    <w:p>
+      <w:pPr>
+        <w:spacing w:line="336" w:lineRule="auto" w:after="180"/>
+      </w:pPr>
+      <w:r>
+        <w:rPr>
+          <w:b w:val="0"/>
+        </w:rPr>
+        <w:t xml:space="preserve">Review Predefining an analysis plan (ai-7/21). Goal: Explain the </w:t>
+      </w:r>
+      <w:r>
+        <w:rPr>
+          <w:b/>
+        </w:rPr>
+        <w:t>mechanism</w:t>
+      </w:r>
+      <w:r>
+        <w:rPr>
+          <w:b w:val="0"/>
+        </w:rPr>
+        <w:t xml:space="preserve"> and terminology of predefining an analysis plan. Short practice: Apply the recorded exclusion rule.</w:t>
+      </w:r>
+    </w:p>
+    <w:p>
+      <w:pPr>
+        <w:spacing w:line="336" w:lineRule="auto" w:after="180"/>
+      </w:pPr>
+      <w:r>
+        <w:rPr>
+          <w:b w:val="0"/>
+        </w:rPr>
+        <w:t>Can two readable model failures be removed, and how must a necessary later plan change be disclosed?. Return to this week and explain what you changed.</w:t>
+      </w:r>
+    </w:p>
+    <w:p>
+      <w:pPr>
+        <w:spacing w:line="336" w:lineRule="auto" w:after="180"/>
+      </w:pPr>
+      <w:r>
+        <w:rPr>
+          <w:b w:val="0"/>
+        </w:rPr>
+        <w:t xml:space="preserve">Review Dataset and benchmark limitations (ai-7/18). Goal: Explain the </w:t>
+      </w:r>
+      <w:r>
+        <w:rPr>
+          <w:b/>
+        </w:rPr>
+        <w:t>mechanism</w:t>
+      </w:r>
+      <w:r>
+        <w:rPr>
+          <w:b w:val="0"/>
+        </w:rPr>
+        <w:t xml:space="preserve"> and terminology of dataset and benchmark limitations. Short practice: Report the indoor benchmark with its denominator and missing condition.</w:t>
+      </w:r>
+    </w:p>
+    <w:p>
+      <w:pPr>
+        <w:spacing w:line="336" w:lineRule="auto" w:after="180"/>
+      </w:pPr>
+      <w:r>
+        <w:rPr>
+          <w:b w:val="0"/>
+        </w:rPr>
+        <w:t>After two correct outdoor cases out of four are added, what slice rate is supported and what remains uncertain?. Return to this week and explain what you changed.</w:t>
+      </w:r>
+    </w:p>
+    <w:p>
+      <w:pPr>
+        <w:spacing w:line="336" w:lineRule="auto" w:after="180"/>
+      </w:pPr>
+      <w:r>
+        <w:rPr>
+          <w:b w:val="0"/>
+        </w:rPr>
+        <w:t xml:space="preserve">Use Download completed work in the hosted lesson to export your answers, reflections, practice feedback and code-run </w:t>
+      </w:r>
+      <w:r>
+        <w:rPr>
+          <w:b/>
+        </w:rPr>
+        <w:t>evidence</w:t>
+      </w:r>
+      <w:r>
+        <w:rPr>
+          <w:b w:val="0"/>
+        </w:rPr>
+        <w:t>. Open the HTML copy to read or print it.</w:t>
+      </w:r>
+    </w:p>
+    <w:p>
+      <w:pPr>
+        <w:spacing w:line="336" w:lineRule="auto" w:after="180"/>
+      </w:pPr>
+      <w:r>
+        <w:rPr>
+          <w:b w:val="0"/>
+        </w:rPr>
+        <w:t>Drafts stay in this browser when storage is available; clear drafts on a shared device.</w:t>
+      </w:r>
+    </w:p>
+    <w:p>
+      <w:pPr>
+        <w:pStyle w:val="Heading3"/>
+      </w:pPr>
+      <w:r>
+        <w:t>What I repaired, the evidence I kept and the next test</w:t>
+      </w:r>
+    </w:p>
+    <w:p>
+      <w:r>
+        <w:t>________________________________________________________________</w:t>
+      </w:r>
+    </w:p>
+    <w:p>
+      <w:r>
+        <w:t>________________________________________________________________</w:t>
+      </w:r>
+    </w:p>
+    <w:p>
+      <w:r>
+        <w:t>________________________________________________________________</w:t>
+      </w:r>
+    </w:p>
+    <w:p>
+      <w:r>
+        <w:t>________________________________________________________________</w:t>
+      </w:r>
+    </w:p>
+    <w:p>
+      <w:r>
+        <w:t>________________________________________________________________</w:t>
+      </w:r>
+    </w:p>
+    <w:p>
+      <w:pPr>
+        <w:pStyle w:val="Heading2"/>
+      </w:pPr>
+      <w:r>
+        <w:t>Earlier wording, alternatives and picture transcripts · reference / check after trying</w:t>
       </w:r>
     </w:p>
     <w:p>
@@ -1609,98 +2222,10 @@
     </w:p>
     <w:p>
       <w:pPr>
-        <w:spacing w:line="336" w:lineRule="auto" w:after="180"/>
-      </w:pPr>
-      <w:r>
-        <w:rPr>
-          <w:b w:val="0"/>
-        </w:rPr>
-        <w:t xml:space="preserve">A reproducible calculation record. A teammate must rerun a three-value mean without guessing the </w:t>
-      </w:r>
-      <w:r>
-        <w:rPr>
-          <w:b/>
-        </w:rPr>
-        <w:t>input</w:t>
-      </w:r>
-      <w:r>
-        <w:rPr>
-          <w:b w:val="0"/>
-        </w:rPr>
-        <w:t xml:space="preserve"> or software version.</w:t>
-      </w:r>
-    </w:p>
-    <w:p>
-      <w:pPr>
         <w:pStyle w:val="Heading3"/>
       </w:pPr>
       <w:r>
-        <w:t>Practice 1: explain the deciding evidence</w:t>
-      </w:r>
-    </w:p>
-    <w:p>
-      <w:pPr>
-        <w:spacing w:line="336" w:lineRule="auto" w:after="180"/>
-      </w:pPr>
-      <w:r>
-        <w:rPr>
-          <w:b w:val="0"/>
-        </w:rPr>
-        <w:t xml:space="preserve">Which labelled step matches this detail? Retain script version, environment description and data hash with the </w:t>
-      </w:r>
-      <w:r>
-        <w:rPr>
-          <w:b/>
-        </w:rPr>
-        <w:t>output</w:t>
-      </w:r>
-      <w:r>
-        <w:rPr>
-          <w:b w:val="0"/>
-        </w:rPr>
-        <w:t>.</w:t>
-      </w:r>
-    </w:p>
-    <w:p>
-      <w:pPr>
-        <w:spacing w:line="336" w:lineRule="auto" w:after="180"/>
-        <w:shd w:fill="F4F9FC"/>
-      </w:pPr>
-      <w:r>
-        <w:rPr>
-          <w:b w:val="0"/>
-        </w:rPr>
-        <w:t>1. Trace calculation</w:t>
-      </w:r>
-    </w:p>
-    <w:p>
-      <w:pPr>
-        <w:spacing w:line="336" w:lineRule="auto" w:after="180"/>
-        <w:shd w:fill="F4F9FC"/>
-      </w:pPr>
-      <w:r>
-        <w:rPr>
-          <w:b w:val="0"/>
-        </w:rPr>
-        <w:t xml:space="preserve">2. Identify exact </w:t>
-      </w:r>
-      <w:r>
-        <w:rPr>
-          <w:b/>
-        </w:rPr>
-        <w:t>input</w:t>
-      </w:r>
-    </w:p>
-    <w:p>
-      <w:pPr>
-        <w:spacing w:line="336" w:lineRule="auto" w:after="180"/>
-        <w:shd w:fill="F4F9FC"/>
-      </w:pPr>
-      <w:r>
-        <w:rPr>
-          <w:b w:val="0"/>
-        </w:rPr>
-        <w:t>3. Save provenance</w:t>
+        <w:t>Repair a missing building block</w:t>
       </w:r>
     </w:p>
     <w:p>
@@ -1708,496 +2233,25 @@
         <w:pStyle w:val="Heading3"/>
       </w:pPr>
       <w:r>
-        <w:t>My selected conclusion, deciding fact and explanation</w:t>
-      </w:r>
-    </w:p>
-    <w:p>
-      <w:r>
-        <w:t>________________________________________________________________</w:t>
-      </w:r>
-    </w:p>
-    <w:p>
-      <w:r>
-        <w:t>________________________________________________________________</w:t>
-      </w:r>
-    </w:p>
-    <w:p>
-      <w:r>
-        <w:t>________________________________________________________________</w:t>
-      </w:r>
-    </w:p>
-    <w:p>
-      <w:r>
-        <w:t>________________________________________________________________</w:t>
-      </w:r>
-    </w:p>
-    <w:p>
-      <w:r>
-        <w:t>________________________________________________________________</w:t>
-      </w:r>
-    </w:p>
-    <w:p>
-      <w:pPr>
-        <w:pStyle w:val="Heading3"/>
-      </w:pPr>
-      <w:r>
-        <w:t>Hint · try first</w:t>
-      </w:r>
-    </w:p>
-    <w:p>
-      <w:pPr>
-        <w:spacing w:line="336" w:lineRule="auto" w:after="180"/>
-        <w:shd w:fill="F1F6F8"/>
-      </w:pPr>
-      <w:r>
-        <w:rPr>
-          <w:b w:val="0"/>
-        </w:rPr>
-        <w:t>Hint if needed: Read the steps in the pictorial case. Match the supplied detail to the stage that performs or records it.</w:t>
-      </w:r>
-    </w:p>
-    <w:p>
-      <w:pPr>
-        <w:pStyle w:val="Heading3"/>
-      </w:pPr>
-      <w:r>
-        <w:t>Feedback · compare after trying</w:t>
-      </w:r>
-    </w:p>
-    <w:p>
-      <w:pPr>
-        <w:spacing w:line="336" w:lineRule="auto" w:after="180"/>
-        <w:shd w:fill="F1F6FC"/>
-      </w:pPr>
-      <w:r>
-        <w:rPr>
-          <w:b w:val="0"/>
-        </w:rPr>
-        <w:t xml:space="preserve">After your attempt, compare with the supported explanation: Save provenance Retain script version, environment description and data hash with the </w:t>
-      </w:r>
-      <w:r>
-        <w:rPr>
-          <w:b/>
-        </w:rPr>
-        <w:t>output</w:t>
-      </w:r>
-      <w:r>
-        <w:rPr>
-          <w:b w:val="0"/>
-        </w:rPr>
-        <w:t>.</w:t>
-      </w:r>
-    </w:p>
-    <w:p>
-      <w:pPr>
-        <w:spacing w:line="336" w:lineRule="auto" w:after="180"/>
-        <w:shd w:fill="F1F6FC"/>
-      </w:pPr>
-      <w:r>
-        <w:rPr>
-          <w:b w:val="0"/>
-        </w:rPr>
-        <w:t>Reproducibility needs the materials and decisions that produced a result. A screenshot of 4 does not specify which data or calculation generated it.</w:t>
-      </w:r>
-    </w:p>
-    <w:p>
-      <w:pPr>
-        <w:pStyle w:val="Heading3"/>
-      </w:pPr>
-      <w:r>
-        <w:t>Practice 2: explain the deciding evidence</w:t>
-      </w:r>
-    </w:p>
-    <w:p>
-      <w:pPr>
-        <w:pStyle w:val="Heading3"/>
-      </w:pPr>
-      <w:r>
-        <w:t>Changed case · predict first</w:t>
-      </w:r>
-    </w:p>
-    <w:p>
-      <w:pPr>
-        <w:spacing w:line="336" w:lineRule="auto" w:after="180"/>
-        <w:shd w:fill="F5F1FB"/>
-      </w:pPr>
-      <w:r>
-        <w:rPr>
-          <w:b w:val="0"/>
-        </w:rPr>
-        <w:t>Changed-case practice: The data file changes to 2,4,9. Which conclusion is supported by the supplied facts?</w:t>
-      </w:r>
-    </w:p>
-    <w:p>
-      <w:pPr>
-        <w:spacing w:line="336" w:lineRule="auto" w:after="180"/>
-        <w:shd w:fill="F4F9FC"/>
-      </w:pPr>
-      <w:r>
-        <w:rPr>
-          <w:b w:val="0"/>
-        </w:rPr>
-        <w:t xml:space="preserve">1. The mean becomes 15/3=5, and the saved </w:t>
-      </w:r>
-      <w:r>
-        <w:rPr>
-          <w:b/>
-        </w:rPr>
-        <w:t>input</w:t>
-      </w:r>
-      <w:r>
-        <w:rPr>
-          <w:b w:val="0"/>
-        </w:rPr>
-        <w:t xml:space="preserve"> hash must change.</w:t>
-      </w:r>
-    </w:p>
-    <w:p>
-      <w:pPr>
-        <w:spacing w:line="336" w:lineRule="auto" w:after="180"/>
-        <w:shd w:fill="F4F9FC"/>
-      </w:pPr>
-      <w:r>
-        <w:rPr>
-          <w:b w:val="0"/>
-        </w:rPr>
-        <w:t xml:space="preserve">2. We can decide the result without examining the changed </w:t>
-      </w:r>
-      <w:r>
-        <w:rPr>
-          <w:b/>
-        </w:rPr>
-        <w:t>input</w:t>
-      </w:r>
-      <w:r>
-        <w:rPr>
-          <w:b w:val="0"/>
-        </w:rPr>
-        <w:t xml:space="preserve"> or the procedure.</w:t>
-      </w:r>
-    </w:p>
-    <w:p>
-      <w:pPr>
-        <w:spacing w:line="336" w:lineRule="auto" w:after="180"/>
-        <w:shd w:fill="F4F9FC"/>
-      </w:pPr>
-      <w:r>
-        <w:rPr>
-          <w:b w:val="0"/>
-        </w:rPr>
-        <w:t xml:space="preserve">3. This one example guarantees correct results for every future </w:t>
-      </w:r>
-      <w:r>
-        <w:rPr>
-          <w:b/>
-        </w:rPr>
-        <w:t>input</w:t>
-      </w:r>
-      <w:r>
-        <w:rPr>
-          <w:b w:val="0"/>
-        </w:rPr>
-        <w:t>.</w:t>
-      </w:r>
-    </w:p>
-    <w:p>
-      <w:pPr>
-        <w:pStyle w:val="Heading3"/>
-      </w:pPr>
-      <w:r>
-        <w:t>My selected conclusion, deciding fact and explanation</w:t>
-      </w:r>
-    </w:p>
-    <w:p>
-      <w:r>
-        <w:t>________________________________________________________________</w:t>
-      </w:r>
-    </w:p>
-    <w:p>
-      <w:r>
-        <w:t>________________________________________________________________</w:t>
-      </w:r>
-    </w:p>
-    <w:p>
-      <w:r>
-        <w:t>________________________________________________________________</w:t>
-      </w:r>
-    </w:p>
-    <w:p>
-      <w:r>
-        <w:t>________________________________________________________________</w:t>
-      </w:r>
-    </w:p>
-    <w:p>
-      <w:r>
-        <w:t>________________________________________________________________</w:t>
-      </w:r>
-    </w:p>
-    <w:p>
-      <w:pPr>
-        <w:pStyle w:val="Heading3"/>
-      </w:pPr>
-      <w:r>
-        <w:t>Hint · try first</w:t>
-      </w:r>
-    </w:p>
-    <w:p>
-      <w:pPr>
-        <w:spacing w:line="336" w:lineRule="auto" w:after="180"/>
-        <w:shd w:fill="F1F6F8"/>
-      </w:pPr>
-      <w:r>
-        <w:rPr>
-          <w:b w:val="0"/>
-        </w:rPr>
-        <w:t>Hint if needed: Use the changed condition and the deciding step in the pictorial trace. The answer must say what follows from those facts.</w:t>
-      </w:r>
-    </w:p>
-    <w:p>
-      <w:pPr>
-        <w:pStyle w:val="Heading3"/>
-      </w:pPr>
-      <w:r>
-        <w:t>Feedback · compare after trying</w:t>
-      </w:r>
-    </w:p>
-    <w:p>
-      <w:pPr>
-        <w:spacing w:line="336" w:lineRule="auto" w:after="180"/>
-        <w:shd w:fill="F1F6FC"/>
-      </w:pPr>
-      <w:r>
-        <w:rPr>
-          <w:b w:val="0"/>
-        </w:rPr>
-        <w:t xml:space="preserve">After your attempt, compare with the supported explanation: The mean becomes 15/3=5, and the saved </w:t>
-      </w:r>
-      <w:r>
-        <w:rPr>
-          <w:b/>
-        </w:rPr>
-        <w:t>input</w:t>
-      </w:r>
-      <w:r>
-        <w:rPr>
-          <w:b w:val="0"/>
-        </w:rPr>
-        <w:t xml:space="preserve"> hash must change. The calculation is the same but its </w:t>
-      </w:r>
-      <w:r>
-        <w:rPr>
-          <w:b/>
-        </w:rPr>
-        <w:t>input</w:t>
-      </w:r>
-      <w:r>
-        <w:rPr>
-          <w:b w:val="0"/>
-        </w:rPr>
-        <w:t xml:space="preserve"> records differ.</w:t>
-      </w:r>
-    </w:p>
-    <w:p>
-      <w:pPr>
-        <w:pStyle w:val="Heading3"/>
-      </w:pPr>
-      <w:r>
-        <w:t>Repair a missing building block</w:t>
-      </w:r>
-    </w:p>
-    <w:p>
-      <w:pPr>
-        <w:spacing w:line="336" w:lineRule="auto" w:after="180"/>
-      </w:pPr>
-      <w:r>
-        <w:rPr>
-          <w:b w:val="0"/>
-        </w:rPr>
-        <w:t xml:space="preserve">Review Power and resource tradeoffs (ai-7/23). Goal: Explain the </w:t>
-      </w:r>
-      <w:r>
-        <w:rPr>
-          <w:b/>
-        </w:rPr>
-        <w:t>mechanism</w:t>
-      </w:r>
-      <w:r>
-        <w:rPr>
-          <w:b w:val="0"/>
-        </w:rPr>
-        <w:t xml:space="preserve"> and terminology of power and resource tradeoffs. Short practice: Calculate both simulated detection fractions and resource costs.</w:t>
-      </w:r>
-    </w:p>
-    <w:p>
-      <w:pPr>
-        <w:spacing w:line="336" w:lineRule="auto" w:after="180"/>
-      </w:pPr>
-      <w:r>
-        <w:rPr>
-          <w:b w:val="0"/>
-        </w:rPr>
-        <w:t>What additional detection is observed for the extra forty units, and does that establish power for an actual classroom study?. Return to this week and explain what you changed.</w:t>
-      </w:r>
-    </w:p>
-    <w:p>
-      <w:pPr>
-        <w:spacing w:line="336" w:lineRule="auto" w:after="180"/>
-      </w:pPr>
-      <w:r>
-        <w:rPr>
-          <w:b w:val="0"/>
-        </w:rPr>
-        <w:t xml:space="preserve">Review Predefining an analysis plan (ai-7/21). Goal: Explain the </w:t>
-      </w:r>
-      <w:r>
-        <w:rPr>
-          <w:b/>
-        </w:rPr>
-        <w:t>mechanism</w:t>
-      </w:r>
-      <w:r>
-        <w:rPr>
-          <w:b w:val="0"/>
-        </w:rPr>
-        <w:t xml:space="preserve"> and terminology of predefining an analysis plan. Short practice: Apply the recorded exclusion rule.</w:t>
-      </w:r>
-    </w:p>
-    <w:p>
-      <w:pPr>
-        <w:spacing w:line="336" w:lineRule="auto" w:after="180"/>
-      </w:pPr>
-      <w:r>
-        <w:rPr>
-          <w:b w:val="0"/>
-        </w:rPr>
-        <w:t>Can two readable model failures be removed, and how must a necessary later plan change be disclosed?. Return to this week and explain what you changed.</w:t>
-      </w:r>
-    </w:p>
-    <w:p>
-      <w:pPr>
-        <w:spacing w:line="336" w:lineRule="auto" w:after="180"/>
-      </w:pPr>
-      <w:r>
-        <w:rPr>
-          <w:b w:val="0"/>
-        </w:rPr>
-        <w:t xml:space="preserve">Review Dataset and benchmark limitations (ai-7/18). Goal: Explain the </w:t>
-      </w:r>
-      <w:r>
-        <w:rPr>
-          <w:b/>
-        </w:rPr>
-        <w:t>mechanism</w:t>
-      </w:r>
-      <w:r>
-        <w:rPr>
-          <w:b w:val="0"/>
-        </w:rPr>
-        <w:t xml:space="preserve"> and terminology of dataset and benchmark limitations. Short practice: Report the indoor benchmark with its denominator and missing condition.</w:t>
-      </w:r>
-    </w:p>
-    <w:p>
-      <w:pPr>
-        <w:spacing w:line="336" w:lineRule="auto" w:after="180"/>
-      </w:pPr>
-      <w:r>
-        <w:rPr>
-          <w:b w:val="0"/>
-        </w:rPr>
-        <w:t>After two correct outdoor cases out of four are added, what slice rate is supported and what remains uncertain?. Return to this week and explain what you changed.</w:t>
-      </w:r>
-    </w:p>
-    <w:p>
-      <w:pPr>
-        <w:pStyle w:val="Heading3"/>
-      </w:pPr>
-      <w:r>
         <w:t>Keep your completed work</w:t>
       </w:r>
     </w:p>
     <w:p>
       <w:pPr>
-        <w:spacing w:line="336" w:lineRule="auto" w:after="180"/>
-      </w:pPr>
-      <w:r>
-        <w:rPr>
-          <w:b w:val="0"/>
-        </w:rPr>
-        <w:t xml:space="preserve">Use Download completed work in the hosted lesson to export your answers, reflections, practice feedback and code-run </w:t>
-      </w:r>
-      <w:r>
-        <w:rPr>
-          <w:b/>
-        </w:rPr>
-        <w:t>evidence</w:t>
-      </w:r>
-      <w:r>
-        <w:rPr>
-          <w:b w:val="0"/>
-        </w:rPr>
-        <w:t>. Open the HTML copy to read or print it.</w:t>
-      </w:r>
-    </w:p>
-    <w:p>
-      <w:pPr>
-        <w:spacing w:line="336" w:lineRule="auto" w:after="180"/>
-      </w:pPr>
-      <w:r>
-        <w:rPr>
-          <w:b w:val="0"/>
-        </w:rPr>
-        <w:t>Drafts stay in this browser when storage is available; clear drafts on a shared device.</w:t>
-      </w:r>
-    </w:p>
-    <w:p>
-      <w:pPr>
-        <w:pStyle w:val="Heading3"/>
-      </w:pPr>
-      <w:r>
-        <w:t>What I repaired, the evidence I kept and the next test</w:t>
-      </w:r>
-    </w:p>
-    <w:p>
-      <w:r>
-        <w:t>________________________________________________________________</w:t>
-      </w:r>
-    </w:p>
-    <w:p>
-      <w:r>
-        <w:t>________________________________________________________________</w:t>
-      </w:r>
-    </w:p>
-    <w:p>
-      <w:r>
-        <w:t>________________________________________________________________</w:t>
-      </w:r>
-    </w:p>
-    <w:p>
-      <w:r>
-        <w:t>________________________________________________________________</w:t>
-      </w:r>
-    </w:p>
-    <w:p>
-      <w:r>
-        <w:t>________________________________________________________________</w:t>
-      </w:r>
-    </w:p>
-    <w:p>
-      <w:pPr>
         <w:pStyle w:val="Heading1"/>
       </w:pPr>
       <w:r>
-        <w:t>15. Visual concept journey</w:t>
-      </w:r>
-    </w:p>
-    <w:p>
-      <w:r>
-        <w:t>Explain each Reproducible environment and records picture from its labels, then record a relevant limit.</w:t>
-      </w:r>
-    </w:p>
-    <w:p>
-      <w:pPr>
-        <w:pStyle w:val="Heading3"/>
+        <w:t>15. Reference · Six-picture response sheets</w:t>
+      </w:r>
+    </w:p>
+    <w:p>
+      <w:r>
+        <w:t>Choose the picture that helps explain the current step.</w:t>
+      </w:r>
+    </w:p>
+    <w:p>
+      <w:pPr>
+        <w:pStyle w:val="Heading2"/>
       </w:pPr>
       <w:r>
         <w:t>01. Reproducible environment and records: the case</w:t>
@@ -2208,7 +2262,7 @@
         <w:drawing>
           <wp:inline xmlns:a="http://schemas.openxmlformats.org/drawingml/2006/main" xmlns:pic="http://schemas.openxmlformats.org/drawingml/2006/picture">
             <wp:extent cx="5486400" cy="2834640"/>
-            <wp:docPr id="3" name="Picture 3" descr="A reproducible calculation record. A teammate must rerun a three-value mean without guessing the input or software version. Supplied facts: Data file contains 2,4,6. Recorded script sums values and divides by count; environment and file hash are saved."/>
+            <wp:docPr id="4" name="Picture 4" descr="A reproducible calculation record. A teammate must rerun a three-value mean without guessing the input or software version. Supplied facts: Data file contains 2,4,6. Recorded script sums values and divides by count; environment and file hash are saved."/>
             <wp:cNvGraphicFramePr>
               <a:graphicFrameLocks noChangeAspect="1"/>
             </wp:cNvGraphicFramePr>
@@ -2220,7 +2274,7 @@
                     <pic:cNvPicPr/>
                   </pic:nvPicPr>
                   <pic:blipFill>
-                    <a:blip r:embed="rId11"/>
+                    <a:blip r:embed="rId12"/>
                     <a:stretch>
                       <a:fillRect/>
                     </a:stretch>
@@ -2276,7 +2330,6 @@
     <w:p>
       <w:pPr>
         <w:spacing w:line="336" w:lineRule="auto" w:after="180"/>
-        <w:shd w:fill="F5F1FB"/>
       </w:pPr>
       <w:r>
         <w:rPr>
@@ -2315,7 +2368,7 @@
     </w:p>
     <w:p>
       <w:pPr>
-        <w:pStyle w:val="Heading3"/>
+        <w:pStyle w:val="Heading2"/>
       </w:pPr>
       <w:r>
         <w:t>02. Follow the deciding steps</w:t>
@@ -2326,7 +2379,7 @@
         <w:drawing>
           <wp:inline xmlns:a="http://schemas.openxmlformats.org/drawingml/2006/main" xmlns:pic="http://schemas.openxmlformats.org/drawingml/2006/picture">
             <wp:extent cx="5486400" cy="3182112"/>
-            <wp:docPr id="4" name="Picture 4" descr="Identify exact input: Use the three recorded values, not a similarly named edited file. → Trace calculation: Sum is 12; count is 3; mean is 4. → Save provenance: Retain script version, environment description and data hash with the output."/>
+            <wp:docPr id="5" name="Picture 5" descr="Identify exact input: Use the three recorded values, not a similarly named edited file. → Trace calculation: Sum is 12; count is 3; mean is 4. → Save provenance: Retain script version, environment description and data hash with the output."/>
             <wp:cNvGraphicFramePr>
               <a:graphicFrameLocks noChangeAspect="1"/>
             </wp:cNvGraphicFramePr>
@@ -2338,7 +2391,7 @@
                     <pic:cNvPicPr/>
                   </pic:nvPicPr>
                   <pic:blipFill>
-                    <a:blip r:embed="rId12"/>
+                    <a:blip r:embed="rId13"/>
                     <a:stretch>
                       <a:fillRect/>
                     </a:stretch>
@@ -2395,7 +2448,6 @@
     <w:p>
       <w:pPr>
         <w:spacing w:line="336" w:lineRule="auto" w:after="180"/>
-        <w:shd w:fill="F5F1FB"/>
       </w:pPr>
       <w:r>
         <w:rPr>
@@ -2446,7 +2498,7 @@
     </w:p>
     <w:p>
       <w:pPr>
-        <w:pStyle w:val="Heading3"/>
+        <w:pStyle w:val="Heading2"/>
       </w:pPr>
       <w:r>
         <w:t>03. Recorded mean calculation</w:t>
@@ -2457,7 +2509,7 @@
         <w:drawing>
           <wp:inline xmlns:a="http://schemas.openxmlformats.org/drawingml/2006/main" xmlns:pic="http://schemas.openxmlformats.org/drawingml/2006/picture">
             <wp:extent cx="5486400" cy="3096768"/>
-            <wp:docPr id="5" name="Picture 5" descr="Recorded mean calculation. Original data: Value 1 = 2, Value 2 = 4, Value 3 = 6, Mean = 4. Changed data: Value 1 = 2, Value 2 = 4, Value 3 = 9, Mean = 5."/>
+            <wp:docPr id="6" name="Picture 6" descr="Recorded mean calculation. Original data: Value 1 = 2, Value 2 = 4, Value 3 = 6, Mean = 4. Changed data: Value 1 = 2, Value 2 = 4, Value 3 = 9, Mean = 5."/>
             <wp:cNvGraphicFramePr>
               <a:graphicFrameLocks noChangeAspect="1"/>
             </wp:cNvGraphicFramePr>
@@ -2469,7 +2521,7 @@
                     <pic:cNvPicPr/>
                   </pic:nvPicPr>
                   <pic:blipFill>
-                    <a:blip r:embed="rId13"/>
+                    <a:blip r:embed="rId14"/>
                     <a:stretch>
                       <a:fillRect/>
                     </a:stretch>
@@ -2502,7 +2554,6 @@
     <w:p>
       <w:pPr>
         <w:spacing w:line="336" w:lineRule="auto" w:after="180"/>
-        <w:shd w:fill="F5F1FB"/>
       </w:pPr>
       <w:r>
         <w:rPr>
@@ -2541,7 +2592,7 @@
     </w:p>
     <w:p>
       <w:pPr>
-        <w:pStyle w:val="Heading3"/>
+        <w:pStyle w:val="Heading2"/>
       </w:pPr>
       <w:r>
         <w:t>04. Change one thing. Trace what follows.</w:t>
@@ -2552,7 +2603,7 @@
         <w:drawing>
           <wp:inline xmlns:a="http://schemas.openxmlformats.org/drawingml/2006/main" xmlns:pic="http://schemas.openxmlformats.org/drawingml/2006/picture">
             <wp:extent cx="5486400" cy="3026664"/>
-            <wp:docPr id="6" name="Picture 6" descr="Original case: Retain script version, environment description and data hash with the output. Changed condition: The data file changes to 2,4,9. Expected result: The mean becomes 15/3=5, and the saved input hash must change. Reason: The calculation is the same but its input records differ."/>
+            <wp:docPr id="7" name="Picture 7" descr="Original case: Retain script version, environment description and data hash with the output. Changed condition: The data file changes to 2,4,9. Expected result: The mean becomes 15/3=5, and the saved input hash must change. Reason: The calculation is the same but its input records differ."/>
             <wp:cNvGraphicFramePr>
               <a:graphicFrameLocks noChangeAspect="1"/>
             </wp:cNvGraphicFramePr>
@@ -2564,7 +2615,7 @@
                     <pic:cNvPicPr/>
                   </pic:nvPicPr>
                   <pic:blipFill>
-                    <a:blip r:embed="rId14"/>
+                    <a:blip r:embed="rId15"/>
                     <a:stretch>
                       <a:fillRect/>
                     </a:stretch>
@@ -2644,7 +2695,6 @@
     <w:p>
       <w:pPr>
         <w:spacing w:line="336" w:lineRule="auto" w:after="180"/>
-        <w:shd w:fill="F5F1FB"/>
       </w:pPr>
       <w:r>
         <w:rPr>
@@ -2683,7 +2733,7 @@
     </w:p>
     <w:p>
       <w:pPr>
-        <w:pStyle w:val="Heading3"/>
+        <w:pStyle w:val="Heading2"/>
       </w:pPr>
       <w:r>
         <w:t>05. Connect the explanation to its limit</w:t>
@@ -2694,7 +2744,7 @@
         <w:drawing>
           <wp:inline xmlns:a="http://schemas.openxmlformats.org/drawingml/2006/main" xmlns:pic="http://schemas.openxmlformats.org/drawingml/2006/picture">
             <wp:extent cx="5486400" cy="2834640"/>
-            <wp:docPr id="7" name="Picture 7" descr="Reproducibility needs the materials and decisions that produced a result. A screenshot of 4 does not specify which data or calculation generated it. Limit: Environment records support rerunning; they do not certify correct sampling, labels or scientific interpretation."/>
+            <wp:docPr id="8" name="Picture 8" descr="Reproducibility needs the materials and decisions that produced a result. A screenshot of 4 does not specify which data or calculation generated it. Limit: Environment records support rerunning; they do not certify correct sampling, labels or scientific interpretation."/>
             <wp:cNvGraphicFramePr>
               <a:graphicFrameLocks noChangeAspect="1"/>
             </wp:cNvGraphicFramePr>
@@ -2706,7 +2756,7 @@
                     <pic:cNvPicPr/>
                   </pic:nvPicPr>
                   <pic:blipFill>
-                    <a:blip r:embed="rId15"/>
+                    <a:blip r:embed="rId16"/>
                     <a:stretch>
                       <a:fillRect/>
                     </a:stretch>
@@ -2750,7 +2800,6 @@
     <w:p>
       <w:pPr>
         <w:spacing w:line="336" w:lineRule="auto" w:after="180"/>
-        <w:shd w:fill="F5F1FB"/>
       </w:pPr>
       <w:r>
         <w:rPr>
@@ -2789,7 +2838,7 @@
     </w:p>
     <w:p>
       <w:pPr>
-        <w:pStyle w:val="Heading3"/>
+        <w:pStyle w:val="Heading2"/>
       </w:pPr>
       <w:r>
         <w:t>06. Make the idea visible in your project</w:t>
@@ -2800,7 +2849,7 @@
         <w:drawing>
           <wp:inline xmlns:a="http://schemas.openxmlformats.org/drawingml/2006/main" xmlns:pic="http://schemas.openxmlformats.org/drawingml/2006/picture">
             <wp:extent cx="5486400" cy="3681984"/>
-            <wp:docPr id="8" name="Picture 8" descr="For the Reproducible AI Research Study, retain an annotated worked trace and the changed-case reasoning. Connect the claim to its records, units and assumptions so another investigator can challenge or reproduce it. Draw your input, deciding step, result and limit. Supported question: Trace the recorded mean for 2,4,6 and its changed result for 2,4,9. Which artefacts must accompany the output so another team can identify the exact run?"/>
+            <wp:docPr id="9" name="Picture 9" descr="For the Reproducible AI Research Study, retain an annotated worked trace and the changed-case reasoning. Connect the claim to its records, units and assumptions so another investigator can challenge or reproduce it. Draw your input, deciding step, result and limit. Supported question: Trace the recorded mean for 2,4,6 and its changed result for 2,4,9. Which artefacts must accompany the output so another team can identify the exact run?"/>
             <wp:cNvGraphicFramePr>
               <a:graphicFrameLocks noChangeAspect="1"/>
             </wp:cNvGraphicFramePr>
@@ -2812,7 +2861,7 @@
                     <pic:cNvPicPr/>
                   </pic:nvPicPr>
                   <pic:blipFill>
-                    <a:blip r:embed="rId16"/>
+                    <a:blip r:embed="rId17"/>
                     <a:stretch>
                       <a:fillRect/>
                     </a:stretch>
@@ -2880,7 +2929,6 @@
     <w:p>
       <w:pPr>
         <w:spacing w:line="336" w:lineRule="auto" w:after="180"/>
-        <w:shd w:fill="F5F1FB"/>
       </w:pPr>
       <w:r>
         <w:rPr>
@@ -2927,6 +2975,62 @@
     <w:p>
       <w:r>
         <w:t>________________________________________________________________</w:t>
+      </w:r>
+    </w:p>
+    <w:p>
+      <w:pPr>
+        <w:pStyle w:val="Heading2"/>
+      </w:pPr>
+      <w:r>
+        <w:t>Earlier wording, alternatives and picture transcripts · reference / check after trying</w:t>
+      </w:r>
+    </w:p>
+    <w:p>
+      <w:pPr>
+        <w:pStyle w:val="Heading3"/>
+      </w:pPr>
+      <w:r>
+        <w:t>01. Reproducible environment and records: the case</w:t>
+      </w:r>
+    </w:p>
+    <w:p>
+      <w:pPr>
+        <w:pStyle w:val="Heading3"/>
+      </w:pPr>
+      <w:r>
+        <w:t>02. Follow the deciding steps</w:t>
+      </w:r>
+    </w:p>
+    <w:p>
+      <w:pPr>
+        <w:pStyle w:val="Heading3"/>
+      </w:pPr>
+      <w:r>
+        <w:t>03. Recorded mean calculation</w:t>
+      </w:r>
+    </w:p>
+    <w:p>
+      <w:pPr>
+        <w:pStyle w:val="Heading3"/>
+      </w:pPr>
+      <w:r>
+        <w:t>04. Change one thing. Trace what follows.</w:t>
+      </w:r>
+    </w:p>
+    <w:p>
+      <w:pPr>
+        <w:pStyle w:val="Heading3"/>
+      </w:pPr>
+      <w:r>
+        <w:t>05. Connect the explanation to its limit</w:t>
+      </w:r>
+    </w:p>
+    <w:p>
+      <w:pPr>
+        <w:pStyle w:val="Heading3"/>
+      </w:pPr>
+      <w:r>
+        <w:t>06. Make the idea visible in your project</w:t>
       </w:r>
     </w:p>
     <w:sectPr>
